--- a/deliverables/COI_野城.docx
+++ b/deliverables/COI_野城.docx
@@ -1,8 +1,8 @@
 
 <file path=word/document.xml><?xml version="1.0" encoding="utf-8"?>
-<w:document xmlns:wpc="http://schemas.microsoft.com/office/word/2010/wordprocessingCanvas" xmlns:cx="http://schemas.microsoft.com/office/drawing/2014/chartex" xmlns:cx1="http://schemas.microsoft.com/office/drawing/2015/9/8/chartex" xmlns:cx2="http://schemas.microsoft.com/office/drawing/2015/10/21/chartex" xmlns:cx3="http://schemas.microsoft.com/office/drawing/2016/5/9/chartex" xmlns:cx4="http://schemas.microsoft.com/office/drawing/2016/5/10/chartex" xmlns:cx5="http://schemas.microsoft.com/office/drawing/2016/5/11/chartex" xmlns:cx6="http://schemas.microsoft.com/office/drawing/2016/5/12/chartex" xmlns:cx7="http://schemas.microsoft.com/office/drawing/2016/5/13/chartex" xmlns:cx8="http://schemas.microsoft.com/office/drawing/2016/5/14/chartex" xmlns:mc="http://schemas.openxmlformats.org/markup-compatibility/2006" xmlns:aink="http://schemas.microsoft.com/office/drawing/2016/ink" xmlns:am3d="http://schemas.microsoft.com/office/drawing/2017/model3d" xmlns:o="urn:schemas-microsoft-com:office:office" xmlns:oel="http://schemas.microsoft.com/office/2019/extlst" xmlns:r="http://schemas.openxmlformats.org/officeDocument/2006/relationships" xmlns:m="http://schemas.openxmlformats.org/officeDocument/2006/math" xmlns:v="urn:schemas-microsoft-com:vml" xmlns:wp14="http://schemas.microsoft.com/office/word/2010/wordprocessingDrawing" xmlns:wp="http://schemas.openxmlformats.org/drawingml/2006/wordprocessingDrawing" xmlns:w10="urn:schemas-microsoft-com:office:word" xmlns:w="http://schemas.openxmlformats.org/wordprocessingml/2006/main" xmlns:w14="http://schemas.microsoft.com/office/word/2010/wordml" xmlns:w15="http://schemas.microsoft.com/office/word/2012/wordml" xmlns:w16cex="http://schemas.microsoft.com/office/word/2018/wordml/cex" xmlns:w16cid="http://schemas.microsoft.com/office/word/2016/wordml/cid" xmlns:w16="http://schemas.microsoft.com/office/word/2018/wordml" xmlns:w16du="http://schemas.microsoft.com/office/word/2023/wordml/word16du" xmlns:w16sdtdh="http://schemas.microsoft.com/office/word/2020/wordml/sdtdatahash" xmlns:w16sdtfl="http://schemas.microsoft.com/office/word/2024/wordml/sdtformatlock" xmlns:w16se="http://schemas.microsoft.com/office/word/2015/wordml/symex" xmlns:wpg="http://schemas.microsoft.com/office/word/2010/wordprocessingGroup" xmlns:wpi="http://schemas.microsoft.com/office/word/2010/wordprocessingInk" xmlns:wne="http://schemas.microsoft.com/office/word/2006/wordml" xmlns:wps="http://schemas.microsoft.com/office/word/2010/wordprocessingShape" mc:Ignorable="w14 w15 w16se w16cid w16 w16cex w16sdtdh w16sdtfl w16du wp14">
+<w:document xmlns:ns1="http://schemas.openxmlformats.org/markup-compatibility/2006" xmlns:ns2="http://schemas.microsoft.com/office/word/2010/wordml" xmlns:w="http://schemas.openxmlformats.org/wordprocessingml/2006/main" ns1:Ignorable="w14 w15 w16se w16cid w16 w16cex w16sdtdh w16sdtfl w16du wp14">
   <w:body>
-    <w:p>
+    <w:p ns2:paraId="5346D540" ns2:textId="1AE38DDC">
       <w:pPr>
         <w:ind w:right="-1440"/>
         <w:rPr>
@@ -76,7 +76,7 @@
         <w:t>様式</w:t>
       </w:r>
     </w:p>
-    <w:p>
+    <w:p ns2:paraId="5F6FD8C2" ns2:textId="09A8AC17">
       <w:pPr>
         <w:ind w:right="-1440"/>
         <w:jc w:val="center"/>
@@ -89,7 +89,7 @@
         </w:rPr>
       </w:pPr>
     </w:p>
-    <w:p>
+    <w:p ns2:paraId="7D280D50" ns2:textId="780A386E">
       <w:pPr>
         <w:ind w:left="-900" w:right="-1440"/>
         <w:rPr>
@@ -100,7 +100,7 @@
         </w:rPr>
       </w:pPr>
     </w:p>
-    <w:p>
+    <w:p ns2:paraId="627C933D" ns2:textId="52F2D00D">
       <w:pPr>
         <w:ind w:left="-900" w:right="-1440"/>
         <w:rPr>
@@ -138,7 +138,7 @@
           <w:szCs w:val="22"/>
           <w:lang w:eastAsia="ja-JP"/>
         </w:rPr>
-        <w:t>2026</w:t>
+        <w:t>2026年3月1日</w:t>
       </w:r>
       <w:r>
         <w:rPr>
@@ -148,7 +148,7 @@
           <w:szCs w:val="22"/>
           <w:lang w:eastAsia="ja"/>
         </w:rPr>
-        <w:t>年</w:t>
+        <w:t/>
       </w:r>
       <w:r>
         <w:rPr>
@@ -158,7 +158,7 @@
           <w:szCs w:val="22"/>
           <w:lang w:eastAsia="ja-JP"/>
         </w:rPr>
-        <w:t>1</w:t>
+        <w:t/>
       </w:r>
       <w:r>
         <w:rPr>
@@ -168,7 +168,7 @@
           <w:szCs w:val="22"/>
           <w:lang w:eastAsia="ja"/>
         </w:rPr>
-        <w:t>月</w:t>
+        <w:t/>
       </w:r>
       <w:r>
         <w:rPr>
@@ -178,7 +178,7 @@
           <w:szCs w:val="22"/>
           <w:lang w:eastAsia="ja-JP"/>
         </w:rPr>
-        <w:t>29</w:t>
+        <w:t/>
       </w:r>
       <w:r>
         <w:rPr>
@@ -188,10 +188,10 @@
           <w:szCs w:val="22"/>
           <w:lang w:eastAsia="ja"/>
         </w:rPr>
-        <w:t>日</w:t>
+        <w:t/>
       </w:r>
     </w:p>
-    <w:p>
+    <w:p ns2:paraId="420DB650" ns2:textId="3E000F22">
       <w:pPr>
         <w:ind w:left="-900" w:right="-1440"/>
         <w:rPr>
@@ -261,7 +261,7 @@
         <w:t>野城聡志</w:t>
       </w:r>
     </w:p>
-    <w:p>
+    <w:p ns2:paraId="16C4A7E3" ns2:textId="2C45E9B4">
       <w:pPr>
         <w:ind w:left="-900" w:right="-1440"/>
         <w:rPr>
@@ -291,19 +291,19 @@
         <w:t>:</w:t>
       </w:r>
       <w:r>
-        <w:t xml:space="preserve"> </w:t>
-      </w:r>
-      <w:r>
-        <w:rPr>
-          <w:b/>
-          <w:sz w:val="22"/>
-          <w:szCs w:val="22"/>
-          <w:lang w:eastAsia="ja"/>
-        </w:rPr>
-        <w:t>Association Between Bathroom Heating Dryer Installation Rate and Bathtub Drowning and Submersion in Cold Prefectures: An Ecological Panel Analysis</w:t>
+        <w:t xml:space="preserve">青森県五所川原市における浴室暖房の実態調査（仮題）</w:t>
+      </w:r>
+      <w:r>
+        <w:rPr>
+          <w:b/>
+          <w:sz w:val="22"/>
+          <w:szCs w:val="22"/>
+          <w:lang w:eastAsia="ja"/>
+        </w:rPr>
+        <w:t/>
       </w:r>
     </w:p>
-    <w:p>
+    <w:p ns2:paraId="49D94839" ns2:textId="39A2EBC4">
       <w:pPr>
         <w:ind w:left="-900" w:right="-1440"/>
         <w:rPr>
@@ -361,7 +361,7 @@
         <w:t>):_</w:t>
       </w:r>
     </w:p>
-    <w:p>
+    <w:p ns2:paraId="55844D06" ns2:textId="77777777">
       <w:pPr>
         <w:ind w:right="-1440"/>
         <w:rPr>
@@ -373,7 +373,7 @@
         </w:rPr>
       </w:pPr>
     </w:p>
-    <w:p>
+    <w:p ns2:paraId="4BE0CFA6" ns2:textId="5A279657">
       <w:pPr>
         <w:ind w:left="-900" w:right="-1440" w:firstLineChars="100" w:firstLine="221"/>
         <w:rPr>
@@ -715,7 +715,7 @@
         <w:t xml:space="preserve">。 </w:t>
       </w:r>
     </w:p>
-    <w:p>
+    <w:p ns2:paraId="10A0C41E" ns2:textId="08F8B68C">
       <w:pPr>
         <w:ind w:left="-900" w:right="-1440"/>
         <w:rPr>
@@ -807,7 +807,7 @@
         <w:t xml:space="preserve"> </w:t>
       </w:r>
     </w:p>
-    <w:p>
+    <w:p ns2:paraId="1709009E" ns2:textId="09582DF5">
       <w:pPr>
         <w:ind w:left="-900" w:right="-1440" w:firstLineChars="100" w:firstLine="221"/>
         <w:rPr>
@@ -1289,7 +1289,7 @@
         <w:t xml:space="preserve">。  </w:t>
       </w:r>
     </w:p>
-    <w:p>
+    <w:p ns2:paraId="55875893" ns2:textId="77777777">
       <w:pPr>
         <w:ind w:left="-900" w:right="-1440" w:firstLineChars="100" w:firstLine="221"/>
         <w:rPr>
@@ -1920,7 +1920,7 @@
         <w:t>研究</w:t>
       </w:r>
     </w:p>
-    <w:p>
+    <w:p ns2:paraId="059D279A" ns2:textId="22D80D6A">
       <w:pPr>
         <w:ind w:left="-900" w:right="-1440"/>
         <w:rPr>
@@ -2183,7 +2183,7 @@
         <w:t>。</w:t>
       </w:r>
     </w:p>
-    <w:p>
+    <w:p ns2:paraId="43DA1AF7" ns2:textId="304F9D89">
       <w:pPr>
         <w:ind w:left="-900" w:right="-1440" w:firstLineChars="100" w:firstLine="221"/>
         <w:rPr>
@@ -2513,7 +2513,7 @@
         <w:t xml:space="preserve">  </w:t>
       </w:r>
     </w:p>
-    <w:p>
+    <w:p ns2:paraId="563CECD9" ns2:textId="77777777">
       <w:pPr>
         <w:ind w:left="-900" w:right="-1440" w:firstLineChars="100" w:firstLine="221"/>
         <w:rPr>
@@ -2525,7 +2525,7 @@
         </w:rPr>
       </w:pPr>
     </w:p>
-    <w:p>
+    <w:p ns2:paraId="3FA0D679" ns2:textId="77777777">
       <w:pPr>
         <w:ind w:right="-1440"/>
         <w:rPr>
@@ -2551,7 +2551,7 @@
         <w:gridCol w:w="2442"/>
         <w:gridCol w:w="6237"/>
       </w:tblGrid>
-      <w:tr>
+      <w:tr ns2:paraId="7F496043" ns2:textId="77777777">
         <w:trPr>
           <w:trHeight w:val="1151"/>
         </w:trPr>
@@ -2560,7 +2560,7 @@
             <w:tcW w:w="564" w:type="dxa"/>
             <w:shd w:val="clear" w:color="auto" w:fill="EEECE1" w:themeFill="background2"/>
           </w:tcPr>
-          <w:p>
+          <w:p ns2:paraId="796DF33B" ns2:textId="77777777">
             <w:pPr>
               <w:rPr>
                 <w:rFonts w:asciiTheme="majorHAnsi" w:hAnsiTheme="majorHAnsi" w:cstheme="majorHAnsi"/>
@@ -2577,7 +2577,7 @@
             <w:tcW w:w="1528" w:type="dxa"/>
             <w:shd w:val="clear" w:color="auto" w:fill="EEECE1" w:themeFill="background2"/>
           </w:tcPr>
-          <w:p>
+          <w:p ns2:paraId="24927336" ns2:textId="0F3813F2">
             <w:pPr>
               <w:rPr>
                 <w:rFonts w:asciiTheme="majorHAnsi" w:hAnsiTheme="majorHAnsi" w:cstheme="majorHAnsi"/>
@@ -2594,7 +2594,7 @@
             <w:tcW w:w="2442" w:type="dxa"/>
             <w:shd w:val="clear" w:color="auto" w:fill="EEECE1" w:themeFill="background2"/>
           </w:tcPr>
-          <w:p>
+          <w:p ns2:paraId="2D27576C" ns2:textId="2DFBD4D4">
             <w:pPr>
               <w:rPr>
                 <w:rFonts w:asciiTheme="majorHAnsi" w:hAnsiTheme="majorHAnsi" w:cstheme="majorHAnsi"/>
@@ -2734,7 +2734,7 @@
             <w:tcW w:w="6237" w:type="dxa"/>
             <w:shd w:val="clear" w:color="auto" w:fill="EEECE1" w:themeFill="background2"/>
           </w:tcPr>
-          <w:p>
+          <w:p ns2:paraId="1C71C258" ns2:textId="2C1A3634">
             <w:pPr>
               <w:rPr>
                 <w:rFonts w:asciiTheme="majorHAnsi" w:hAnsiTheme="majorHAnsi" w:cstheme="majorHAnsi"/>
@@ -2773,7 +2773,7 @@
               <w:t>コメント</w:t>
             </w:r>
           </w:p>
-          <w:p>
+          <w:p ns2:paraId="7C00CEEF" ns2:textId="77777777">
             <w:pPr>
               <w:rPr>
                 <w:b/>
@@ -2829,7 +2829,7 @@
               <w:t>受け入れが投稿論文著者の誰</w:t>
             </w:r>
           </w:p>
-          <w:p>
+          <w:p ns2:paraId="5F991F88" ns2:textId="77777777">
             <w:pPr>
               <w:rPr>
                 <w:b/>
@@ -2868,7 +2868,7 @@
               <w:t>か、あるいは所属研究機関</w:t>
             </w:r>
           </w:p>
-          <w:p>
+          <w:p ns2:paraId="27C9AEF3" ns2:textId="460F9A24">
             <w:pPr>
               <w:rPr>
                 <w:rFonts w:asciiTheme="majorHAnsi" w:hAnsiTheme="majorHAnsi" w:cstheme="majorHAnsi"/>
@@ -2919,7 +2919,7 @@
           </w:p>
         </w:tc>
       </w:tr>
-      <w:tr>
+      <w:tr ns2:paraId="3227D505" ns2:textId="77777777">
         <w:trPr>
           <w:trHeight w:val="125"/>
         </w:trPr>
@@ -2928,7 +2928,7 @@
             <w:tcW w:w="10771" w:type="dxa"/>
             <w:gridSpan w:val="4"/>
           </w:tcPr>
-          <w:p>
+          <w:p ns2:paraId="0007467D" ns2:textId="7473AF9D">
             <w:pPr>
               <w:shd w:val="clear" w:color="auto" w:fill="000000" w:themeFill="text1"/>
               <w:rPr>
@@ -2952,13 +2952,13 @@
           </w:p>
         </w:tc>
       </w:tr>
-      <w:tr>
+      <w:tr ns2:paraId="491B058C" ns2:textId="77777777">
         <w:tc>
           <w:tcPr>
             <w:tcW w:w="564" w:type="dxa"/>
             <w:vMerge w:val="restart"/>
           </w:tcPr>
-          <w:p>
+          <w:p ns2:paraId="3E9EEEDF" ns2:textId="428ED862">
             <w:pPr>
               <w:rPr>
                 <w:rFonts w:asciiTheme="majorHAnsi" w:hAnsiTheme="majorHAnsi" w:cstheme="majorHAnsi"/>
@@ -2981,7 +2981,7 @@
             <w:tcW w:w="1528" w:type="dxa"/>
             <w:vMerge w:val="restart"/>
           </w:tcPr>
-          <w:p>
+          <w:p ns2:paraId="62E9557C" ns2:textId="4DD5C681">
             <w:pPr>
               <w:rPr>
                 <w:rFonts w:asciiTheme="majorHAnsi" w:hAnsiTheme="majorHAnsi" w:cstheme="majorHAnsi"/>
@@ -3127,7 +3127,7 @@
               <w:t>)</w:t>
             </w:r>
           </w:p>
-          <w:p>
+          <w:p ns2:paraId="723EA3B2" ns2:textId="153736D2">
             <w:pPr>
               <w:rPr>
                 <w:rFonts w:asciiTheme="majorHAnsi" w:hAnsiTheme="majorHAnsi" w:cstheme="majorHAnsi"/>
@@ -3230,7 +3230,7 @@
           <w:tcPr>
             <w:tcW w:w="2442" w:type="dxa"/>
           </w:tcPr>
-          <w:p>
+          <w:p ns2:paraId="68B063E5" ns2:textId="57E02B4F">
             <w:pPr>
               <w:rPr>
                 <w:rFonts w:asciiTheme="majorHAnsi" w:hAnsiTheme="majorHAnsi" w:cstheme="majorHAnsi"/>
@@ -3294,7 +3294,7 @@
           <w:tcPr>
             <w:tcW w:w="6237" w:type="dxa"/>
           </w:tcPr>
-          <w:p>
+          <w:p ns2:paraId="51F54313" ns2:textId="77777777">
             <w:pPr>
               <w:jc w:val="center"/>
               <w:rPr>
@@ -3306,13 +3306,13 @@
           </w:p>
         </w:tc>
       </w:tr>
-      <w:tr>
+      <w:tr ns2:paraId="3A8E9BA4" ns2:textId="77777777">
         <w:tc>
           <w:tcPr>
             <w:tcW w:w="564" w:type="dxa"/>
             <w:vMerge/>
           </w:tcPr>
-          <w:p>
+          <w:p ns2:paraId="6102120F" ns2:textId="77777777">
             <w:pPr>
               <w:rPr>
                 <w:rFonts w:asciiTheme="majorHAnsi" w:hAnsiTheme="majorHAnsi" w:cstheme="majorHAnsi"/>
@@ -3327,7 +3327,7 @@
             <w:tcW w:w="1528" w:type="dxa"/>
             <w:vMerge/>
           </w:tcPr>
-          <w:p>
+          <w:p ns2:paraId="277BA324" ns2:textId="64A7CE99">
             <w:pPr>
               <w:rPr>
                 <w:rFonts w:asciiTheme="majorHAnsi" w:hAnsiTheme="majorHAnsi" w:cstheme="majorHAnsi"/>
@@ -3341,7 +3341,7 @@
           <w:tcPr>
             <w:tcW w:w="2442" w:type="dxa"/>
           </w:tcPr>
-          <w:p>
+          <w:p ns2:paraId="4D2E5FD0" ns2:textId="77777777">
             <w:pPr>
               <w:rPr>
                 <w:rFonts w:asciiTheme="majorHAnsi" w:hAnsiTheme="majorHAnsi" w:cstheme="majorHAnsi"/>
@@ -3355,7 +3355,7 @@
           <w:tcPr>
             <w:tcW w:w="6237" w:type="dxa"/>
           </w:tcPr>
-          <w:p>
+          <w:p ns2:paraId="071E9033" ns2:textId="77777777">
             <w:pPr>
               <w:rPr>
                 <w:rFonts w:asciiTheme="majorHAnsi" w:hAnsiTheme="majorHAnsi" w:cstheme="majorHAnsi"/>
@@ -3366,13 +3366,13 @@
           </w:p>
         </w:tc>
       </w:tr>
-      <w:tr>
+      <w:tr ns2:paraId="170D6DB5" ns2:textId="77777777">
         <w:tc>
           <w:tcPr>
             <w:tcW w:w="564" w:type="dxa"/>
             <w:vMerge/>
           </w:tcPr>
-          <w:p>
+          <w:p ns2:paraId="1E95FA3E" ns2:textId="77777777">
             <w:pPr>
               <w:rPr>
                 <w:rFonts w:asciiTheme="majorHAnsi" w:hAnsiTheme="majorHAnsi" w:cstheme="majorHAnsi"/>
@@ -3387,7 +3387,7 @@
             <w:tcW w:w="1528" w:type="dxa"/>
             <w:vMerge/>
           </w:tcPr>
-          <w:p>
+          <w:p ns2:paraId="7AADD0BF" ns2:textId="66966636">
             <w:pPr>
               <w:rPr>
                 <w:rFonts w:asciiTheme="majorHAnsi" w:hAnsiTheme="majorHAnsi" w:cstheme="majorHAnsi"/>
@@ -3401,7 +3401,7 @@
           <w:tcPr>
             <w:tcW w:w="2442" w:type="dxa"/>
           </w:tcPr>
-          <w:p>
+          <w:p ns2:paraId="792E2060" ns2:textId="77777777">
             <w:pPr>
               <w:rPr>
                 <w:rFonts w:asciiTheme="majorHAnsi" w:hAnsiTheme="majorHAnsi" w:cstheme="majorHAnsi"/>
@@ -3415,7 +3415,7 @@
           <w:tcPr>
             <w:tcW w:w="6237" w:type="dxa"/>
           </w:tcPr>
-          <w:p>
+          <w:p ns2:paraId="799CFFC7" ns2:textId="77777777">
             <w:pPr>
               <w:rPr>
                 <w:rFonts w:asciiTheme="majorHAnsi" w:hAnsiTheme="majorHAnsi" w:cstheme="majorHAnsi"/>
@@ -3426,13 +3426,13 @@
           </w:p>
         </w:tc>
       </w:tr>
-      <w:tr>
+      <w:tr ns2:paraId="5EDF04AE" ns2:textId="77777777">
         <w:tc>
           <w:tcPr>
             <w:tcW w:w="564" w:type="dxa"/>
             <w:vMerge/>
           </w:tcPr>
-          <w:p>
+          <w:p ns2:paraId="5D64705A" ns2:textId="77777777">
             <w:pPr>
               <w:rPr>
                 <w:rFonts w:asciiTheme="majorHAnsi" w:hAnsiTheme="majorHAnsi" w:cstheme="majorHAnsi"/>
@@ -3447,7 +3447,7 @@
             <w:tcW w:w="1528" w:type="dxa"/>
             <w:vMerge/>
           </w:tcPr>
-          <w:p>
+          <w:p ns2:paraId="713706AE" ns2:textId="3ED826AC">
             <w:pPr>
               <w:rPr>
                 <w:rFonts w:asciiTheme="majorHAnsi" w:hAnsiTheme="majorHAnsi" w:cstheme="majorHAnsi"/>
@@ -3461,7 +3461,7 @@
           <w:tcPr>
             <w:tcW w:w="2442" w:type="dxa"/>
           </w:tcPr>
-          <w:p>
+          <w:p ns2:paraId="6708472E" ns2:textId="77777777">
             <w:pPr>
               <w:rPr>
                 <w:rFonts w:asciiTheme="majorHAnsi" w:hAnsiTheme="majorHAnsi" w:cstheme="majorHAnsi"/>
@@ -3475,7 +3475,7 @@
           <w:tcPr>
             <w:tcW w:w="6237" w:type="dxa"/>
           </w:tcPr>
-          <w:p>
+          <w:p ns2:paraId="439FA739" ns2:textId="77777777">
             <w:pPr>
               <w:rPr>
                 <w:rFonts w:asciiTheme="majorHAnsi" w:hAnsiTheme="majorHAnsi" w:cstheme="majorHAnsi"/>
@@ -3486,13 +3486,13 @@
           </w:p>
         </w:tc>
       </w:tr>
-      <w:tr>
+      <w:tr ns2:paraId="1C844455" ns2:textId="77777777">
         <w:tc>
           <w:tcPr>
             <w:tcW w:w="564" w:type="dxa"/>
             <w:vMerge/>
           </w:tcPr>
-          <w:p>
+          <w:p ns2:paraId="2CC37249" ns2:textId="77777777">
             <w:pPr>
               <w:rPr>
                 <w:rFonts w:asciiTheme="majorHAnsi" w:hAnsiTheme="majorHAnsi" w:cstheme="majorHAnsi"/>
@@ -3507,7 +3507,7 @@
             <w:tcW w:w="1528" w:type="dxa"/>
             <w:vMerge/>
           </w:tcPr>
-          <w:p>
+          <w:p ns2:paraId="610423A6" ns2:textId="7B5A242A">
             <w:pPr>
               <w:rPr>
                 <w:rFonts w:asciiTheme="majorHAnsi" w:hAnsiTheme="majorHAnsi" w:cstheme="majorHAnsi"/>
@@ -3521,7 +3521,7 @@
           <w:tcPr>
             <w:tcW w:w="2442" w:type="dxa"/>
           </w:tcPr>
-          <w:p>
+          <w:p ns2:paraId="76D87BEE" ns2:textId="77777777">
             <w:pPr>
               <w:rPr>
                 <w:rFonts w:asciiTheme="majorHAnsi" w:hAnsiTheme="majorHAnsi" w:cstheme="majorHAnsi"/>
@@ -3535,7 +3535,7 @@
           <w:tcPr>
             <w:tcW w:w="6237" w:type="dxa"/>
           </w:tcPr>
-          <w:p>
+          <w:p ns2:paraId="6A17577D" ns2:textId="77777777">
             <w:pPr>
               <w:rPr>
                 <w:rFonts w:asciiTheme="majorHAnsi" w:hAnsiTheme="majorHAnsi" w:cstheme="majorHAnsi"/>
@@ -3546,13 +3546,13 @@
           </w:p>
         </w:tc>
       </w:tr>
-      <w:tr>
+      <w:tr ns2:paraId="2DB9C22F" ns2:textId="77777777">
         <w:tc>
           <w:tcPr>
             <w:tcW w:w="564" w:type="dxa"/>
             <w:vMerge/>
           </w:tcPr>
-          <w:p>
+          <w:p ns2:paraId="193E3644" ns2:textId="77777777">
             <w:pPr>
               <w:rPr>
                 <w:rFonts w:asciiTheme="majorHAnsi" w:hAnsiTheme="majorHAnsi" w:cstheme="majorHAnsi"/>
@@ -3567,7 +3567,7 @@
             <w:tcW w:w="1528" w:type="dxa"/>
             <w:vMerge/>
           </w:tcPr>
-          <w:p>
+          <w:p ns2:paraId="02B489D3" ns2:textId="0EA8DA1F">
             <w:pPr>
               <w:rPr>
                 <w:rFonts w:asciiTheme="majorHAnsi" w:hAnsiTheme="majorHAnsi" w:cstheme="majorHAnsi"/>
@@ -3581,7 +3581,7 @@
           <w:tcPr>
             <w:tcW w:w="2442" w:type="dxa"/>
           </w:tcPr>
-          <w:p>
+          <w:p ns2:paraId="63182331" ns2:textId="77777777">
             <w:pPr>
               <w:rPr>
                 <w:rFonts w:asciiTheme="majorHAnsi" w:hAnsiTheme="majorHAnsi" w:cstheme="majorHAnsi"/>
@@ -3595,7 +3595,7 @@
           <w:tcPr>
             <w:tcW w:w="6237" w:type="dxa"/>
           </w:tcPr>
-          <w:p>
+          <w:p ns2:paraId="300AE9D8" ns2:textId="77777777">
             <w:pPr>
               <w:rPr>
                 <w:rFonts w:asciiTheme="majorHAnsi" w:hAnsiTheme="majorHAnsi" w:cstheme="majorHAnsi"/>
@@ -3606,13 +3606,13 @@
           </w:p>
         </w:tc>
       </w:tr>
-      <w:tr>
+      <w:tr ns2:paraId="7497150C" ns2:textId="77777777">
         <w:tc>
           <w:tcPr>
             <w:tcW w:w="564" w:type="dxa"/>
             <w:vMerge/>
           </w:tcPr>
-          <w:p>
+          <w:p ns2:paraId="3D1C2827" ns2:textId="77777777">
             <w:pPr>
               <w:rPr>
                 <w:rFonts w:asciiTheme="majorHAnsi" w:hAnsiTheme="majorHAnsi" w:cstheme="majorHAnsi"/>
@@ -3627,7 +3627,7 @@
             <w:tcW w:w="1528" w:type="dxa"/>
             <w:vMerge/>
           </w:tcPr>
-          <w:p>
+          <w:p ns2:paraId="7C3D3103" ns2:textId="543F2F83">
             <w:pPr>
               <w:rPr>
                 <w:rFonts w:asciiTheme="majorHAnsi" w:hAnsiTheme="majorHAnsi" w:cstheme="majorHAnsi"/>
@@ -3641,7 +3641,7 @@
           <w:tcPr>
             <w:tcW w:w="2442" w:type="dxa"/>
           </w:tcPr>
-          <w:p>
+          <w:p ns2:paraId="528E3FEB" ns2:textId="77777777">
             <w:pPr>
               <w:rPr>
                 <w:rFonts w:asciiTheme="majorHAnsi" w:hAnsiTheme="majorHAnsi" w:cstheme="majorHAnsi"/>
@@ -3655,7 +3655,7 @@
           <w:tcPr>
             <w:tcW w:w="6237" w:type="dxa"/>
           </w:tcPr>
-          <w:p>
+          <w:p ns2:paraId="3636EFB7" ns2:textId="77777777">
             <w:pPr>
               <w:rPr>
                 <w:rFonts w:asciiTheme="majorHAnsi" w:hAnsiTheme="majorHAnsi" w:cstheme="majorHAnsi"/>
@@ -3666,13 +3666,13 @@
           </w:p>
         </w:tc>
       </w:tr>
-      <w:tr>
+      <w:tr ns2:paraId="301A0875" ns2:textId="77777777">
         <w:tc>
           <w:tcPr>
             <w:tcW w:w="564" w:type="dxa"/>
             <w:vMerge/>
           </w:tcPr>
-          <w:p>
+          <w:p ns2:paraId="630F57D5" ns2:textId="77777777">
             <w:pPr>
               <w:rPr>
                 <w:rFonts w:asciiTheme="majorHAnsi" w:hAnsiTheme="majorHAnsi" w:cstheme="majorHAnsi"/>
@@ -3687,7 +3687,7 @@
             <w:tcW w:w="1528" w:type="dxa"/>
             <w:vMerge/>
           </w:tcPr>
-          <w:p>
+          <w:p ns2:paraId="5EA96490" ns2:textId="28073AC5">
             <w:pPr>
               <w:rPr>
                 <w:rFonts w:asciiTheme="majorHAnsi" w:hAnsiTheme="majorHAnsi" w:cstheme="majorHAnsi"/>
@@ -3701,97 +3701,97 @@
           <w:tcPr>
             <w:tcW w:w="2442" w:type="dxa"/>
           </w:tcPr>
-          <w:p>
-            <w:pPr>
-              <w:rPr>
-                <w:rFonts w:asciiTheme="majorHAnsi" w:hAnsiTheme="majorHAnsi" w:cstheme="majorHAnsi"/>
-                <w:sz w:val="20"/>
-                <w:szCs w:val="22"/>
-              </w:rPr>
-            </w:pPr>
-          </w:p>
-          <w:p>
-            <w:pPr>
-              <w:rPr>
-                <w:rFonts w:asciiTheme="majorHAnsi" w:hAnsiTheme="majorHAnsi" w:cstheme="majorHAnsi"/>
-                <w:sz w:val="20"/>
-                <w:szCs w:val="22"/>
-              </w:rPr>
-            </w:pPr>
-          </w:p>
-          <w:p>
-            <w:pPr>
-              <w:rPr>
-                <w:rFonts w:asciiTheme="majorHAnsi" w:hAnsiTheme="majorHAnsi" w:cstheme="majorHAnsi"/>
-                <w:sz w:val="20"/>
-                <w:szCs w:val="22"/>
-              </w:rPr>
-            </w:pPr>
-          </w:p>
-          <w:p>
-            <w:pPr>
-              <w:rPr>
-                <w:rFonts w:asciiTheme="majorHAnsi" w:hAnsiTheme="majorHAnsi" w:cstheme="majorHAnsi"/>
-                <w:sz w:val="20"/>
-                <w:szCs w:val="22"/>
-              </w:rPr>
-            </w:pPr>
-          </w:p>
-          <w:p>
-            <w:pPr>
-              <w:rPr>
-                <w:rFonts w:asciiTheme="majorHAnsi" w:hAnsiTheme="majorHAnsi" w:cstheme="majorHAnsi"/>
-                <w:sz w:val="20"/>
-                <w:szCs w:val="22"/>
-              </w:rPr>
-            </w:pPr>
-          </w:p>
-          <w:p>
-            <w:pPr>
-              <w:rPr>
-                <w:rFonts w:asciiTheme="majorHAnsi" w:hAnsiTheme="majorHAnsi" w:cstheme="majorHAnsi"/>
-                <w:sz w:val="20"/>
-                <w:szCs w:val="22"/>
-              </w:rPr>
-            </w:pPr>
-          </w:p>
-          <w:p>
-            <w:pPr>
-              <w:rPr>
-                <w:rFonts w:asciiTheme="majorHAnsi" w:hAnsiTheme="majorHAnsi" w:cstheme="majorHAnsi"/>
-                <w:sz w:val="20"/>
-                <w:szCs w:val="22"/>
-              </w:rPr>
-            </w:pPr>
-          </w:p>
-          <w:p>
-            <w:pPr>
-              <w:rPr>
-                <w:rFonts w:asciiTheme="majorHAnsi" w:hAnsiTheme="majorHAnsi" w:cstheme="majorHAnsi"/>
-                <w:sz w:val="20"/>
-                <w:szCs w:val="22"/>
-              </w:rPr>
-            </w:pPr>
-          </w:p>
-          <w:p>
-            <w:pPr>
-              <w:rPr>
-                <w:rFonts w:asciiTheme="majorHAnsi" w:hAnsiTheme="majorHAnsi" w:cstheme="majorHAnsi"/>
-                <w:sz w:val="20"/>
-                <w:szCs w:val="22"/>
-              </w:rPr>
-            </w:pPr>
-          </w:p>
-          <w:p>
-            <w:pPr>
-              <w:rPr>
-                <w:rFonts w:asciiTheme="majorHAnsi" w:hAnsiTheme="majorHAnsi" w:cstheme="majorHAnsi"/>
-                <w:sz w:val="20"/>
-                <w:szCs w:val="22"/>
-              </w:rPr>
-            </w:pPr>
-          </w:p>
-          <w:p>
+          <w:p ns2:paraId="61B86961" ns2:textId="77777777">
+            <w:pPr>
+              <w:rPr>
+                <w:rFonts w:asciiTheme="majorHAnsi" w:hAnsiTheme="majorHAnsi" w:cstheme="majorHAnsi"/>
+                <w:sz w:val="20"/>
+                <w:szCs w:val="22"/>
+              </w:rPr>
+            </w:pPr>
+          </w:p>
+          <w:p ns2:paraId="3C040D6E" ns2:textId="77777777">
+            <w:pPr>
+              <w:rPr>
+                <w:rFonts w:asciiTheme="majorHAnsi" w:hAnsiTheme="majorHAnsi" w:cstheme="majorHAnsi"/>
+                <w:sz w:val="20"/>
+                <w:szCs w:val="22"/>
+              </w:rPr>
+            </w:pPr>
+          </w:p>
+          <w:p ns2:paraId="1BF145E9" ns2:textId="77777777">
+            <w:pPr>
+              <w:rPr>
+                <w:rFonts w:asciiTheme="majorHAnsi" w:hAnsiTheme="majorHAnsi" w:cstheme="majorHAnsi"/>
+                <w:sz w:val="20"/>
+                <w:szCs w:val="22"/>
+              </w:rPr>
+            </w:pPr>
+          </w:p>
+          <w:p ns2:paraId="1A3D4967" ns2:textId="7473CABD">
+            <w:pPr>
+              <w:rPr>
+                <w:rFonts w:asciiTheme="majorHAnsi" w:hAnsiTheme="majorHAnsi" w:cstheme="majorHAnsi"/>
+                <w:sz w:val="20"/>
+                <w:szCs w:val="22"/>
+              </w:rPr>
+            </w:pPr>
+          </w:p>
+          <w:p ns2:paraId="1935A581" ns2:textId="3A1B0E9F">
+            <w:pPr>
+              <w:rPr>
+                <w:rFonts w:asciiTheme="majorHAnsi" w:hAnsiTheme="majorHAnsi" w:cstheme="majorHAnsi"/>
+                <w:sz w:val="20"/>
+                <w:szCs w:val="22"/>
+              </w:rPr>
+            </w:pPr>
+          </w:p>
+          <w:p ns2:paraId="3B0CAB8D" ns2:textId="77777777">
+            <w:pPr>
+              <w:rPr>
+                <w:rFonts w:asciiTheme="majorHAnsi" w:hAnsiTheme="majorHAnsi" w:cstheme="majorHAnsi"/>
+                <w:sz w:val="20"/>
+                <w:szCs w:val="22"/>
+              </w:rPr>
+            </w:pPr>
+          </w:p>
+          <w:p ns2:paraId="729EE08A" ns2:textId="77777777">
+            <w:pPr>
+              <w:rPr>
+                <w:rFonts w:asciiTheme="majorHAnsi" w:hAnsiTheme="majorHAnsi" w:cstheme="majorHAnsi"/>
+                <w:sz w:val="20"/>
+                <w:szCs w:val="22"/>
+              </w:rPr>
+            </w:pPr>
+          </w:p>
+          <w:p ns2:paraId="5FD7AFF5" ns2:textId="77777777">
+            <w:pPr>
+              <w:rPr>
+                <w:rFonts w:asciiTheme="majorHAnsi" w:hAnsiTheme="majorHAnsi" w:cstheme="majorHAnsi"/>
+                <w:sz w:val="20"/>
+                <w:szCs w:val="22"/>
+              </w:rPr>
+            </w:pPr>
+          </w:p>
+          <w:p ns2:paraId="661F7B5F" ns2:textId="77777777">
+            <w:pPr>
+              <w:rPr>
+                <w:rFonts w:asciiTheme="majorHAnsi" w:hAnsiTheme="majorHAnsi" w:cstheme="majorHAnsi"/>
+                <w:sz w:val="20"/>
+                <w:szCs w:val="22"/>
+              </w:rPr>
+            </w:pPr>
+          </w:p>
+          <w:p ns2:paraId="2BF81125" ns2:textId="77777777">
+            <w:pPr>
+              <w:rPr>
+                <w:rFonts w:asciiTheme="majorHAnsi" w:hAnsiTheme="majorHAnsi" w:cstheme="majorHAnsi"/>
+                <w:sz w:val="20"/>
+                <w:szCs w:val="22"/>
+              </w:rPr>
+            </w:pPr>
+          </w:p>
+          <w:p ns2:paraId="2383CE84" ns2:textId="60CCCD97">
             <w:pPr>
               <w:rPr>
                 <w:rFonts w:asciiTheme="majorHAnsi" w:hAnsiTheme="majorHAnsi" w:cstheme="majorHAnsi"/>
@@ -3805,7 +3805,7 @@
           <w:tcPr>
             <w:tcW w:w="6237" w:type="dxa"/>
           </w:tcPr>
-          <w:p>
+          <w:p ns2:paraId="12966E81" ns2:textId="77777777">
             <w:pPr>
               <w:rPr>
                 <w:rFonts w:asciiTheme="majorHAnsi" w:hAnsiTheme="majorHAnsi" w:cstheme="majorHAnsi"/>
@@ -3816,14 +3816,14 @@
           </w:p>
         </w:tc>
       </w:tr>
-      <w:tr>
+      <w:tr ns2:paraId="528D5326" ns2:textId="77777777">
         <w:tc>
           <w:tcPr>
             <w:tcW w:w="10771" w:type="dxa"/>
             <w:gridSpan w:val="4"/>
             <w:shd w:val="clear" w:color="auto" w:fill="000000" w:themeFill="text1"/>
           </w:tcPr>
-          <w:p>
+          <w:p ns2:paraId="6D50DF24" ns2:textId="3A18F9EA">
             <w:pPr>
               <w:rPr>
                 <w:rFonts w:asciiTheme="majorHAnsi" w:hAnsiTheme="majorHAnsi" w:cstheme="majorHAnsi"/>
@@ -3884,13 +3884,13 @@
           </w:p>
         </w:tc>
       </w:tr>
-      <w:tr>
+      <w:tr ns2:paraId="63238299" ns2:textId="77777777">
         <w:tc>
           <w:tcPr>
             <w:tcW w:w="564" w:type="dxa"/>
             <w:vMerge w:val="restart"/>
           </w:tcPr>
-          <w:p>
+          <w:p ns2:paraId="7FAC07DD" ns2:textId="636017B5">
             <w:pPr>
               <w:rPr>
                 <w:rFonts w:asciiTheme="majorHAnsi" w:hAnsiTheme="majorHAnsi" w:cstheme="majorHAnsi"/>
@@ -3913,7 +3913,7 @@
             <w:tcW w:w="1528" w:type="dxa"/>
             <w:vMerge w:val="restart"/>
           </w:tcPr>
-          <w:p>
+          <w:p ns2:paraId="05B6A392" ns2:textId="64D079FB">
             <w:pPr>
               <w:rPr>
                 <w:rFonts w:asciiTheme="majorHAnsi" w:hAnsiTheme="majorHAnsi" w:cstheme="majorHAnsi"/>
@@ -3995,7 +3995,7 @@
           <w:tcPr>
             <w:tcW w:w="2442" w:type="dxa"/>
           </w:tcPr>
-          <w:p>
+          <w:p ns2:paraId="0AE93BA9" ns2:textId="4DEA6AF6">
             <w:pPr>
               <w:rPr>
                 <w:rFonts w:asciiTheme="majorHAnsi" w:hAnsiTheme="majorHAnsi" w:cstheme="majorHAnsi"/>
@@ -4059,7 +4059,7 @@
           <w:tcPr>
             <w:tcW w:w="6237" w:type="dxa"/>
           </w:tcPr>
-          <w:p>
+          <w:p ns2:paraId="30A27306" ns2:textId="77777777">
             <w:pPr>
               <w:rPr>
                 <w:rFonts w:asciiTheme="majorHAnsi" w:hAnsiTheme="majorHAnsi" w:cstheme="majorHAnsi"/>
@@ -4070,13 +4070,13 @@
           </w:p>
         </w:tc>
       </w:tr>
-      <w:tr>
+      <w:tr ns2:paraId="614F4EA0" ns2:textId="77777777">
         <w:tc>
           <w:tcPr>
             <w:tcW w:w="564" w:type="dxa"/>
             <w:vMerge/>
           </w:tcPr>
-          <w:p>
+          <w:p ns2:paraId="12BBC860" ns2:textId="77777777">
             <w:pPr>
               <w:rPr>
                 <w:rFonts w:asciiTheme="majorHAnsi" w:hAnsiTheme="majorHAnsi" w:cstheme="majorHAnsi"/>
@@ -4091,7 +4091,7 @@
             <w:tcW w:w="1528" w:type="dxa"/>
             <w:vMerge/>
           </w:tcPr>
-          <w:p>
+          <w:p ns2:paraId="4902D01C" ns2:textId="386F4222">
             <w:pPr>
               <w:rPr>
                 <w:rFonts w:asciiTheme="majorHAnsi" w:hAnsiTheme="majorHAnsi" w:cstheme="majorHAnsi"/>
@@ -4105,7 +4105,7 @@
           <w:tcPr>
             <w:tcW w:w="2442" w:type="dxa"/>
           </w:tcPr>
-          <w:p>
+          <w:p ns2:paraId="0DDA7BA1" ns2:textId="77777777">
             <w:pPr>
               <w:rPr>
                 <w:rFonts w:asciiTheme="majorHAnsi" w:hAnsiTheme="majorHAnsi" w:cstheme="majorHAnsi"/>
@@ -4119,7 +4119,7 @@
           <w:tcPr>
             <w:tcW w:w="6237" w:type="dxa"/>
           </w:tcPr>
-          <w:p>
+          <w:p ns2:paraId="11C5836B" ns2:textId="77777777">
             <w:pPr>
               <w:rPr>
                 <w:rFonts w:asciiTheme="majorHAnsi" w:hAnsiTheme="majorHAnsi" w:cstheme="majorHAnsi"/>
@@ -4130,13 +4130,13 @@
           </w:p>
         </w:tc>
       </w:tr>
-      <w:tr>
+      <w:tr ns2:paraId="6798EDC7" ns2:textId="77777777">
         <w:tc>
           <w:tcPr>
             <w:tcW w:w="564" w:type="dxa"/>
             <w:vMerge/>
           </w:tcPr>
-          <w:p>
+          <w:p ns2:paraId="2E681548" ns2:textId="77777777">
             <w:pPr>
               <w:rPr>
                 <w:rFonts w:asciiTheme="majorHAnsi" w:hAnsiTheme="majorHAnsi" w:cstheme="majorHAnsi"/>
@@ -4151,7 +4151,7 @@
             <w:tcW w:w="1528" w:type="dxa"/>
             <w:vMerge/>
           </w:tcPr>
-          <w:p>
+          <w:p ns2:paraId="6A053F86" ns2:textId="490D62D4">
             <w:pPr>
               <w:rPr>
                 <w:rFonts w:asciiTheme="majorHAnsi" w:hAnsiTheme="majorHAnsi" w:cstheme="majorHAnsi"/>
@@ -4165,7 +4165,7 @@
           <w:tcPr>
             <w:tcW w:w="2442" w:type="dxa"/>
           </w:tcPr>
-          <w:p>
+          <w:p ns2:paraId="6662E5BF" ns2:textId="77777777">
             <w:pPr>
               <w:rPr>
                 <w:rFonts w:asciiTheme="majorHAnsi" w:hAnsiTheme="majorHAnsi" w:cstheme="majorHAnsi"/>
@@ -4179,7 +4179,7 @@
           <w:tcPr>
             <w:tcW w:w="6237" w:type="dxa"/>
           </w:tcPr>
-          <w:p>
+          <w:p ns2:paraId="7B14CA11" ns2:textId="77777777">
             <w:pPr>
               <w:rPr>
                 <w:rFonts w:asciiTheme="majorHAnsi" w:hAnsiTheme="majorHAnsi" w:cstheme="majorHAnsi"/>
@@ -4190,14 +4190,14 @@
           </w:p>
         </w:tc>
       </w:tr>
-      <w:tr>
+      <w:tr ns2:paraId="63E8A24F" ns2:textId="77777777">
         <w:tc>
           <w:tcPr>
             <w:tcW w:w="564" w:type="dxa"/>
             <w:vMerge w:val="restart"/>
             <w:shd w:val="clear" w:color="auto" w:fill="EEECE1" w:themeFill="background2"/>
           </w:tcPr>
-          <w:p>
+          <w:p ns2:paraId="761F9B69" ns2:textId="56C30FC1">
             <w:pPr>
               <w:rPr>
                 <w:rFonts w:asciiTheme="majorHAnsi" w:hAnsiTheme="majorHAnsi" w:cstheme="majorHAnsi"/>
@@ -4222,7 +4222,7 @@
             <w:vMerge w:val="restart"/>
             <w:shd w:val="clear" w:color="auto" w:fill="EEECE1" w:themeFill="background2"/>
           </w:tcPr>
-          <w:p>
+          <w:p ns2:paraId="1C82E698" ns2:textId="76D80287">
             <w:pPr>
               <w:rPr>
                 <w:rFonts w:asciiTheme="majorHAnsi" w:hAnsiTheme="majorHAnsi" w:cstheme="majorHAnsi"/>
@@ -4248,7 +4248,7 @@
               <w:t xml:space="preserve"> </w:t>
             </w:r>
           </w:p>
-          <w:p>
+          <w:p ns2:paraId="64D50EB0" ns2:textId="2C599D2D">
             <w:pPr>
               <w:jc w:val="center"/>
               <w:rPr>
@@ -4265,7 +4265,7 @@
             <w:tcW w:w="2442" w:type="dxa"/>
             <w:shd w:val="clear" w:color="auto" w:fill="EEECE1" w:themeFill="background2"/>
           </w:tcPr>
-          <w:p>
+          <w:p ns2:paraId="5CA15BFD" ns2:textId="35164379">
             <w:pPr>
               <w:rPr>
                 <w:rFonts w:asciiTheme="majorHAnsi" w:hAnsiTheme="majorHAnsi" w:cstheme="majorHAnsi"/>
@@ -4330,7 +4330,7 @@
             <w:tcW w:w="6237" w:type="dxa"/>
             <w:shd w:val="clear" w:color="auto" w:fill="EEECE1" w:themeFill="background2"/>
           </w:tcPr>
-          <w:p>
+          <w:p ns2:paraId="5A435389" ns2:textId="77777777">
             <w:pPr>
               <w:rPr>
                 <w:rFonts w:asciiTheme="majorHAnsi" w:hAnsiTheme="majorHAnsi" w:cstheme="majorHAnsi"/>
@@ -4341,14 +4341,14 @@
           </w:p>
         </w:tc>
       </w:tr>
-      <w:tr>
+      <w:tr ns2:paraId="0E609476" ns2:textId="77777777">
         <w:tc>
           <w:tcPr>
             <w:tcW w:w="564" w:type="dxa"/>
             <w:vMerge/>
             <w:shd w:val="clear" w:color="auto" w:fill="EEECE1" w:themeFill="background2"/>
           </w:tcPr>
-          <w:p>
+          <w:p ns2:paraId="71C9260B" ns2:textId="77777777">
             <w:pPr>
               <w:rPr>
                 <w:rFonts w:asciiTheme="majorHAnsi" w:hAnsiTheme="majorHAnsi" w:cstheme="majorHAnsi"/>
@@ -4364,7 +4364,7 @@
             <w:vMerge/>
             <w:shd w:val="clear" w:color="auto" w:fill="EEECE1" w:themeFill="background2"/>
           </w:tcPr>
-          <w:p>
+          <w:p ns2:paraId="6EA78DFB" ns2:textId="28F3469C">
             <w:pPr>
               <w:rPr>
                 <w:rFonts w:asciiTheme="majorHAnsi" w:hAnsiTheme="majorHAnsi" w:cstheme="majorHAnsi"/>
@@ -4379,7 +4379,7 @@
             <w:tcW w:w="2442" w:type="dxa"/>
             <w:shd w:val="clear" w:color="auto" w:fill="EEECE1" w:themeFill="background2"/>
           </w:tcPr>
-          <w:p>
+          <w:p ns2:paraId="2CFEDBDB" ns2:textId="5A4005F8">
             <w:pPr>
               <w:rPr>
                 <w:rFonts w:asciiTheme="majorHAnsi" w:hAnsiTheme="majorHAnsi" w:cstheme="majorHAnsi"/>
@@ -4394,7 +4394,7 @@
             <w:tcW w:w="6237" w:type="dxa"/>
             <w:shd w:val="clear" w:color="auto" w:fill="EEECE1" w:themeFill="background2"/>
           </w:tcPr>
-          <w:p>
+          <w:p ns2:paraId="1700A257" ns2:textId="77777777">
             <w:pPr>
               <w:rPr>
                 <w:rFonts w:asciiTheme="majorHAnsi" w:hAnsiTheme="majorHAnsi" w:cstheme="majorHAnsi"/>
@@ -4405,14 +4405,14 @@
           </w:p>
         </w:tc>
       </w:tr>
-      <w:tr>
+      <w:tr ns2:paraId="625BFDC7" ns2:textId="77777777">
         <w:tc>
           <w:tcPr>
             <w:tcW w:w="564" w:type="dxa"/>
             <w:vMerge/>
             <w:shd w:val="clear" w:color="auto" w:fill="EEECE1" w:themeFill="background2"/>
           </w:tcPr>
-          <w:p>
+          <w:p ns2:paraId="4A10E800" ns2:textId="77777777">
             <w:pPr>
               <w:rPr>
                 <w:rFonts w:asciiTheme="majorHAnsi" w:hAnsiTheme="majorHAnsi" w:cstheme="majorHAnsi"/>
@@ -4428,7 +4428,7 @@
             <w:vMerge/>
             <w:shd w:val="clear" w:color="auto" w:fill="EEECE1" w:themeFill="background2"/>
           </w:tcPr>
-          <w:p>
+          <w:p ns2:paraId="2A2C36D4" ns2:textId="4E6856E1">
             <w:pPr>
               <w:rPr>
                 <w:rFonts w:asciiTheme="majorHAnsi" w:hAnsiTheme="majorHAnsi" w:cstheme="majorHAnsi"/>
@@ -4443,7 +4443,7 @@
             <w:tcW w:w="2442" w:type="dxa"/>
             <w:shd w:val="clear" w:color="auto" w:fill="EEECE1" w:themeFill="background2"/>
           </w:tcPr>
-          <w:p>
+          <w:p ns2:paraId="7D40332F" ns2:textId="462CAAB1">
             <w:pPr>
               <w:rPr>
                 <w:rFonts w:asciiTheme="majorHAnsi" w:hAnsiTheme="majorHAnsi" w:cstheme="majorHAnsi"/>
@@ -4458,7 +4458,7 @@
             <w:tcW w:w="6237" w:type="dxa"/>
             <w:shd w:val="clear" w:color="auto" w:fill="EEECE1" w:themeFill="background2"/>
           </w:tcPr>
-          <w:p>
+          <w:p ns2:paraId="3B08F998" ns2:textId="77777777">
             <w:pPr>
               <w:rPr>
                 <w:rFonts w:asciiTheme="majorHAnsi" w:hAnsiTheme="majorHAnsi" w:cstheme="majorHAnsi"/>
@@ -4470,14 +4470,14 @@
         </w:tc>
       </w:tr>
       <w:bookmarkEnd w:id="2"/>
-      <w:tr>
+      <w:tr ns2:paraId="4B9699EB" ns2:textId="77777777">
         <w:tc>
           <w:tcPr>
             <w:tcW w:w="564" w:type="dxa"/>
             <w:vMerge w:val="restart"/>
             <w:shd w:val="clear" w:color="auto" w:fill="FFFFFF" w:themeFill="background1"/>
           </w:tcPr>
-          <w:p>
+          <w:p ns2:paraId="132B94CE" ns2:textId="4244A987">
             <w:pPr>
               <w:rPr>
                 <w:rFonts w:asciiTheme="majorHAnsi" w:hAnsiTheme="majorHAnsi" w:cstheme="majorHAnsi"/>
@@ -4501,7 +4501,7 @@
             <w:vMerge w:val="restart"/>
             <w:shd w:val="clear" w:color="auto" w:fill="FFFFFF" w:themeFill="background1"/>
           </w:tcPr>
-          <w:p>
+          <w:p ns2:paraId="7E23B905" ns2:textId="28EB70AF">
             <w:pPr>
               <w:rPr>
                 <w:rFonts w:asciiTheme="majorHAnsi" w:hAnsiTheme="majorHAnsi" w:cstheme="majorHAnsi"/>
@@ -4518,7 +4518,7 @@
               <w:t>コンサルティング料</w:t>
             </w:r>
           </w:p>
-          <w:p>
+          <w:p ns2:paraId="3B7DED14" ns2:textId="04EF9341">
             <w:pPr>
               <w:jc w:val="center"/>
               <w:rPr>
@@ -4534,7 +4534,7 @@
             <w:tcW w:w="2442" w:type="dxa"/>
             <w:shd w:val="clear" w:color="auto" w:fill="FFFFFF" w:themeFill="background1"/>
           </w:tcPr>
-          <w:p>
+          <w:p ns2:paraId="68FCE045" ns2:textId="32274636">
             <w:pPr>
               <w:rPr>
                 <w:rFonts w:asciiTheme="majorHAnsi" w:hAnsiTheme="majorHAnsi" w:cstheme="majorHAnsi"/>
@@ -4581,7 +4581,7 @@
             <w:tcW w:w="6237" w:type="dxa"/>
             <w:shd w:val="clear" w:color="auto" w:fill="FFFFFF" w:themeFill="background1"/>
           </w:tcPr>
-          <w:p>
+          <w:p ns2:paraId="3F917DDF" ns2:textId="77777777">
             <w:pPr>
               <w:rPr>
                 <w:rFonts w:asciiTheme="majorHAnsi" w:hAnsiTheme="majorHAnsi" w:cstheme="majorHAnsi"/>
@@ -4592,14 +4592,14 @@
           </w:p>
         </w:tc>
       </w:tr>
-      <w:tr>
+      <w:tr ns2:paraId="24C9C9A7" ns2:textId="77777777">
         <w:tc>
           <w:tcPr>
             <w:tcW w:w="564" w:type="dxa"/>
             <w:vMerge/>
             <w:shd w:val="clear" w:color="auto" w:fill="FFFFFF" w:themeFill="background1"/>
           </w:tcPr>
-          <w:p>
+          <w:p ns2:paraId="176768FD" ns2:textId="77777777">
             <w:pPr>
               <w:rPr>
                 <w:rFonts w:asciiTheme="majorHAnsi" w:hAnsiTheme="majorHAnsi" w:cstheme="majorHAnsi"/>
@@ -4615,7 +4615,7 @@
             <w:vMerge/>
             <w:shd w:val="clear" w:color="auto" w:fill="FFFFFF" w:themeFill="background1"/>
           </w:tcPr>
-          <w:p>
+          <w:p ns2:paraId="6B9BB844" ns2:textId="4763AE6A">
             <w:pPr>
               <w:rPr>
                 <w:rFonts w:asciiTheme="majorHAnsi" w:hAnsiTheme="majorHAnsi" w:cstheme="majorHAnsi"/>
@@ -4630,7 +4630,7 @@
             <w:tcW w:w="2442" w:type="dxa"/>
             <w:shd w:val="clear" w:color="auto" w:fill="FFFFFF" w:themeFill="background1"/>
           </w:tcPr>
-          <w:p>
+          <w:p ns2:paraId="4FF8F81F" ns2:textId="5C31CB26">
             <w:pPr>
               <w:rPr>
                 <w:rFonts w:asciiTheme="majorHAnsi" w:hAnsiTheme="majorHAnsi" w:cstheme="majorHAnsi"/>
@@ -4645,7 +4645,7 @@
             <w:tcW w:w="6237" w:type="dxa"/>
             <w:shd w:val="clear" w:color="auto" w:fill="FFFFFF" w:themeFill="background1"/>
           </w:tcPr>
-          <w:p>
+          <w:p ns2:paraId="37B7E49A" ns2:textId="77777777">
             <w:pPr>
               <w:rPr>
                 <w:rFonts w:asciiTheme="majorHAnsi" w:hAnsiTheme="majorHAnsi" w:cstheme="majorHAnsi"/>
@@ -4656,14 +4656,14 @@
           </w:p>
         </w:tc>
       </w:tr>
-      <w:tr>
+      <w:tr ns2:paraId="0C82B580" ns2:textId="77777777">
         <w:tc>
           <w:tcPr>
             <w:tcW w:w="564" w:type="dxa"/>
             <w:vMerge/>
             <w:shd w:val="clear" w:color="auto" w:fill="FFFFFF" w:themeFill="background1"/>
           </w:tcPr>
-          <w:p>
+          <w:p ns2:paraId="4F0A810B" ns2:textId="77777777">
             <w:pPr>
               <w:rPr>
                 <w:rFonts w:asciiTheme="majorHAnsi" w:hAnsiTheme="majorHAnsi" w:cstheme="majorHAnsi"/>
@@ -4679,7 +4679,7 @@
             <w:vMerge/>
             <w:shd w:val="clear" w:color="auto" w:fill="FFFFFF" w:themeFill="background1"/>
           </w:tcPr>
-          <w:p>
+          <w:p ns2:paraId="6C49E01C" ns2:textId="2D4EE779">
             <w:pPr>
               <w:rPr>
                 <w:rFonts w:asciiTheme="majorHAnsi" w:hAnsiTheme="majorHAnsi" w:cstheme="majorHAnsi"/>
@@ -4694,7 +4694,7 @@
             <w:tcW w:w="2442" w:type="dxa"/>
             <w:shd w:val="clear" w:color="auto" w:fill="FFFFFF" w:themeFill="background1"/>
           </w:tcPr>
-          <w:p>
+          <w:p ns2:paraId="69278735" ns2:textId="5066A07A">
             <w:pPr>
               <w:rPr>
                 <w:rFonts w:asciiTheme="majorHAnsi" w:hAnsiTheme="majorHAnsi" w:cstheme="majorHAnsi"/>
@@ -4709,7 +4709,7 @@
             <w:tcW w:w="6237" w:type="dxa"/>
             <w:shd w:val="clear" w:color="auto" w:fill="FFFFFF" w:themeFill="background1"/>
           </w:tcPr>
-          <w:p>
+          <w:p ns2:paraId="64903D0B" ns2:textId="77777777">
             <w:pPr>
               <w:rPr>
                 <w:rFonts w:asciiTheme="majorHAnsi" w:hAnsiTheme="majorHAnsi" w:cstheme="majorHAnsi"/>
@@ -4720,14 +4720,14 @@
           </w:p>
         </w:tc>
       </w:tr>
-      <w:tr>
+      <w:tr ns2:paraId="711B38F6" ns2:textId="77777777">
         <w:tc>
           <w:tcPr>
             <w:tcW w:w="564" w:type="dxa"/>
             <w:vMerge w:val="restart"/>
             <w:shd w:val="clear" w:color="auto" w:fill="EEECE1" w:themeFill="background2"/>
           </w:tcPr>
-          <w:p>
+          <w:p ns2:paraId="259F113A" ns2:textId="5F28808D">
             <w:pPr>
               <w:rPr>
                 <w:rFonts w:asciiTheme="majorHAnsi" w:hAnsiTheme="majorHAnsi" w:cstheme="majorHAnsi"/>
@@ -4751,7 +4751,7 @@
             <w:vMerge w:val="restart"/>
             <w:shd w:val="clear" w:color="auto" w:fill="EEECE1" w:themeFill="background2"/>
           </w:tcPr>
-          <w:p>
+          <w:p ns2:paraId="1137026C" ns2:textId="3A247DAE">
             <w:pPr>
               <w:rPr>
                 <w:rFonts w:asciiTheme="majorHAnsi" w:hAnsiTheme="majorHAnsi" w:cstheme="majorHAnsi"/>
@@ -4793,7 +4793,7 @@
             <w:tcW w:w="2442" w:type="dxa"/>
             <w:shd w:val="clear" w:color="auto" w:fill="EEECE1" w:themeFill="background2"/>
           </w:tcPr>
-          <w:p>
+          <w:p ns2:paraId="0664AA0D" ns2:textId="27BD4383">
             <w:pPr>
               <w:rPr>
                 <w:rFonts w:asciiTheme="majorHAnsi" w:hAnsiTheme="majorHAnsi" w:cstheme="majorHAnsi"/>
@@ -4840,7 +4840,7 @@
             <w:tcW w:w="6237" w:type="dxa"/>
             <w:shd w:val="clear" w:color="auto" w:fill="EEECE1" w:themeFill="background2"/>
           </w:tcPr>
-          <w:p>
+          <w:p ns2:paraId="0DA43F40" ns2:textId="77777777">
             <w:pPr>
               <w:rPr>
                 <w:rFonts w:asciiTheme="majorHAnsi" w:hAnsiTheme="majorHAnsi" w:cstheme="majorHAnsi"/>
@@ -4851,14 +4851,14 @@
           </w:p>
         </w:tc>
       </w:tr>
-      <w:tr>
+      <w:tr ns2:paraId="646C3694" ns2:textId="77777777">
         <w:tc>
           <w:tcPr>
             <w:tcW w:w="564" w:type="dxa"/>
             <w:vMerge/>
             <w:shd w:val="clear" w:color="auto" w:fill="EEECE1" w:themeFill="background2"/>
           </w:tcPr>
-          <w:p>
+          <w:p ns2:paraId="4A04D8F1" ns2:textId="77777777">
             <w:pPr>
               <w:rPr>
                 <w:rFonts w:asciiTheme="majorHAnsi" w:hAnsiTheme="majorHAnsi" w:cstheme="majorHAnsi"/>
@@ -4874,7 +4874,7 @@
             <w:vMerge/>
             <w:shd w:val="clear" w:color="auto" w:fill="EEECE1" w:themeFill="background2"/>
           </w:tcPr>
-          <w:p>
+          <w:p ns2:paraId="3C6536D8" ns2:textId="18924AEF">
             <w:pPr>
               <w:rPr>
                 <w:rFonts w:asciiTheme="majorHAnsi" w:hAnsiTheme="majorHAnsi" w:cstheme="majorHAnsi"/>
@@ -4889,7 +4889,7 @@
             <w:tcW w:w="2442" w:type="dxa"/>
             <w:shd w:val="clear" w:color="auto" w:fill="EEECE1" w:themeFill="background2"/>
           </w:tcPr>
-          <w:p>
+          <w:p ns2:paraId="11F5D184" ns2:textId="7EBCC24E">
             <w:pPr>
               <w:rPr>
                 <w:rFonts w:asciiTheme="majorHAnsi" w:hAnsiTheme="majorHAnsi" w:cstheme="majorHAnsi"/>
@@ -4904,7 +4904,7 @@
             <w:tcW w:w="6237" w:type="dxa"/>
             <w:shd w:val="clear" w:color="auto" w:fill="EEECE1" w:themeFill="background2"/>
           </w:tcPr>
-          <w:p>
+          <w:p ns2:paraId="4371162B" ns2:textId="77777777">
             <w:pPr>
               <w:rPr>
                 <w:rFonts w:asciiTheme="majorHAnsi" w:hAnsiTheme="majorHAnsi" w:cstheme="majorHAnsi"/>
@@ -4915,14 +4915,14 @@
           </w:p>
         </w:tc>
       </w:tr>
-      <w:tr>
+      <w:tr ns2:paraId="7FF6EDD8" ns2:textId="77777777">
         <w:tc>
           <w:tcPr>
             <w:tcW w:w="564" w:type="dxa"/>
             <w:vMerge/>
             <w:shd w:val="clear" w:color="auto" w:fill="EEECE1" w:themeFill="background2"/>
           </w:tcPr>
-          <w:p>
+          <w:p ns2:paraId="195C666F" ns2:textId="77777777">
             <w:pPr>
               <w:rPr>
                 <w:rFonts w:asciiTheme="majorHAnsi" w:hAnsiTheme="majorHAnsi" w:cstheme="majorHAnsi"/>
@@ -4938,7 +4938,7 @@
             <w:vMerge/>
             <w:shd w:val="clear" w:color="auto" w:fill="EEECE1" w:themeFill="background2"/>
           </w:tcPr>
-          <w:p>
+          <w:p ns2:paraId="2676A622" ns2:textId="31416479">
             <w:pPr>
               <w:rPr>
                 <w:rFonts w:asciiTheme="majorHAnsi" w:hAnsiTheme="majorHAnsi" w:cstheme="majorHAnsi"/>
@@ -4953,7 +4953,7 @@
             <w:tcW w:w="2442" w:type="dxa"/>
             <w:shd w:val="clear" w:color="auto" w:fill="EEECE1" w:themeFill="background2"/>
           </w:tcPr>
-          <w:p>
+          <w:p ns2:paraId="30D01C14" ns2:textId="396B3916">
             <w:pPr>
               <w:rPr>
                 <w:rFonts w:asciiTheme="majorHAnsi" w:hAnsiTheme="majorHAnsi" w:cstheme="majorHAnsi"/>
@@ -4968,7 +4968,7 @@
             <w:tcW w:w="6237" w:type="dxa"/>
             <w:shd w:val="clear" w:color="auto" w:fill="EEECE1" w:themeFill="background2"/>
           </w:tcPr>
-          <w:p>
+          <w:p ns2:paraId="7B18C2D2" ns2:textId="77777777">
             <w:pPr>
               <w:rPr>
                 <w:rFonts w:asciiTheme="majorHAnsi" w:hAnsiTheme="majorHAnsi" w:cstheme="majorHAnsi"/>
@@ -4979,13 +4979,13 @@
           </w:p>
         </w:tc>
       </w:tr>
-      <w:tr>
+      <w:tr ns2:paraId="10B615A6" ns2:textId="77777777">
         <w:tc>
           <w:tcPr>
             <w:tcW w:w="564" w:type="dxa"/>
             <w:vMerge w:val="restart"/>
           </w:tcPr>
-          <w:p>
+          <w:p ns2:paraId="0D2B600A" ns2:textId="2FD89045">
             <w:pPr>
               <w:rPr>
                 <w:rFonts w:asciiTheme="majorHAnsi" w:hAnsiTheme="majorHAnsi" w:cstheme="majorHAnsi"/>
@@ -5008,7 +5008,7 @@
             <w:tcW w:w="1528" w:type="dxa"/>
             <w:vMerge w:val="restart"/>
           </w:tcPr>
-          <w:p>
+          <w:p ns2:paraId="3F0F658A" ns2:textId="1C13EB38">
             <w:pPr>
               <w:rPr>
                 <w:rFonts w:asciiTheme="majorHAnsi" w:hAnsiTheme="majorHAnsi" w:cstheme="majorHAnsi"/>
@@ -5043,7 +5043,7 @@
               <w:t>の支払い</w:t>
             </w:r>
           </w:p>
-          <w:p>
+          <w:p ns2:paraId="4CB73287" ns2:textId="7EF79C1F">
             <w:pPr>
               <w:rPr>
                 <w:rFonts w:asciiTheme="majorHAnsi" w:hAnsiTheme="majorHAnsi" w:cstheme="majorHAnsi"/>
@@ -5058,7 +5058,7 @@
           <w:tcPr>
             <w:tcW w:w="2442" w:type="dxa"/>
           </w:tcPr>
-          <w:p>
+          <w:p ns2:paraId="2B1A4541" ns2:textId="22D3AD6B">
             <w:pPr>
               <w:rPr>
                 <w:rFonts w:asciiTheme="majorHAnsi" w:hAnsiTheme="majorHAnsi" w:cstheme="majorHAnsi"/>
@@ -5104,7 +5104,7 @@
           <w:tcPr>
             <w:tcW w:w="6237" w:type="dxa"/>
           </w:tcPr>
-          <w:p>
+          <w:p ns2:paraId="336DA740" ns2:textId="77777777">
             <w:pPr>
               <w:rPr>
                 <w:rFonts w:asciiTheme="majorHAnsi" w:hAnsiTheme="majorHAnsi" w:cstheme="majorHAnsi"/>
@@ -5115,13 +5115,13 @@
           </w:p>
         </w:tc>
       </w:tr>
-      <w:tr>
+      <w:tr ns2:paraId="5768E935" ns2:textId="77777777">
         <w:tc>
           <w:tcPr>
             <w:tcW w:w="564" w:type="dxa"/>
             <w:vMerge/>
           </w:tcPr>
-          <w:p>
+          <w:p ns2:paraId="0A888A84" ns2:textId="77777777">
             <w:pPr>
               <w:rPr>
                 <w:rFonts w:asciiTheme="majorHAnsi" w:hAnsiTheme="majorHAnsi" w:cstheme="majorHAnsi"/>
@@ -5136,7 +5136,7 @@
             <w:tcW w:w="1528" w:type="dxa"/>
             <w:vMerge/>
           </w:tcPr>
-          <w:p>
+          <w:p ns2:paraId="34693B26" ns2:textId="2828AA8D">
             <w:pPr>
               <w:rPr>
                 <w:rFonts w:asciiTheme="majorHAnsi" w:hAnsiTheme="majorHAnsi" w:cstheme="majorHAnsi"/>
@@ -5150,7 +5150,7 @@
           <w:tcPr>
             <w:tcW w:w="2442" w:type="dxa"/>
           </w:tcPr>
-          <w:p>
+          <w:p ns2:paraId="440F0356" ns2:textId="66824BC4">
             <w:pPr>
               <w:rPr>
                 <w:rFonts w:asciiTheme="majorHAnsi" w:hAnsiTheme="majorHAnsi" w:cstheme="majorHAnsi"/>
@@ -5164,7 +5164,7 @@
           <w:tcPr>
             <w:tcW w:w="6237" w:type="dxa"/>
           </w:tcPr>
-          <w:p>
+          <w:p ns2:paraId="2EDC6058" ns2:textId="77777777">
             <w:pPr>
               <w:rPr>
                 <w:rFonts w:asciiTheme="majorHAnsi" w:hAnsiTheme="majorHAnsi" w:cstheme="majorHAnsi"/>
@@ -5175,13 +5175,13 @@
           </w:p>
         </w:tc>
       </w:tr>
-      <w:tr>
+      <w:tr ns2:paraId="7881C651" ns2:textId="77777777">
         <w:tc>
           <w:tcPr>
             <w:tcW w:w="564" w:type="dxa"/>
             <w:vMerge/>
           </w:tcPr>
-          <w:p>
+          <w:p ns2:paraId="5205CDD6" ns2:textId="77777777">
             <w:pPr>
               <w:rPr>
                 <w:rFonts w:asciiTheme="majorHAnsi" w:hAnsiTheme="majorHAnsi" w:cstheme="majorHAnsi"/>
@@ -5196,7 +5196,7 @@
             <w:tcW w:w="1528" w:type="dxa"/>
             <w:vMerge/>
           </w:tcPr>
-          <w:p>
+          <w:p ns2:paraId="6EC77CE7" ns2:textId="602259A5">
             <w:pPr>
               <w:rPr>
                 <w:rFonts w:asciiTheme="majorHAnsi" w:hAnsiTheme="majorHAnsi" w:cstheme="majorHAnsi"/>
@@ -5210,7 +5210,7 @@
           <w:tcPr>
             <w:tcW w:w="2442" w:type="dxa"/>
           </w:tcPr>
-          <w:p>
+          <w:p ns2:paraId="760FA446" ns2:textId="6615EFA6">
             <w:pPr>
               <w:rPr>
                 <w:rFonts w:asciiTheme="majorHAnsi" w:hAnsiTheme="majorHAnsi" w:cstheme="majorHAnsi"/>
@@ -5224,7 +5224,7 @@
           <w:tcPr>
             <w:tcW w:w="6237" w:type="dxa"/>
           </w:tcPr>
-          <w:p>
+          <w:p ns2:paraId="79F9A026" ns2:textId="77777777">
             <w:pPr>
               <w:rPr>
                 <w:rFonts w:asciiTheme="majorHAnsi" w:hAnsiTheme="majorHAnsi" w:cstheme="majorHAnsi"/>
@@ -5235,7 +5235,7 @@
           </w:p>
         </w:tc>
       </w:tr>
-      <w:tr>
+      <w:tr ns2:paraId="2552A8B4" ns2:textId="77777777">
         <w:trPr>
           <w:trHeight w:val="440"/>
         </w:trPr>
@@ -5245,7 +5245,7 @@
             <w:vMerge w:val="restart"/>
             <w:shd w:val="clear" w:color="auto" w:fill="EEECE1" w:themeFill="background2"/>
           </w:tcPr>
-          <w:p>
+          <w:p ns2:paraId="4B2B8C89" ns2:textId="222361E3">
             <w:pPr>
               <w:rPr>
                 <w:rFonts w:asciiTheme="majorHAnsi" w:hAnsiTheme="majorHAnsi" w:cstheme="majorHAnsi"/>
@@ -5269,7 +5269,7 @@
             <w:vMerge w:val="restart"/>
             <w:shd w:val="clear" w:color="auto" w:fill="EEECE1" w:themeFill="background2"/>
           </w:tcPr>
-          <w:p>
+          <w:p ns2:paraId="52664372" ns2:textId="4C01F34A">
             <w:pPr>
               <w:rPr>
                 <w:rFonts w:asciiTheme="majorHAnsi" w:hAnsiTheme="majorHAnsi" w:cstheme="majorHAnsi"/>
@@ -5310,7 +5310,7 @@
             <w:tcW w:w="2442" w:type="dxa"/>
             <w:shd w:val="clear" w:color="auto" w:fill="EEECE1" w:themeFill="background2"/>
           </w:tcPr>
-          <w:p>
+          <w:p ns2:paraId="38364FC5" ns2:textId="2DB09785">
             <w:pPr>
               <w:rPr>
                 <w:rFonts w:asciiTheme="majorHAnsi" w:hAnsiTheme="majorHAnsi" w:cstheme="majorHAnsi"/>
@@ -5357,7 +5357,7 @@
             <w:tcW w:w="6237" w:type="dxa"/>
             <w:shd w:val="clear" w:color="auto" w:fill="EEECE1" w:themeFill="background2"/>
           </w:tcPr>
-          <w:p>
+          <w:p ns2:paraId="6C8E2C9E" ns2:textId="77777777">
             <w:pPr>
               <w:rPr>
                 <w:rFonts w:asciiTheme="majorHAnsi" w:hAnsiTheme="majorHAnsi" w:cstheme="majorHAnsi"/>
@@ -5368,7 +5368,7 @@
           </w:p>
         </w:tc>
       </w:tr>
-      <w:tr>
+      <w:tr ns2:paraId="59C0598F" ns2:textId="77777777">
         <w:trPr>
           <w:trHeight w:val="440"/>
         </w:trPr>
@@ -5378,7 +5378,7 @@
             <w:vMerge/>
             <w:shd w:val="clear" w:color="auto" w:fill="EEECE1" w:themeFill="background2"/>
           </w:tcPr>
-          <w:p>
+          <w:p ns2:paraId="0C76417B" ns2:textId="77777777">
             <w:pPr>
               <w:rPr>
                 <w:rFonts w:asciiTheme="majorHAnsi" w:hAnsiTheme="majorHAnsi" w:cstheme="majorHAnsi"/>
@@ -5394,7 +5394,7 @@
             <w:vMerge/>
             <w:shd w:val="clear" w:color="auto" w:fill="EEECE1" w:themeFill="background2"/>
           </w:tcPr>
-          <w:p>
+          <w:p ns2:paraId="6F1ECC3E" ns2:textId="6C9A382B">
             <w:pPr>
               <w:rPr>
                 <w:rFonts w:asciiTheme="majorHAnsi" w:hAnsiTheme="majorHAnsi" w:cstheme="majorHAnsi"/>
@@ -5409,7 +5409,7 @@
             <w:tcW w:w="2442" w:type="dxa"/>
             <w:shd w:val="clear" w:color="auto" w:fill="EEECE1" w:themeFill="background2"/>
           </w:tcPr>
-          <w:p>
+          <w:p ns2:paraId="0B8E51F9" ns2:textId="6A3869BF">
             <w:pPr>
               <w:rPr>
                 <w:rFonts w:asciiTheme="majorHAnsi" w:hAnsiTheme="majorHAnsi" w:cstheme="majorHAnsi"/>
@@ -5424,7 +5424,7 @@
             <w:tcW w:w="6237" w:type="dxa"/>
             <w:shd w:val="clear" w:color="auto" w:fill="EEECE1" w:themeFill="background2"/>
           </w:tcPr>
-          <w:p>
+          <w:p ns2:paraId="7E7E98FF" ns2:textId="77777777">
             <w:pPr>
               <w:rPr>
                 <w:rFonts w:asciiTheme="majorHAnsi" w:hAnsiTheme="majorHAnsi" w:cstheme="majorHAnsi"/>
@@ -5435,7 +5435,7 @@
           </w:p>
         </w:tc>
       </w:tr>
-      <w:tr>
+      <w:tr ns2:paraId="5F070C2C" ns2:textId="77777777">
         <w:trPr>
           <w:trHeight w:val="440"/>
         </w:trPr>
@@ -5445,7 +5445,7 @@
             <w:vMerge/>
             <w:shd w:val="clear" w:color="auto" w:fill="EEECE1" w:themeFill="background2"/>
           </w:tcPr>
-          <w:p>
+          <w:p ns2:paraId="2D29F834" ns2:textId="77777777">
             <w:pPr>
               <w:rPr>
                 <w:rFonts w:asciiTheme="majorHAnsi" w:hAnsiTheme="majorHAnsi" w:cstheme="majorHAnsi"/>
@@ -5461,7 +5461,7 @@
             <w:vMerge/>
             <w:shd w:val="clear" w:color="auto" w:fill="EEECE1" w:themeFill="background2"/>
           </w:tcPr>
-          <w:p>
+          <w:p ns2:paraId="4338A495" ns2:textId="3A2626B6">
             <w:pPr>
               <w:rPr>
                 <w:rFonts w:asciiTheme="majorHAnsi" w:hAnsiTheme="majorHAnsi" w:cstheme="majorHAnsi"/>
@@ -5476,7 +5476,7 @@
             <w:tcW w:w="2442" w:type="dxa"/>
             <w:shd w:val="clear" w:color="auto" w:fill="EEECE1" w:themeFill="background2"/>
           </w:tcPr>
-          <w:p>
+          <w:p ns2:paraId="6F0EB59A" ns2:textId="05561873">
             <w:pPr>
               <w:rPr>
                 <w:rFonts w:asciiTheme="majorHAnsi" w:hAnsiTheme="majorHAnsi" w:cstheme="majorHAnsi"/>
@@ -5491,7 +5491,7 @@
             <w:tcW w:w="6237" w:type="dxa"/>
             <w:shd w:val="clear" w:color="auto" w:fill="EEECE1" w:themeFill="background2"/>
           </w:tcPr>
-          <w:p>
+          <w:p ns2:paraId="683BF3DB" ns2:textId="77777777">
             <w:pPr>
               <w:rPr>
                 <w:rFonts w:asciiTheme="majorHAnsi" w:hAnsiTheme="majorHAnsi" w:cstheme="majorHAnsi"/>
@@ -5502,14 +5502,14 @@
           </w:p>
         </w:tc>
       </w:tr>
-      <w:tr>
+      <w:tr ns2:paraId="3065A710" ns2:textId="77777777">
         <w:tc>
           <w:tcPr>
             <w:tcW w:w="564" w:type="dxa"/>
             <w:vMerge w:val="restart"/>
             <w:shd w:val="clear" w:color="auto" w:fill="FFFFFF" w:themeFill="background1"/>
           </w:tcPr>
-          <w:p>
+          <w:p ns2:paraId="77DED3B6" ns2:textId="426F0B7F">
             <w:pPr>
               <w:rPr>
                 <w:rFonts w:asciiTheme="majorHAnsi" w:hAnsiTheme="majorHAnsi" w:cstheme="majorHAnsi"/>
@@ -5533,7 +5533,7 @@
             <w:vMerge w:val="restart"/>
             <w:shd w:val="clear" w:color="auto" w:fill="FFFFFF" w:themeFill="background1"/>
           </w:tcPr>
-          <w:p>
+          <w:p ns2:paraId="19F6775A" ns2:textId="1777F7AA">
             <w:pPr>
               <w:rPr>
                 <w:rFonts w:asciiTheme="majorHAnsi" w:hAnsiTheme="majorHAnsi" w:cstheme="majorHAnsi"/>
@@ -5557,7 +5557,7 @@
             <w:tcW w:w="2442" w:type="dxa"/>
             <w:shd w:val="clear" w:color="auto" w:fill="FFFFFF" w:themeFill="background1"/>
           </w:tcPr>
-          <w:p>
+          <w:p ns2:paraId="1F4D6D59" ns2:textId="6AB1A540">
             <w:pPr>
               <w:rPr>
                 <w:rFonts w:asciiTheme="majorHAnsi" w:hAnsiTheme="majorHAnsi" w:cstheme="majorHAnsi"/>
@@ -5604,7 +5604,7 @@
             <w:tcW w:w="6237" w:type="dxa"/>
             <w:shd w:val="clear" w:color="auto" w:fill="FFFFFF" w:themeFill="background1"/>
           </w:tcPr>
-          <w:p>
+          <w:p ns2:paraId="3353C97E" ns2:textId="77777777">
             <w:pPr>
               <w:rPr>
                 <w:rFonts w:asciiTheme="majorHAnsi" w:hAnsiTheme="majorHAnsi" w:cstheme="majorHAnsi"/>
@@ -5615,14 +5615,14 @@
           </w:p>
         </w:tc>
       </w:tr>
-      <w:tr>
+      <w:tr ns2:paraId="4D3532A6" ns2:textId="77777777">
         <w:tc>
           <w:tcPr>
             <w:tcW w:w="564" w:type="dxa"/>
             <w:vMerge/>
             <w:shd w:val="clear" w:color="auto" w:fill="FFFFFF" w:themeFill="background1"/>
           </w:tcPr>
-          <w:p>
+          <w:p ns2:paraId="7F8E77E5" ns2:textId="77777777">
             <w:pPr>
               <w:rPr>
                 <w:rFonts w:asciiTheme="majorHAnsi" w:hAnsiTheme="majorHAnsi" w:cstheme="majorHAnsi"/>
@@ -5638,7 +5638,7 @@
             <w:vMerge/>
             <w:shd w:val="clear" w:color="auto" w:fill="FFFFFF" w:themeFill="background1"/>
           </w:tcPr>
-          <w:p>
+          <w:p ns2:paraId="46C6E4CF" ns2:textId="6B9E06EA">
             <w:pPr>
               <w:rPr>
                 <w:rFonts w:asciiTheme="majorHAnsi" w:hAnsiTheme="majorHAnsi" w:cstheme="majorHAnsi"/>
@@ -5653,7 +5653,7 @@
             <w:tcW w:w="2442" w:type="dxa"/>
             <w:shd w:val="clear" w:color="auto" w:fill="FFFFFF" w:themeFill="background1"/>
           </w:tcPr>
-          <w:p>
+          <w:p ns2:paraId="5744A46D" ns2:textId="7B5AF6E8">
             <w:pPr>
               <w:rPr>
                 <w:rFonts w:asciiTheme="majorHAnsi" w:hAnsiTheme="majorHAnsi" w:cstheme="majorHAnsi"/>
@@ -5668,7 +5668,7 @@
             <w:tcW w:w="6237" w:type="dxa"/>
             <w:shd w:val="clear" w:color="auto" w:fill="FFFFFF" w:themeFill="background1"/>
           </w:tcPr>
-          <w:p>
+          <w:p ns2:paraId="3C817368" ns2:textId="77777777">
             <w:pPr>
               <w:rPr>
                 <w:rFonts w:asciiTheme="majorHAnsi" w:hAnsiTheme="majorHAnsi" w:cstheme="majorHAnsi"/>
@@ -5679,14 +5679,14 @@
           </w:p>
         </w:tc>
       </w:tr>
-      <w:tr>
+      <w:tr ns2:paraId="0BB5C597" ns2:textId="77777777">
         <w:tc>
           <w:tcPr>
             <w:tcW w:w="564" w:type="dxa"/>
             <w:vMerge/>
             <w:shd w:val="clear" w:color="auto" w:fill="FFFFFF" w:themeFill="background1"/>
           </w:tcPr>
-          <w:p>
+          <w:p ns2:paraId="1ED232D3" ns2:textId="77777777">
             <w:pPr>
               <w:rPr>
                 <w:rFonts w:asciiTheme="majorHAnsi" w:hAnsiTheme="majorHAnsi" w:cstheme="majorHAnsi"/>
@@ -5702,7 +5702,7 @@
             <w:vMerge/>
             <w:shd w:val="clear" w:color="auto" w:fill="FFFFFF" w:themeFill="background1"/>
           </w:tcPr>
-          <w:p>
+          <w:p ns2:paraId="0CE4EA4B" ns2:textId="3D367E8B">
             <w:pPr>
               <w:rPr>
                 <w:rFonts w:asciiTheme="majorHAnsi" w:hAnsiTheme="majorHAnsi" w:cstheme="majorHAnsi"/>
@@ -5717,7 +5717,7 @@
             <w:tcW w:w="2442" w:type="dxa"/>
             <w:shd w:val="clear" w:color="auto" w:fill="FFFFFF" w:themeFill="background1"/>
           </w:tcPr>
-          <w:p>
+          <w:p ns2:paraId="44FCE682" ns2:textId="20892A8D">
             <w:pPr>
               <w:rPr>
                 <w:rFonts w:asciiTheme="majorHAnsi" w:hAnsiTheme="majorHAnsi" w:cstheme="majorHAnsi"/>
@@ -5732,7 +5732,7 @@
             <w:tcW w:w="6237" w:type="dxa"/>
             <w:shd w:val="clear" w:color="auto" w:fill="FFFFFF" w:themeFill="background1"/>
           </w:tcPr>
-          <w:p>
+          <w:p ns2:paraId="6DA27029" ns2:textId="77777777">
             <w:pPr>
               <w:rPr>
                 <w:rFonts w:asciiTheme="majorHAnsi" w:hAnsiTheme="majorHAnsi" w:cstheme="majorHAnsi"/>
@@ -5743,14 +5743,14 @@
           </w:p>
         </w:tc>
       </w:tr>
-      <w:tr>
+      <w:tr ns2:paraId="48708C60" ns2:textId="77777777">
         <w:tc>
           <w:tcPr>
             <w:tcW w:w="564" w:type="dxa"/>
             <w:vMerge w:val="restart"/>
             <w:shd w:val="clear" w:color="auto" w:fill="EEECE1" w:themeFill="background2"/>
           </w:tcPr>
-          <w:p>
+          <w:p ns2:paraId="3E75EDB8" ns2:textId="3918CC4C">
             <w:pPr>
               <w:rPr>
                 <w:rFonts w:asciiTheme="majorHAnsi" w:hAnsiTheme="majorHAnsi" w:cstheme="majorHAnsi"/>
@@ -5774,7 +5774,7 @@
             <w:vMerge w:val="restart"/>
             <w:shd w:val="clear" w:color="auto" w:fill="EEECE1" w:themeFill="background2"/>
           </w:tcPr>
-          <w:p>
+          <w:p ns2:paraId="15A3B323" ns2:textId="09AA931E">
             <w:pPr>
               <w:rPr>
                 <w:rFonts w:asciiTheme="majorHAnsi" w:hAnsiTheme="majorHAnsi" w:cstheme="majorHAnsi"/>
@@ -5830,7 +5830,7 @@
             <w:tcW w:w="2442" w:type="dxa"/>
             <w:shd w:val="clear" w:color="auto" w:fill="EEECE1" w:themeFill="background2"/>
           </w:tcPr>
-          <w:p>
+          <w:p ns2:paraId="441C131E" ns2:textId="3C1D8395">
             <w:pPr>
               <w:rPr>
                 <w:rFonts w:asciiTheme="majorHAnsi" w:hAnsiTheme="majorHAnsi" w:cstheme="majorHAnsi"/>
@@ -5877,7 +5877,7 @@
             <w:tcW w:w="6237" w:type="dxa"/>
             <w:shd w:val="clear" w:color="auto" w:fill="EEECE1" w:themeFill="background2"/>
           </w:tcPr>
-          <w:p>
+          <w:p ns2:paraId="29EEC7B7" ns2:textId="77777777">
             <w:pPr>
               <w:rPr>
                 <w:rFonts w:asciiTheme="majorHAnsi" w:hAnsiTheme="majorHAnsi" w:cstheme="majorHAnsi"/>
@@ -5888,14 +5888,14 @@
           </w:p>
         </w:tc>
       </w:tr>
-      <w:tr>
+      <w:tr ns2:paraId="51272EEE" ns2:textId="77777777">
         <w:tc>
           <w:tcPr>
             <w:tcW w:w="564" w:type="dxa"/>
             <w:vMerge/>
             <w:shd w:val="clear" w:color="auto" w:fill="EEECE1" w:themeFill="background2"/>
           </w:tcPr>
-          <w:p>
+          <w:p ns2:paraId="68992EBF" ns2:textId="77777777">
             <w:pPr>
               <w:rPr>
                 <w:rFonts w:asciiTheme="majorHAnsi" w:hAnsiTheme="majorHAnsi" w:cstheme="majorHAnsi"/>
@@ -5911,7 +5911,7 @@
             <w:vMerge/>
             <w:shd w:val="clear" w:color="auto" w:fill="EEECE1" w:themeFill="background2"/>
           </w:tcPr>
-          <w:p>
+          <w:p ns2:paraId="20C61100" ns2:textId="0F28718A">
             <w:pPr>
               <w:rPr>
                 <w:rFonts w:asciiTheme="majorHAnsi" w:hAnsiTheme="majorHAnsi" w:cstheme="majorHAnsi"/>
@@ -5926,7 +5926,7 @@
             <w:tcW w:w="2442" w:type="dxa"/>
             <w:shd w:val="clear" w:color="auto" w:fill="EEECE1" w:themeFill="background2"/>
           </w:tcPr>
-          <w:p>
+          <w:p ns2:paraId="6986E378" ns2:textId="158C0D49">
             <w:pPr>
               <w:rPr>
                 <w:rFonts w:asciiTheme="majorHAnsi" w:hAnsiTheme="majorHAnsi" w:cstheme="majorHAnsi"/>
@@ -5941,7 +5941,7 @@
             <w:tcW w:w="6237" w:type="dxa"/>
             <w:shd w:val="clear" w:color="auto" w:fill="EEECE1" w:themeFill="background2"/>
           </w:tcPr>
-          <w:p>
+          <w:p ns2:paraId="05A9762C" ns2:textId="77777777">
             <w:pPr>
               <w:rPr>
                 <w:rFonts w:asciiTheme="majorHAnsi" w:hAnsiTheme="majorHAnsi" w:cstheme="majorHAnsi"/>
@@ -5952,14 +5952,14 @@
           </w:p>
         </w:tc>
       </w:tr>
-      <w:tr>
+      <w:tr ns2:paraId="158EC00C" ns2:textId="77777777">
         <w:tc>
           <w:tcPr>
             <w:tcW w:w="564" w:type="dxa"/>
             <w:vMerge/>
             <w:shd w:val="clear" w:color="auto" w:fill="EEECE1" w:themeFill="background2"/>
           </w:tcPr>
-          <w:p>
+          <w:p ns2:paraId="305C506D" ns2:textId="77777777">
             <w:pPr>
               <w:rPr>
                 <w:rFonts w:asciiTheme="majorHAnsi" w:hAnsiTheme="majorHAnsi" w:cstheme="majorHAnsi"/>
@@ -5975,7 +5975,7 @@
             <w:vMerge/>
             <w:shd w:val="clear" w:color="auto" w:fill="EEECE1" w:themeFill="background2"/>
           </w:tcPr>
-          <w:p>
+          <w:p ns2:paraId="67403C19" ns2:textId="7F420106">
             <w:pPr>
               <w:rPr>
                 <w:rFonts w:asciiTheme="majorHAnsi" w:hAnsiTheme="majorHAnsi" w:cstheme="majorHAnsi"/>
@@ -5990,7 +5990,7 @@
             <w:tcW w:w="2442" w:type="dxa"/>
             <w:shd w:val="clear" w:color="auto" w:fill="EEECE1" w:themeFill="background2"/>
           </w:tcPr>
-          <w:p>
+          <w:p ns2:paraId="264E6A8B" ns2:textId="78457769">
             <w:pPr>
               <w:rPr>
                 <w:rFonts w:asciiTheme="majorHAnsi" w:hAnsiTheme="majorHAnsi" w:cstheme="majorHAnsi"/>
@@ -6005,7 +6005,7 @@
             <w:tcW w:w="6237" w:type="dxa"/>
             <w:shd w:val="clear" w:color="auto" w:fill="EEECE1" w:themeFill="background2"/>
           </w:tcPr>
-          <w:p>
+          <w:p ns2:paraId="0A6D136C" ns2:textId="77777777">
             <w:pPr>
               <w:rPr>
                 <w:rFonts w:asciiTheme="majorHAnsi" w:hAnsiTheme="majorHAnsi" w:cstheme="majorHAnsi"/>
@@ -6016,14 +6016,14 @@
           </w:p>
         </w:tc>
       </w:tr>
-      <w:tr>
+      <w:tr ns2:paraId="3BD4FA7E" ns2:textId="77777777">
         <w:tc>
           <w:tcPr>
             <w:tcW w:w="564" w:type="dxa"/>
             <w:vMerge w:val="restart"/>
             <w:shd w:val="clear" w:color="auto" w:fill="FFFFFF" w:themeFill="background1"/>
           </w:tcPr>
-          <w:p>
+          <w:p ns2:paraId="15D8646B" ns2:textId="07624C31">
             <w:pPr>
               <w:rPr>
                 <w:rFonts w:asciiTheme="majorHAnsi" w:hAnsiTheme="majorHAnsi" w:cstheme="majorHAnsi"/>
@@ -6047,7 +6047,7 @@
             <w:vMerge w:val="restart"/>
             <w:shd w:val="clear" w:color="auto" w:fill="FFFFFF" w:themeFill="background1"/>
           </w:tcPr>
-          <w:p>
+          <w:p ns2:paraId="78C46994" ns2:textId="0641D629">
             <w:pPr>
               <w:rPr>
                 <w:rFonts w:asciiTheme="majorHAnsi" w:hAnsiTheme="majorHAnsi" w:cstheme="majorHAnsi"/>
@@ -6097,7 +6097,7 @@
             <w:tcW w:w="2442" w:type="dxa"/>
             <w:shd w:val="clear" w:color="auto" w:fill="FFFFFF" w:themeFill="background1"/>
           </w:tcPr>
-          <w:p>
+          <w:p ns2:paraId="22134E53" ns2:textId="534DC438">
             <w:pPr>
               <w:rPr>
                 <w:rFonts w:asciiTheme="majorHAnsi" w:hAnsiTheme="majorHAnsi" w:cstheme="majorHAnsi"/>
@@ -6144,7 +6144,7 @@
             <w:tcW w:w="6237" w:type="dxa"/>
             <w:shd w:val="clear" w:color="auto" w:fill="FFFFFF" w:themeFill="background1"/>
           </w:tcPr>
-          <w:p>
+          <w:p ns2:paraId="3D9297C3" ns2:textId="77777777">
             <w:pPr>
               <w:rPr>
                 <w:rFonts w:asciiTheme="majorHAnsi" w:hAnsiTheme="majorHAnsi" w:cstheme="majorHAnsi"/>
@@ -6155,14 +6155,14 @@
           </w:p>
         </w:tc>
       </w:tr>
-      <w:tr>
+      <w:tr ns2:paraId="5EFDF8B9" ns2:textId="77777777">
         <w:tc>
           <w:tcPr>
             <w:tcW w:w="564" w:type="dxa"/>
             <w:vMerge/>
             <w:shd w:val="clear" w:color="auto" w:fill="FFFFFF" w:themeFill="background1"/>
           </w:tcPr>
-          <w:p>
+          <w:p ns2:paraId="3FA55B8D" ns2:textId="77777777">
             <w:pPr>
               <w:rPr>
                 <w:rFonts w:asciiTheme="majorHAnsi" w:hAnsiTheme="majorHAnsi" w:cstheme="majorHAnsi"/>
@@ -6178,7 +6178,7 @@
             <w:vMerge/>
             <w:shd w:val="clear" w:color="auto" w:fill="FFFFFF" w:themeFill="background1"/>
           </w:tcPr>
-          <w:p>
+          <w:p ns2:paraId="749A87C4" ns2:textId="6672C8E0">
             <w:pPr>
               <w:rPr>
                 <w:rFonts w:asciiTheme="majorHAnsi" w:hAnsiTheme="majorHAnsi" w:cstheme="majorHAnsi"/>
@@ -6193,7 +6193,7 @@
             <w:tcW w:w="2442" w:type="dxa"/>
             <w:shd w:val="clear" w:color="auto" w:fill="FFFFFF" w:themeFill="background1"/>
           </w:tcPr>
-          <w:p>
+          <w:p ns2:paraId="67575BCB" ns2:textId="4FED7537">
             <w:pPr>
               <w:rPr>
                 <w:rFonts w:asciiTheme="majorHAnsi" w:hAnsiTheme="majorHAnsi" w:cstheme="majorHAnsi"/>
@@ -6208,7 +6208,7 @@
             <w:tcW w:w="6237" w:type="dxa"/>
             <w:shd w:val="clear" w:color="auto" w:fill="FFFFFF" w:themeFill="background1"/>
           </w:tcPr>
-          <w:p>
+          <w:p ns2:paraId="369A7818" ns2:textId="77777777">
             <w:pPr>
               <w:rPr>
                 <w:rFonts w:asciiTheme="majorHAnsi" w:hAnsiTheme="majorHAnsi" w:cstheme="majorHAnsi"/>
@@ -6219,14 +6219,14 @@
           </w:p>
         </w:tc>
       </w:tr>
-      <w:tr>
+      <w:tr ns2:paraId="5E36A9D6" ns2:textId="77777777">
         <w:tc>
           <w:tcPr>
             <w:tcW w:w="564" w:type="dxa"/>
             <w:vMerge/>
             <w:shd w:val="clear" w:color="auto" w:fill="FFFFFF" w:themeFill="background1"/>
           </w:tcPr>
-          <w:p>
+          <w:p ns2:paraId="75B801F2" ns2:textId="77777777">
             <w:pPr>
               <w:rPr>
                 <w:rFonts w:asciiTheme="majorHAnsi" w:hAnsiTheme="majorHAnsi" w:cstheme="majorHAnsi"/>
@@ -6242,7 +6242,7 @@
             <w:vMerge/>
             <w:shd w:val="clear" w:color="auto" w:fill="FFFFFF" w:themeFill="background1"/>
           </w:tcPr>
-          <w:p>
+          <w:p ns2:paraId="503BC066" ns2:textId="44D19432">
             <w:pPr>
               <w:rPr>
                 <w:rFonts w:asciiTheme="majorHAnsi" w:hAnsiTheme="majorHAnsi" w:cstheme="majorHAnsi"/>
@@ -6257,88 +6257,88 @@
             <w:tcW w:w="2442" w:type="dxa"/>
             <w:shd w:val="clear" w:color="auto" w:fill="FFFFFF" w:themeFill="background1"/>
           </w:tcPr>
-          <w:p>
-            <w:pPr>
-              <w:rPr>
-                <w:rFonts w:asciiTheme="majorHAnsi" w:hAnsiTheme="majorHAnsi" w:cstheme="majorHAnsi"/>
-                <w:sz w:val="20"/>
-                <w:szCs w:val="22"/>
-              </w:rPr>
-            </w:pPr>
-          </w:p>
-          <w:p>
-            <w:pPr>
-              <w:rPr>
-                <w:rFonts w:asciiTheme="majorHAnsi" w:hAnsiTheme="majorHAnsi" w:cstheme="majorHAnsi"/>
-                <w:sz w:val="20"/>
-                <w:szCs w:val="22"/>
-              </w:rPr>
-            </w:pPr>
-          </w:p>
-          <w:p>
-            <w:pPr>
-              <w:rPr>
-                <w:rFonts w:asciiTheme="majorHAnsi" w:hAnsiTheme="majorHAnsi" w:cstheme="majorHAnsi"/>
-                <w:sz w:val="20"/>
-                <w:szCs w:val="22"/>
-              </w:rPr>
-            </w:pPr>
-          </w:p>
-          <w:p>
-            <w:pPr>
-              <w:rPr>
-                <w:rFonts w:asciiTheme="majorHAnsi" w:hAnsiTheme="majorHAnsi" w:cstheme="majorHAnsi"/>
-                <w:sz w:val="20"/>
-                <w:szCs w:val="22"/>
-              </w:rPr>
-            </w:pPr>
-          </w:p>
-          <w:p>
-            <w:pPr>
-              <w:rPr>
-                <w:rFonts w:asciiTheme="majorHAnsi" w:hAnsiTheme="majorHAnsi" w:cstheme="majorHAnsi"/>
-                <w:sz w:val="20"/>
-                <w:szCs w:val="22"/>
-              </w:rPr>
-            </w:pPr>
-          </w:p>
-          <w:p>
-            <w:pPr>
-              <w:rPr>
-                <w:rFonts w:asciiTheme="majorHAnsi" w:hAnsiTheme="majorHAnsi" w:cstheme="majorHAnsi"/>
-                <w:sz w:val="20"/>
-                <w:szCs w:val="22"/>
-              </w:rPr>
-            </w:pPr>
-          </w:p>
-          <w:p>
-            <w:pPr>
-              <w:rPr>
-                <w:rFonts w:asciiTheme="majorHAnsi" w:hAnsiTheme="majorHAnsi" w:cstheme="majorHAnsi"/>
-                <w:sz w:val="20"/>
-                <w:szCs w:val="22"/>
-              </w:rPr>
-            </w:pPr>
-          </w:p>
-          <w:p>
-            <w:pPr>
-              <w:rPr>
-                <w:rFonts w:asciiTheme="majorHAnsi" w:hAnsiTheme="majorHAnsi" w:cstheme="majorHAnsi"/>
-                <w:sz w:val="20"/>
-                <w:szCs w:val="22"/>
-              </w:rPr>
-            </w:pPr>
-          </w:p>
-          <w:p>
-            <w:pPr>
-              <w:rPr>
-                <w:rFonts w:asciiTheme="majorHAnsi" w:hAnsiTheme="majorHAnsi" w:cstheme="majorHAnsi"/>
-                <w:sz w:val="20"/>
-                <w:szCs w:val="22"/>
-              </w:rPr>
-            </w:pPr>
-          </w:p>
-          <w:p>
+          <w:p ns2:paraId="4F31FFEB" ns2:textId="77777777">
+            <w:pPr>
+              <w:rPr>
+                <w:rFonts w:asciiTheme="majorHAnsi" w:hAnsiTheme="majorHAnsi" w:cstheme="majorHAnsi"/>
+                <w:sz w:val="20"/>
+                <w:szCs w:val="22"/>
+              </w:rPr>
+            </w:pPr>
+          </w:p>
+          <w:p ns2:paraId="76E8A989" ns2:textId="77777777">
+            <w:pPr>
+              <w:rPr>
+                <w:rFonts w:asciiTheme="majorHAnsi" w:hAnsiTheme="majorHAnsi" w:cstheme="majorHAnsi"/>
+                <w:sz w:val="20"/>
+                <w:szCs w:val="22"/>
+              </w:rPr>
+            </w:pPr>
+          </w:p>
+          <w:p ns2:paraId="282106B0" ns2:textId="77777777">
+            <w:pPr>
+              <w:rPr>
+                <w:rFonts w:asciiTheme="majorHAnsi" w:hAnsiTheme="majorHAnsi" w:cstheme="majorHAnsi"/>
+                <w:sz w:val="20"/>
+                <w:szCs w:val="22"/>
+              </w:rPr>
+            </w:pPr>
+          </w:p>
+          <w:p ns2:paraId="2467DB11" ns2:textId="77777777">
+            <w:pPr>
+              <w:rPr>
+                <w:rFonts w:asciiTheme="majorHAnsi" w:hAnsiTheme="majorHAnsi" w:cstheme="majorHAnsi"/>
+                <w:sz w:val="20"/>
+                <w:szCs w:val="22"/>
+              </w:rPr>
+            </w:pPr>
+          </w:p>
+          <w:p ns2:paraId="5DD2E558" ns2:textId="77777777">
+            <w:pPr>
+              <w:rPr>
+                <w:rFonts w:asciiTheme="majorHAnsi" w:hAnsiTheme="majorHAnsi" w:cstheme="majorHAnsi"/>
+                <w:sz w:val="20"/>
+                <w:szCs w:val="22"/>
+              </w:rPr>
+            </w:pPr>
+          </w:p>
+          <w:p ns2:paraId="093F0D24" ns2:textId="77777777">
+            <w:pPr>
+              <w:rPr>
+                <w:rFonts w:asciiTheme="majorHAnsi" w:hAnsiTheme="majorHAnsi" w:cstheme="majorHAnsi"/>
+                <w:sz w:val="20"/>
+                <w:szCs w:val="22"/>
+              </w:rPr>
+            </w:pPr>
+          </w:p>
+          <w:p ns2:paraId="2572A2D3" ns2:textId="77777777">
+            <w:pPr>
+              <w:rPr>
+                <w:rFonts w:asciiTheme="majorHAnsi" w:hAnsiTheme="majorHAnsi" w:cstheme="majorHAnsi"/>
+                <w:sz w:val="20"/>
+                <w:szCs w:val="22"/>
+              </w:rPr>
+            </w:pPr>
+          </w:p>
+          <w:p ns2:paraId="0053DCAB" ns2:textId="77777777">
+            <w:pPr>
+              <w:rPr>
+                <w:rFonts w:asciiTheme="majorHAnsi" w:hAnsiTheme="majorHAnsi" w:cstheme="majorHAnsi"/>
+                <w:sz w:val="20"/>
+                <w:szCs w:val="22"/>
+              </w:rPr>
+            </w:pPr>
+          </w:p>
+          <w:p ns2:paraId="74F98108" ns2:textId="77777777">
+            <w:pPr>
+              <w:rPr>
+                <w:rFonts w:asciiTheme="majorHAnsi" w:hAnsiTheme="majorHAnsi" w:cstheme="majorHAnsi"/>
+                <w:sz w:val="20"/>
+                <w:szCs w:val="22"/>
+              </w:rPr>
+            </w:pPr>
+          </w:p>
+          <w:p ns2:paraId="1F50F82D" ns2:textId="2C452DC4">
             <w:pPr>
               <w:rPr>
                 <w:rFonts w:asciiTheme="majorHAnsi" w:hAnsiTheme="majorHAnsi" w:cstheme="majorHAnsi"/>
@@ -6353,7 +6353,7 @@
             <w:tcW w:w="6237" w:type="dxa"/>
             <w:shd w:val="clear" w:color="auto" w:fill="FFFFFF" w:themeFill="background1"/>
           </w:tcPr>
-          <w:p>
+          <w:p ns2:paraId="0B6C8BAA" ns2:textId="77777777">
             <w:pPr>
               <w:rPr>
                 <w:rFonts w:asciiTheme="majorHAnsi" w:hAnsiTheme="majorHAnsi" w:cstheme="majorHAnsi"/>
@@ -6364,14 +6364,14 @@
           </w:p>
         </w:tc>
       </w:tr>
-      <w:tr>
+      <w:tr ns2:paraId="5240EC07" ns2:textId="77777777">
         <w:tc>
           <w:tcPr>
             <w:tcW w:w="564" w:type="dxa"/>
             <w:vMerge w:val="restart"/>
             <w:shd w:val="clear" w:color="auto" w:fill="EEECE1" w:themeFill="background2"/>
           </w:tcPr>
-          <w:p>
+          <w:p ns2:paraId="4E08F2E4" ns2:textId="7B347884">
             <w:pPr>
               <w:rPr>
                 <w:rFonts w:asciiTheme="majorHAnsi" w:hAnsiTheme="majorHAnsi" w:cstheme="majorHAnsi"/>
@@ -6395,7 +6395,7 @@
             <w:vMerge w:val="restart"/>
             <w:shd w:val="clear" w:color="auto" w:fill="EEECE1" w:themeFill="background2"/>
           </w:tcPr>
-          <w:p>
+          <w:p ns2:paraId="0FE0D77C" ns2:textId="75CD08BB">
             <w:pPr>
               <w:rPr>
                 <w:rFonts w:asciiTheme="majorHAnsi" w:hAnsiTheme="majorHAnsi" w:cstheme="majorHAnsi"/>
@@ -6419,7 +6419,7 @@
             <w:tcW w:w="2442" w:type="dxa"/>
             <w:shd w:val="clear" w:color="auto" w:fill="EEECE1" w:themeFill="background2"/>
           </w:tcPr>
-          <w:p>
+          <w:p ns2:paraId="3FB7725C" ns2:textId="696D710F">
             <w:pPr>
               <w:rPr>
                 <w:rFonts w:asciiTheme="majorHAnsi" w:hAnsiTheme="majorHAnsi" w:cstheme="majorHAnsi"/>
@@ -6466,7 +6466,7 @@
             <w:tcW w:w="6237" w:type="dxa"/>
             <w:shd w:val="clear" w:color="auto" w:fill="EEECE1" w:themeFill="background2"/>
           </w:tcPr>
-          <w:p>
+          <w:p ns2:paraId="36FAE571" ns2:textId="77777777">
             <w:pPr>
               <w:rPr>
                 <w:rFonts w:asciiTheme="majorHAnsi" w:hAnsiTheme="majorHAnsi" w:cstheme="majorHAnsi"/>
@@ -6477,14 +6477,14 @@
           </w:p>
         </w:tc>
       </w:tr>
-      <w:tr>
+      <w:tr ns2:paraId="10AF92AE" ns2:textId="77777777">
         <w:tc>
           <w:tcPr>
             <w:tcW w:w="564" w:type="dxa"/>
             <w:vMerge/>
             <w:shd w:val="clear" w:color="auto" w:fill="EEECE1" w:themeFill="background2"/>
           </w:tcPr>
-          <w:p>
+          <w:p ns2:paraId="642100AE" ns2:textId="77777777">
             <w:pPr>
               <w:rPr>
                 <w:rFonts w:asciiTheme="majorHAnsi" w:hAnsiTheme="majorHAnsi" w:cstheme="majorHAnsi"/>
@@ -6500,7 +6500,7 @@
             <w:vMerge/>
             <w:shd w:val="clear" w:color="auto" w:fill="EEECE1" w:themeFill="background2"/>
           </w:tcPr>
-          <w:p>
+          <w:p ns2:paraId="1FABA96D" ns2:textId="7FC01A24">
             <w:pPr>
               <w:rPr>
                 <w:rFonts w:asciiTheme="majorHAnsi" w:hAnsiTheme="majorHAnsi" w:cstheme="majorHAnsi"/>
@@ -6515,7 +6515,7 @@
             <w:tcW w:w="2442" w:type="dxa"/>
             <w:shd w:val="clear" w:color="auto" w:fill="EEECE1" w:themeFill="background2"/>
           </w:tcPr>
-          <w:p>
+          <w:p ns2:paraId="178F8F1F" ns2:textId="12C28765">
             <w:pPr>
               <w:rPr>
                 <w:rFonts w:asciiTheme="majorHAnsi" w:hAnsiTheme="majorHAnsi" w:cstheme="majorHAnsi"/>
@@ -6530,7 +6530,7 @@
             <w:tcW w:w="6237" w:type="dxa"/>
             <w:shd w:val="clear" w:color="auto" w:fill="EEECE1" w:themeFill="background2"/>
           </w:tcPr>
-          <w:p>
+          <w:p ns2:paraId="2618638B" ns2:textId="77777777">
             <w:pPr>
               <w:rPr>
                 <w:rFonts w:asciiTheme="majorHAnsi" w:hAnsiTheme="majorHAnsi" w:cstheme="majorHAnsi"/>
@@ -6541,14 +6541,14 @@
           </w:p>
         </w:tc>
       </w:tr>
-      <w:tr>
+      <w:tr ns2:paraId="39D4E6ED" ns2:textId="77777777">
         <w:tc>
           <w:tcPr>
             <w:tcW w:w="564" w:type="dxa"/>
             <w:vMerge/>
             <w:shd w:val="clear" w:color="auto" w:fill="EEECE1" w:themeFill="background2"/>
           </w:tcPr>
-          <w:p>
+          <w:p ns2:paraId="3ABFB818" ns2:textId="77777777">
             <w:pPr>
               <w:rPr>
                 <w:rFonts w:asciiTheme="majorHAnsi" w:hAnsiTheme="majorHAnsi" w:cstheme="majorHAnsi"/>
@@ -6564,7 +6564,7 @@
             <w:vMerge/>
             <w:shd w:val="clear" w:color="auto" w:fill="EEECE1" w:themeFill="background2"/>
           </w:tcPr>
-          <w:p>
+          <w:p ns2:paraId="3A9AE61E" ns2:textId="336E8F75">
             <w:pPr>
               <w:rPr>
                 <w:rFonts w:asciiTheme="majorHAnsi" w:hAnsiTheme="majorHAnsi" w:cstheme="majorHAnsi"/>
@@ -6579,7 +6579,7 @@
             <w:tcW w:w="2442" w:type="dxa"/>
             <w:shd w:val="clear" w:color="auto" w:fill="EEECE1" w:themeFill="background2"/>
           </w:tcPr>
-          <w:p>
+          <w:p ns2:paraId="637ADC9F" ns2:textId="25C2D2A9">
             <w:pPr>
               <w:rPr>
                 <w:rFonts w:asciiTheme="majorHAnsi" w:hAnsiTheme="majorHAnsi" w:cstheme="majorHAnsi"/>
@@ -6594,7 +6594,7 @@
             <w:tcW w:w="6237" w:type="dxa"/>
             <w:shd w:val="clear" w:color="auto" w:fill="EEECE1" w:themeFill="background2"/>
           </w:tcPr>
-          <w:p>
+          <w:p ns2:paraId="18601A12" ns2:textId="77777777">
             <w:pPr>
               <w:rPr>
                 <w:rFonts w:asciiTheme="majorHAnsi" w:hAnsiTheme="majorHAnsi" w:cstheme="majorHAnsi"/>
@@ -6605,7 +6605,7 @@
           </w:p>
         </w:tc>
       </w:tr>
-      <w:tr>
+      <w:tr ns2:paraId="463E8D6E" ns2:textId="77777777">
         <w:trPr>
           <w:trHeight w:val="154"/>
         </w:trPr>
@@ -6615,7 +6615,7 @@
             <w:vMerge w:val="restart"/>
             <w:shd w:val="clear" w:color="auto" w:fill="FFFFFF" w:themeFill="background1"/>
           </w:tcPr>
-          <w:p>
+          <w:p ns2:paraId="5202DD2B" ns2:textId="27005EF5">
             <w:pPr>
               <w:ind w:left="-107"/>
               <w:jc w:val="center"/>
@@ -6641,7 +6641,7 @@
             <w:vMerge w:val="restart"/>
             <w:shd w:val="clear" w:color="auto" w:fill="FFFFFF" w:themeFill="background1"/>
           </w:tcPr>
-          <w:p>
+          <w:p ns2:paraId="59256C41" ns2:textId="13AD97FB">
             <w:pPr>
               <w:rPr>
                 <w:rFonts w:asciiTheme="majorHAnsi" w:hAnsiTheme="majorHAnsi" w:cstheme="majorHAnsi"/>
@@ -6737,7 +6737,7 @@
             <w:tcW w:w="2442" w:type="dxa"/>
             <w:shd w:val="clear" w:color="auto" w:fill="FFFFFF" w:themeFill="background1"/>
           </w:tcPr>
-          <w:p>
+          <w:p ns2:paraId="0BB6EC08" ns2:textId="269728B0">
             <w:pPr>
               <w:rPr>
                 <w:rFonts w:asciiTheme="majorHAnsi" w:hAnsiTheme="majorHAnsi" w:cstheme="majorHAnsi"/>
@@ -6784,7 +6784,7 @@
             <w:tcW w:w="6237" w:type="dxa"/>
             <w:shd w:val="clear" w:color="auto" w:fill="FFFFFF" w:themeFill="background1"/>
           </w:tcPr>
-          <w:p>
+          <w:p ns2:paraId="5854BF5F" ns2:textId="77777777">
             <w:pPr>
               <w:rPr>
                 <w:rFonts w:asciiTheme="majorHAnsi" w:hAnsiTheme="majorHAnsi" w:cstheme="majorHAnsi"/>
@@ -6795,7 +6795,7 @@
           </w:p>
         </w:tc>
       </w:tr>
-      <w:tr>
+      <w:tr ns2:paraId="68012B6D" ns2:textId="77777777">
         <w:trPr>
           <w:trHeight w:val="154"/>
         </w:trPr>
@@ -6805,7 +6805,7 @@
             <w:vMerge/>
             <w:shd w:val="clear" w:color="auto" w:fill="FFFFFF" w:themeFill="background1"/>
           </w:tcPr>
-          <w:p>
+          <w:p ns2:paraId="31EAAD34" ns2:textId="77777777">
             <w:pPr>
               <w:rPr>
                 <w:rFonts w:asciiTheme="majorHAnsi" w:hAnsiTheme="majorHAnsi" w:cstheme="majorHAnsi"/>
@@ -6821,7 +6821,7 @@
             <w:vMerge/>
             <w:shd w:val="clear" w:color="auto" w:fill="FFFFFF" w:themeFill="background1"/>
           </w:tcPr>
-          <w:p>
+          <w:p ns2:paraId="68C4A0B5" ns2:textId="3E5C0854">
             <w:pPr>
               <w:rPr>
                 <w:rFonts w:asciiTheme="majorHAnsi" w:hAnsiTheme="majorHAnsi" w:cstheme="majorHAnsi"/>
@@ -6836,7 +6836,7 @@
             <w:tcW w:w="2442" w:type="dxa"/>
             <w:shd w:val="clear" w:color="auto" w:fill="FFFFFF" w:themeFill="background1"/>
           </w:tcPr>
-          <w:p>
+          <w:p ns2:paraId="5A56213C" ns2:textId="4098E119">
             <w:pPr>
               <w:rPr>
                 <w:rFonts w:asciiTheme="majorHAnsi" w:hAnsiTheme="majorHAnsi" w:cstheme="majorHAnsi"/>
@@ -6851,7 +6851,7 @@
             <w:tcW w:w="6237" w:type="dxa"/>
             <w:shd w:val="clear" w:color="auto" w:fill="FFFFFF" w:themeFill="background1"/>
           </w:tcPr>
-          <w:p>
+          <w:p ns2:paraId="668A7040" ns2:textId="77777777">
             <w:pPr>
               <w:rPr>
                 <w:rFonts w:asciiTheme="majorHAnsi" w:hAnsiTheme="majorHAnsi" w:cstheme="majorHAnsi"/>
@@ -6862,7 +6862,7 @@
           </w:p>
         </w:tc>
       </w:tr>
-      <w:tr>
+      <w:tr ns2:paraId="1CF488CF" ns2:textId="77777777">
         <w:trPr>
           <w:trHeight w:val="390"/>
         </w:trPr>
@@ -6872,7 +6872,7 @@
             <w:vMerge/>
             <w:shd w:val="clear" w:color="auto" w:fill="FFFFFF" w:themeFill="background1"/>
           </w:tcPr>
-          <w:p>
+          <w:p ns2:paraId="090C5453" ns2:textId="77777777">
             <w:pPr>
               <w:rPr>
                 <w:rFonts w:asciiTheme="majorHAnsi" w:hAnsiTheme="majorHAnsi" w:cstheme="majorHAnsi"/>
@@ -6888,7 +6888,7 @@
             <w:vMerge/>
             <w:shd w:val="clear" w:color="auto" w:fill="FFFFFF" w:themeFill="background1"/>
           </w:tcPr>
-          <w:p>
+          <w:p ns2:paraId="0FEBEF2F" ns2:textId="19F18EEE">
             <w:pPr>
               <w:rPr>
                 <w:rFonts w:asciiTheme="majorHAnsi" w:hAnsiTheme="majorHAnsi" w:cstheme="majorHAnsi"/>
@@ -6903,7 +6903,7 @@
             <w:tcW w:w="2442" w:type="dxa"/>
             <w:shd w:val="clear" w:color="auto" w:fill="FFFFFF" w:themeFill="background1"/>
           </w:tcPr>
-          <w:p>
+          <w:p ns2:paraId="694397D7" ns2:textId="5D5CFFDA">
             <w:pPr>
               <w:rPr>
                 <w:rFonts w:asciiTheme="majorHAnsi" w:hAnsiTheme="majorHAnsi" w:cstheme="majorHAnsi"/>
@@ -6918,7 +6918,7 @@
             <w:tcW w:w="6237" w:type="dxa"/>
             <w:shd w:val="clear" w:color="auto" w:fill="FFFFFF" w:themeFill="background1"/>
           </w:tcPr>
-          <w:p>
+          <w:p ns2:paraId="56768C63" ns2:textId="77777777">
             <w:pPr>
               <w:rPr>
                 <w:rFonts w:asciiTheme="majorHAnsi" w:hAnsiTheme="majorHAnsi" w:cstheme="majorHAnsi"/>
@@ -6929,14 +6929,14 @@
           </w:p>
         </w:tc>
       </w:tr>
-      <w:tr>
+      <w:tr ns2:paraId="625209BF" ns2:textId="77777777">
         <w:tc>
           <w:tcPr>
             <w:tcW w:w="564" w:type="dxa"/>
             <w:vMerge w:val="restart"/>
             <w:shd w:val="clear" w:color="auto" w:fill="EEECE1" w:themeFill="background2"/>
           </w:tcPr>
-          <w:p>
+          <w:p ns2:paraId="0DEB8B85" ns2:textId="5447B259">
             <w:pPr>
               <w:rPr>
                 <w:rFonts w:asciiTheme="majorHAnsi" w:hAnsiTheme="majorHAnsi" w:cstheme="majorHAnsi"/>
@@ -6960,7 +6960,7 @@
             <w:vMerge w:val="restart"/>
             <w:shd w:val="clear" w:color="auto" w:fill="EEECE1" w:themeFill="background2"/>
           </w:tcPr>
-          <w:p>
+          <w:p ns2:paraId="36BEDBFE" ns2:textId="54C099CD">
             <w:pPr>
               <w:rPr>
                 <w:rFonts w:asciiTheme="majorHAnsi" w:hAnsiTheme="majorHAnsi" w:cstheme="majorHAnsi"/>
@@ -7035,7 +7035,7 @@
             <w:tcW w:w="2442" w:type="dxa"/>
             <w:shd w:val="clear" w:color="auto" w:fill="EEECE1" w:themeFill="background2"/>
           </w:tcPr>
-          <w:p>
+          <w:p ns2:paraId="530A5E96" ns2:textId="1000B26B">
             <w:pPr>
               <w:rPr>
                 <w:rFonts w:asciiTheme="majorHAnsi" w:hAnsiTheme="majorHAnsi" w:cstheme="majorHAnsi"/>
@@ -7082,7 +7082,7 @@
             <w:tcW w:w="6237" w:type="dxa"/>
             <w:shd w:val="clear" w:color="auto" w:fill="EEECE1" w:themeFill="background2"/>
           </w:tcPr>
-          <w:p>
+          <w:p ns2:paraId="43605963" ns2:textId="77777777">
             <w:pPr>
               <w:rPr>
                 <w:rFonts w:asciiTheme="majorHAnsi" w:hAnsiTheme="majorHAnsi" w:cstheme="majorHAnsi"/>
@@ -7093,14 +7093,14 @@
           </w:p>
         </w:tc>
       </w:tr>
-      <w:tr>
+      <w:tr ns2:paraId="0DA037B5" ns2:textId="77777777">
         <w:tc>
           <w:tcPr>
             <w:tcW w:w="564" w:type="dxa"/>
             <w:vMerge/>
             <w:shd w:val="clear" w:color="auto" w:fill="EEECE1" w:themeFill="background2"/>
           </w:tcPr>
-          <w:p>
+          <w:p ns2:paraId="55F9833D" ns2:textId="77777777">
             <w:pPr>
               <w:rPr>
                 <w:rFonts w:asciiTheme="majorHAnsi" w:hAnsiTheme="majorHAnsi" w:cstheme="majorHAnsi"/>
@@ -7116,7 +7116,7 @@
             <w:vMerge/>
             <w:shd w:val="clear" w:color="auto" w:fill="EEECE1" w:themeFill="background2"/>
           </w:tcPr>
-          <w:p>
+          <w:p ns2:paraId="15618E77" ns2:textId="5544740B">
             <w:pPr>
               <w:rPr>
                 <w:rFonts w:asciiTheme="majorHAnsi" w:hAnsiTheme="majorHAnsi" w:cstheme="majorHAnsi"/>
@@ -7131,7 +7131,7 @@
             <w:tcW w:w="2442" w:type="dxa"/>
             <w:shd w:val="clear" w:color="auto" w:fill="EEECE1" w:themeFill="background2"/>
           </w:tcPr>
-          <w:p>
+          <w:p ns2:paraId="5AA32200" ns2:textId="164E4497">
             <w:pPr>
               <w:rPr>
                 <w:rFonts w:asciiTheme="majorHAnsi" w:hAnsiTheme="majorHAnsi" w:cstheme="majorHAnsi"/>
@@ -7146,7 +7146,7 @@
             <w:tcW w:w="6237" w:type="dxa"/>
             <w:shd w:val="clear" w:color="auto" w:fill="EEECE1" w:themeFill="background2"/>
           </w:tcPr>
-          <w:p>
+          <w:p ns2:paraId="67A7060E" ns2:textId="77777777">
             <w:pPr>
               <w:rPr>
                 <w:rFonts w:asciiTheme="majorHAnsi" w:hAnsiTheme="majorHAnsi" w:cstheme="majorHAnsi"/>
@@ -7157,14 +7157,14 @@
           </w:p>
         </w:tc>
       </w:tr>
-      <w:tr>
+      <w:tr ns2:paraId="602F56F1" ns2:textId="77777777">
         <w:tc>
           <w:tcPr>
             <w:tcW w:w="564" w:type="dxa"/>
             <w:vMerge/>
             <w:shd w:val="clear" w:color="auto" w:fill="EEECE1" w:themeFill="background2"/>
           </w:tcPr>
-          <w:p>
+          <w:p ns2:paraId="28575E71" ns2:textId="77777777">
             <w:pPr>
               <w:rPr>
                 <w:rFonts w:asciiTheme="majorHAnsi" w:hAnsiTheme="majorHAnsi" w:cstheme="majorHAnsi"/>
@@ -7180,7 +7180,7 @@
             <w:vMerge/>
             <w:shd w:val="clear" w:color="auto" w:fill="EEECE1" w:themeFill="background2"/>
           </w:tcPr>
-          <w:p>
+          <w:p ns2:paraId="3AFBFE58" ns2:textId="203508D4">
             <w:pPr>
               <w:rPr>
                 <w:rFonts w:asciiTheme="majorHAnsi" w:hAnsiTheme="majorHAnsi" w:cstheme="majorHAnsi"/>
@@ -7195,7 +7195,7 @@
             <w:tcW w:w="2442" w:type="dxa"/>
             <w:shd w:val="clear" w:color="auto" w:fill="EEECE1" w:themeFill="background2"/>
           </w:tcPr>
-          <w:p>
+          <w:p ns2:paraId="70595C78" ns2:textId="409ACDAF">
             <w:pPr>
               <w:rPr>
                 <w:rFonts w:asciiTheme="majorHAnsi" w:hAnsiTheme="majorHAnsi" w:cstheme="majorHAnsi"/>
@@ -7210,7 +7210,7 @@
             <w:tcW w:w="6237" w:type="dxa"/>
             <w:shd w:val="clear" w:color="auto" w:fill="EEECE1" w:themeFill="background2"/>
           </w:tcPr>
-          <w:p>
+          <w:p ns2:paraId="774654C7" ns2:textId="77777777">
             <w:pPr>
               <w:rPr>
                 <w:rFonts w:asciiTheme="majorHAnsi" w:hAnsiTheme="majorHAnsi" w:cstheme="majorHAnsi"/>
@@ -7222,7 +7222,7 @@
         </w:tc>
       </w:tr>
     </w:tbl>
-    <w:p>
+    <w:p ns2:paraId="68719272" ns2:textId="77777777">
       <w:pPr>
         <w:ind w:right="-1440"/>
         <w:rPr>
@@ -7233,7 +7233,7 @@
         </w:rPr>
       </w:pPr>
     </w:p>
-    <w:p>
+    <w:p ns2:paraId="045D8980" ns2:textId="3BE740C7">
       <w:pPr>
         <w:ind w:left="-900" w:right="-1440"/>
         <w:rPr>
@@ -7321,7 +7321,7 @@
         <w:t>ください。</w:t>
       </w:r>
     </w:p>
-    <w:p>
+    <w:p ns2:paraId="13709D3D" ns2:textId="77777777">
       <w:pPr>
         <w:ind w:left="-900" w:right="-1440"/>
         <w:rPr>
@@ -7343,7 +7343,7 @@
         <w:t xml:space="preserve"> </w:t>
       </w:r>
     </w:p>
-    <w:p>
+    <w:p ns2:paraId="4E303B59" ns2:textId="2461E6B8">
       <w:pPr>
         <w:ind w:left="-900" w:right="-1440"/>
         <w:rPr>
@@ -7515,7 +7515,7 @@
       </w:r>
       <w:proofErr w:type="gramEnd"/>
     </w:p>
-    <w:p>
+    <w:p ns2:paraId="39AD5256" ns2:textId="34DA748A">
       <w:pPr>
         <w:ind w:left="-900" w:right="-1440"/>
         <w:rPr>
@@ -7535,7 +7535,7 @@
         <w:t xml:space="preserve"> </w:t>
       </w:r>
     </w:p>
-    <w:p>
+    <w:p ns2:paraId="0E1FD068" ns2:textId="290B590F">
       <w:pPr>
         <w:ind w:left="-900" w:right="-1440"/>
         <w:rPr>
@@ -7587,7 +7587,7 @@
         <w:t>】</w:t>
       </w:r>
     </w:p>
-    <w:p>
+    <w:p ns2:paraId="704036BC" ns2:textId="54A42AF6">
       <w:pPr>
         <w:ind w:left="-900" w:right="-1440"/>
         <w:rPr>
@@ -7643,7 +7643,7 @@
         <w:t xml:space="preserve">行政機関、財団、企業スポンサー、学術研究機関等　　</w:t>
       </w:r>
     </w:p>
-    <w:p>
+    <w:p ns2:paraId="2E303A4B" ns2:textId="0451D134">
       <w:pPr>
         <w:ind w:left="-900" w:right="-1440"/>
         <w:rPr>
@@ -7735,7 +7735,7 @@
         <w:t>から著者の所属機関に支払われる</w:t>
       </w:r>
     </w:p>
-    <w:p>
+    <w:p ns2:paraId="674B8B49" ns2:textId="105B970D">
       <w:pPr>
         <w:ind w:left="-900" w:right="-1440"/>
         <w:rPr>
@@ -7845,7 +7845,7 @@
         <w:t>所属先</w:t>
       </w:r>
     </w:p>
-    <w:p>
+    <w:p ns2:paraId="0267CB22" ns2:textId="7271D015">
       <w:pPr>
         <w:ind w:left="-900" w:right="-1440"/>
         <w:rPr>
@@ -7901,7 +7901,7 @@
         <w:t>から提供される医薬品／医療機器、旅費、執筆補助、管理面での支援等</w:t>
       </w:r>
     </w:p>
-    <w:p>
+    <w:p ns2:paraId="06E2AB7B" ns2:textId="3531A18C">
       <w:pPr>
         <w:ind w:left="-900" w:right="-1440"/>
         <w:rPr>
@@ -7948,7 +7948,7 @@
         <w:t>つに含まれない何かがあれば記載</w:t>
       </w:r>
     </w:p>
-    <w:p>
+    <w:p ns2:paraId="4C0F353A" ns2:textId="05E9CC3A">
       <w:pPr>
         <w:ind w:left="-900" w:right="-1440"/>
         <w:rPr>
@@ -8004,7 +8004,7 @@
         <w:t>されていない</w:t>
       </w:r>
     </w:p>
-    <w:p>
+    <w:p ns2:paraId="5A166302" ns2:textId="6158299E">
       <w:pPr>
         <w:ind w:left="-900" w:right="-1440"/>
         <w:rPr>
@@ -8060,7 +8060,7 @@
         <w:t>されている。</w:t>
       </w:r>
     </w:p>
-    <w:p>
+    <w:p ns2:paraId="1AED1A08" ns2:textId="63D0E945">
       <w:pPr>
         <w:ind w:left="-900" w:right="-1440"/>
         <w:rPr>
@@ -8125,7 +8125,7 @@
         <w:t>にライセンスされているが、ロイヤルティ収入があるかどうか</w:t>
       </w:r>
     </w:p>
-    <w:p>
+    <w:p ns2:paraId="6AC12863" ns2:textId="3BB5AF92">
       <w:pPr>
         <w:ind w:left="-900" w:right="-1440"/>
         <w:rPr>
@@ -8163,7 +8163,7 @@
         <w:t xml:space="preserve">　著者のパテントによる資金が著者へ或いは所属機関に入っている。</w:t>
       </w:r>
     </w:p>
-    <w:p>
+    <w:p ns2:paraId="441D3AEC" ns2:textId="306A4321">
       <w:pPr>
         <w:ind w:left="-900" w:right="-1440"/>
         <w:rPr>
@@ -8174,7 +8174,7 @@
         </w:rPr>
       </w:pPr>
     </w:p>
-    <w:p>
+    <w:p ns2:paraId="779E2931" ns2:textId="6952D819">
       <w:pPr>
         <w:ind w:left="-900" w:right="-1440"/>
         <w:rPr>

--- a/deliverables/COI_野城.docx
+++ b/deliverables/COI_野城.docx
@@ -1,8 +1,8 @@
 
 <file path=word/document.xml><?xml version="1.0" encoding="utf-8"?>
-<w:document xmlns:ns1="http://schemas.openxmlformats.org/markup-compatibility/2006" xmlns:ns2="http://schemas.microsoft.com/office/word/2010/wordml" xmlns:w="http://schemas.openxmlformats.org/wordprocessingml/2006/main" ns1:Ignorable="w14 w15 w16se w16cid w16 w16cex w16sdtdh w16sdtfl w16du wp14">
+<w:document xmlns:wpc="http://schemas.microsoft.com/office/word/2010/wordprocessingCanvas" xmlns:cx="http://schemas.microsoft.com/office/drawing/2014/chartex" xmlns:cx1="http://schemas.microsoft.com/office/drawing/2015/9/8/chartex" xmlns:cx2="http://schemas.microsoft.com/office/drawing/2015/10/21/chartex" xmlns:cx3="http://schemas.microsoft.com/office/drawing/2016/5/9/chartex" xmlns:cx4="http://schemas.microsoft.com/office/drawing/2016/5/10/chartex" xmlns:cx5="http://schemas.microsoft.com/office/drawing/2016/5/11/chartex" xmlns:cx6="http://schemas.microsoft.com/office/drawing/2016/5/12/chartex" xmlns:cx7="http://schemas.microsoft.com/office/drawing/2016/5/13/chartex" xmlns:cx8="http://schemas.microsoft.com/office/drawing/2016/5/14/chartex" xmlns:mc="http://schemas.openxmlformats.org/markup-compatibility/2006" xmlns:aink="http://schemas.microsoft.com/office/drawing/2016/ink" xmlns:am3d="http://schemas.microsoft.com/office/drawing/2017/model3d" xmlns:o="urn:schemas-microsoft-com:office:office" xmlns:oel="http://schemas.microsoft.com/office/2019/extlst" xmlns:r="http://schemas.openxmlformats.org/officeDocument/2006/relationships" xmlns:m="http://schemas.openxmlformats.org/officeDocument/2006/math" xmlns:v="urn:schemas-microsoft-com:vml" xmlns:wp14="http://schemas.microsoft.com/office/word/2010/wordprocessingDrawing" xmlns:wp="http://schemas.openxmlformats.org/drawingml/2006/wordprocessingDrawing" xmlns:w10="urn:schemas-microsoft-com:office:word" xmlns:w="http://schemas.openxmlformats.org/wordprocessingml/2006/main" xmlns:w14="http://schemas.microsoft.com/office/word/2010/wordml" xmlns:w15="http://schemas.microsoft.com/office/word/2012/wordml" xmlns:w16cex="http://schemas.microsoft.com/office/word/2018/wordml/cex" xmlns:w16cid="http://schemas.microsoft.com/office/word/2016/wordml/cid" xmlns:w16="http://schemas.microsoft.com/office/word/2018/wordml" xmlns:w16du="http://schemas.microsoft.com/office/word/2023/wordml/word16du" xmlns:w16sdtdh="http://schemas.microsoft.com/office/word/2020/wordml/sdtdatahash" xmlns:w16sdtfl="http://schemas.microsoft.com/office/word/2024/wordml/sdtformatlock" xmlns:w16se="http://schemas.microsoft.com/office/word/2015/wordml/symex" xmlns:wpg="http://schemas.microsoft.com/office/word/2010/wordprocessingGroup" xmlns:wpi="http://schemas.microsoft.com/office/word/2010/wordprocessingInk" xmlns:wne="http://schemas.microsoft.com/office/word/2006/wordml" xmlns:wps="http://schemas.microsoft.com/office/word/2010/wordprocessingShape" mc:Ignorable="w14 w15 w16se w16cid w16 w16cex w16sdtdh w16sdtfl w16du wp14">
   <w:body>
-    <w:p ns2:paraId="5346D540" ns2:textId="1AE38DDC">
+    <w:p>
       <w:pPr>
         <w:ind w:right="-1440"/>
         <w:rPr>
@@ -76,7 +76,7 @@
         <w:t>様式</w:t>
       </w:r>
     </w:p>
-    <w:p ns2:paraId="5F6FD8C2" ns2:textId="09A8AC17">
+    <w:p>
       <w:pPr>
         <w:ind w:right="-1440"/>
         <w:jc w:val="center"/>
@@ -89,7 +89,7 @@
         </w:rPr>
       </w:pPr>
     </w:p>
-    <w:p ns2:paraId="7D280D50" ns2:textId="780A386E">
+    <w:p>
       <w:pPr>
         <w:ind w:left="-900" w:right="-1440"/>
         <w:rPr>
@@ -100,11 +100,11 @@
         </w:rPr>
       </w:pPr>
     </w:p>
-    <w:p ns2:paraId="627C933D" ns2:textId="52F2D00D">
+    <w:p>
       <w:pPr>
         <w:ind w:left="-900" w:right="-1440"/>
         <w:rPr>
-          <w:rFonts w:asciiTheme="majorHAnsi" w:hAnsiTheme="majorHAnsi" w:cstheme="majorHAnsi" w:hint="eastAsia"/>
+          <w:rFonts w:asciiTheme="majorHAnsi" w:hAnsiTheme="majorHAnsi" w:cstheme="majorHAnsi"/>
           <w:b/>
           <w:sz w:val="22"/>
           <w:szCs w:val="22"/>
@@ -138,7 +138,7 @@
           <w:szCs w:val="22"/>
           <w:lang w:eastAsia="ja-JP"/>
         </w:rPr>
-        <w:t>2026年3月1日</w:t>
+        <w:t>2026</w:t>
       </w:r>
       <w:r>
         <w:rPr>
@@ -146,9 +146,9 @@
           <w:b/>
           <w:sz w:val="22"/>
           <w:szCs w:val="22"/>
-          <w:lang w:eastAsia="ja"/>
-        </w:rPr>
-        <w:t/>
+          <w:lang w:eastAsia="ja-JP"/>
+        </w:rPr>
+        <w:t>年</w:t>
       </w:r>
       <w:r>
         <w:rPr>
@@ -158,7 +158,7 @@
           <w:szCs w:val="22"/>
           <w:lang w:eastAsia="ja-JP"/>
         </w:rPr>
-        <w:t/>
+        <w:t>3</w:t>
       </w:r>
       <w:r>
         <w:rPr>
@@ -166,9 +166,9 @@
           <w:b/>
           <w:sz w:val="22"/>
           <w:szCs w:val="22"/>
-          <w:lang w:eastAsia="ja"/>
-        </w:rPr>
-        <w:t/>
+          <w:lang w:eastAsia="ja-JP"/>
+        </w:rPr>
+        <w:t>月</w:t>
       </w:r>
       <w:r>
         <w:rPr>
@@ -178,7 +178,7 @@
           <w:szCs w:val="22"/>
           <w:lang w:eastAsia="ja-JP"/>
         </w:rPr>
-        <w:t/>
+        <w:t>1</w:t>
       </w:r>
       <w:r>
         <w:rPr>
@@ -186,12 +186,12 @@
           <w:b/>
           <w:sz w:val="22"/>
           <w:szCs w:val="22"/>
-          <w:lang w:eastAsia="ja"/>
-        </w:rPr>
-        <w:t/>
+          <w:lang w:eastAsia="ja-JP"/>
+        </w:rPr>
+        <w:t>日</w:t>
       </w:r>
     </w:p>
-    <w:p ns2:paraId="420DB650" ns2:textId="3E000F22">
+    <w:p>
       <w:pPr>
         <w:ind w:left="-900" w:right="-1440"/>
         <w:rPr>
@@ -261,7 +261,7 @@
         <w:t>野城聡志</w:t>
       </w:r>
     </w:p>
-    <w:p ns2:paraId="16C4A7E3" ns2:textId="2C45E9B4">
+    <w:p>
       <w:pPr>
         <w:ind w:left="-900" w:right="-1440"/>
         <w:rPr>
@@ -291,19 +291,13 @@
         <w:t>:</w:t>
       </w:r>
       <w:r>
-        <w:t xml:space="preserve">青森県五所川原市における浴室暖房の実態調査（仮題）</w:t>
-      </w:r>
-      <w:r>
-        <w:rPr>
-          <w:b/>
-          <w:sz w:val="22"/>
-          <w:szCs w:val="22"/>
-          <w:lang w:eastAsia="ja"/>
-        </w:rPr>
-        <w:t/>
+        <w:rPr>
+          <w:lang w:eastAsia="ja-JP"/>
+        </w:rPr>
+        <w:t>青森県五所川原市における浴室暖房の実態調査（仮題）</w:t>
       </w:r>
     </w:p>
-    <w:p ns2:paraId="49D94839" ns2:textId="39A2EBC4">
+    <w:p>
       <w:pPr>
         <w:ind w:left="-900" w:right="-1440"/>
         <w:rPr>
@@ -361,7 +355,7 @@
         <w:t>):_</w:t>
       </w:r>
     </w:p>
-    <w:p ns2:paraId="55844D06" ns2:textId="77777777">
+    <w:p>
       <w:pPr>
         <w:ind w:right="-1440"/>
         <w:rPr>
@@ -373,7 +367,7 @@
         </w:rPr>
       </w:pPr>
     </w:p>
-    <w:p ns2:paraId="4BE0CFA6" ns2:textId="5A279657">
+    <w:p>
       <w:pPr>
         <w:ind w:left="-900" w:right="-1440" w:firstLineChars="100" w:firstLine="221"/>
         <w:rPr>
@@ -715,7 +709,7 @@
         <w:t xml:space="preserve">。 </w:t>
       </w:r>
     </w:p>
-    <w:p ns2:paraId="10A0C41E" ns2:textId="08F8B68C">
+    <w:p>
       <w:pPr>
         <w:ind w:left="-900" w:right="-1440"/>
         <w:rPr>
@@ -807,7 +801,7 @@
         <w:t xml:space="preserve"> </w:t>
       </w:r>
     </w:p>
-    <w:p ns2:paraId="1709009E" ns2:textId="09582DF5">
+    <w:p>
       <w:pPr>
         <w:ind w:left="-900" w:right="-1440" w:firstLineChars="100" w:firstLine="221"/>
         <w:rPr>
@@ -1289,7 +1283,7 @@
         <w:t xml:space="preserve">。  </w:t>
       </w:r>
     </w:p>
-    <w:p ns2:paraId="55875893" ns2:textId="77777777">
+    <w:p>
       <w:pPr>
         <w:ind w:left="-900" w:right="-1440" w:firstLineChars="100" w:firstLine="221"/>
         <w:rPr>
@@ -1920,7 +1914,7 @@
         <w:t>研究</w:t>
       </w:r>
     </w:p>
-    <w:p ns2:paraId="059D279A" ns2:textId="22D80D6A">
+    <w:p>
       <w:pPr>
         <w:ind w:left="-900" w:right="-1440"/>
         <w:rPr>
@@ -2183,7 +2177,7 @@
         <w:t>。</w:t>
       </w:r>
     </w:p>
-    <w:p ns2:paraId="43DA1AF7" ns2:textId="304F9D89">
+    <w:p>
       <w:pPr>
         <w:ind w:left="-900" w:right="-1440" w:firstLineChars="100" w:firstLine="221"/>
         <w:rPr>
@@ -2513,7 +2507,7 @@
         <w:t xml:space="preserve">  </w:t>
       </w:r>
     </w:p>
-    <w:p ns2:paraId="563CECD9" ns2:textId="77777777">
+    <w:p>
       <w:pPr>
         <w:ind w:left="-900" w:right="-1440" w:firstLineChars="100" w:firstLine="221"/>
         <w:rPr>
@@ -2525,7 +2519,7 @@
         </w:rPr>
       </w:pPr>
     </w:p>
-    <w:p ns2:paraId="3FA0D679" ns2:textId="77777777">
+    <w:p>
       <w:pPr>
         <w:ind w:right="-1440"/>
         <w:rPr>
@@ -2551,7 +2545,7 @@
         <w:gridCol w:w="2442"/>
         <w:gridCol w:w="6237"/>
       </w:tblGrid>
-      <w:tr ns2:paraId="7F496043" ns2:textId="77777777">
+      <w:tr>
         <w:trPr>
           <w:trHeight w:val="1151"/>
         </w:trPr>
@@ -2560,7 +2554,7 @@
             <w:tcW w:w="564" w:type="dxa"/>
             <w:shd w:val="clear" w:color="auto" w:fill="EEECE1" w:themeFill="background2"/>
           </w:tcPr>
-          <w:p ns2:paraId="796DF33B" ns2:textId="77777777">
+          <w:p>
             <w:pPr>
               <w:rPr>
                 <w:rFonts w:asciiTheme="majorHAnsi" w:hAnsiTheme="majorHAnsi" w:cstheme="majorHAnsi"/>
@@ -2577,7 +2571,7 @@
             <w:tcW w:w="1528" w:type="dxa"/>
             <w:shd w:val="clear" w:color="auto" w:fill="EEECE1" w:themeFill="background2"/>
           </w:tcPr>
-          <w:p ns2:paraId="24927336" ns2:textId="0F3813F2">
+          <w:p>
             <w:pPr>
               <w:rPr>
                 <w:rFonts w:asciiTheme="majorHAnsi" w:hAnsiTheme="majorHAnsi" w:cstheme="majorHAnsi"/>
@@ -2594,7 +2588,7 @@
             <w:tcW w:w="2442" w:type="dxa"/>
             <w:shd w:val="clear" w:color="auto" w:fill="EEECE1" w:themeFill="background2"/>
           </w:tcPr>
-          <w:p ns2:paraId="2D27576C" ns2:textId="2DFBD4D4">
+          <w:p>
             <w:pPr>
               <w:rPr>
                 <w:rFonts w:asciiTheme="majorHAnsi" w:hAnsiTheme="majorHAnsi" w:cstheme="majorHAnsi"/>
@@ -2734,7 +2728,7 @@
             <w:tcW w:w="6237" w:type="dxa"/>
             <w:shd w:val="clear" w:color="auto" w:fill="EEECE1" w:themeFill="background2"/>
           </w:tcPr>
-          <w:p ns2:paraId="1C71C258" ns2:textId="2C1A3634">
+          <w:p>
             <w:pPr>
               <w:rPr>
                 <w:rFonts w:asciiTheme="majorHAnsi" w:hAnsiTheme="majorHAnsi" w:cstheme="majorHAnsi"/>
@@ -2773,7 +2767,7 @@
               <w:t>コメント</w:t>
             </w:r>
           </w:p>
-          <w:p ns2:paraId="7C00CEEF" ns2:textId="77777777">
+          <w:p>
             <w:pPr>
               <w:rPr>
                 <w:b/>
@@ -2829,7 +2823,7 @@
               <w:t>受け入れが投稿論文著者の誰</w:t>
             </w:r>
           </w:p>
-          <w:p ns2:paraId="5F991F88" ns2:textId="77777777">
+          <w:p>
             <w:pPr>
               <w:rPr>
                 <w:b/>
@@ -2868,7 +2862,7 @@
               <w:t>か、あるいは所属研究機関</w:t>
             </w:r>
           </w:p>
-          <w:p ns2:paraId="27C9AEF3" ns2:textId="460F9A24">
+          <w:p>
             <w:pPr>
               <w:rPr>
                 <w:rFonts w:asciiTheme="majorHAnsi" w:hAnsiTheme="majorHAnsi" w:cstheme="majorHAnsi"/>
@@ -2919,7 +2913,7 @@
           </w:p>
         </w:tc>
       </w:tr>
-      <w:tr ns2:paraId="3227D505" ns2:textId="77777777">
+      <w:tr>
         <w:trPr>
           <w:trHeight w:val="125"/>
         </w:trPr>
@@ -2928,7 +2922,7 @@
             <w:tcW w:w="10771" w:type="dxa"/>
             <w:gridSpan w:val="4"/>
           </w:tcPr>
-          <w:p ns2:paraId="0007467D" ns2:textId="7473AF9D">
+          <w:p>
             <w:pPr>
               <w:shd w:val="clear" w:color="auto" w:fill="000000" w:themeFill="text1"/>
               <w:rPr>
@@ -2952,13 +2946,13 @@
           </w:p>
         </w:tc>
       </w:tr>
-      <w:tr ns2:paraId="491B058C" ns2:textId="77777777">
+      <w:tr>
         <w:tc>
           <w:tcPr>
             <w:tcW w:w="564" w:type="dxa"/>
             <w:vMerge w:val="restart"/>
           </w:tcPr>
-          <w:p ns2:paraId="3E9EEEDF" ns2:textId="428ED862">
+          <w:p>
             <w:pPr>
               <w:rPr>
                 <w:rFonts w:asciiTheme="majorHAnsi" w:hAnsiTheme="majorHAnsi" w:cstheme="majorHAnsi"/>
@@ -2981,7 +2975,7 @@
             <w:tcW w:w="1528" w:type="dxa"/>
             <w:vMerge w:val="restart"/>
           </w:tcPr>
-          <w:p ns2:paraId="62E9557C" ns2:textId="4DD5C681">
+          <w:p>
             <w:pPr>
               <w:rPr>
                 <w:rFonts w:asciiTheme="majorHAnsi" w:hAnsiTheme="majorHAnsi" w:cstheme="majorHAnsi"/>
@@ -3127,7 +3121,7 @@
               <w:t>)</w:t>
             </w:r>
           </w:p>
-          <w:p ns2:paraId="723EA3B2" ns2:textId="153736D2">
+          <w:p>
             <w:pPr>
               <w:rPr>
                 <w:rFonts w:asciiTheme="majorHAnsi" w:hAnsiTheme="majorHAnsi" w:cstheme="majorHAnsi"/>
@@ -3230,7 +3224,7 @@
           <w:tcPr>
             <w:tcW w:w="2442" w:type="dxa"/>
           </w:tcPr>
-          <w:p ns2:paraId="68B063E5" ns2:textId="57E02B4F">
+          <w:p>
             <w:pPr>
               <w:rPr>
                 <w:rFonts w:asciiTheme="majorHAnsi" w:hAnsiTheme="majorHAnsi" w:cstheme="majorHAnsi"/>
@@ -3294,7 +3288,7 @@
           <w:tcPr>
             <w:tcW w:w="6237" w:type="dxa"/>
           </w:tcPr>
-          <w:p ns2:paraId="51F54313" ns2:textId="77777777">
+          <w:p>
             <w:pPr>
               <w:jc w:val="center"/>
               <w:rPr>
@@ -3306,13 +3300,13 @@
           </w:p>
         </w:tc>
       </w:tr>
-      <w:tr ns2:paraId="3A8E9BA4" ns2:textId="77777777">
+      <w:tr>
         <w:tc>
           <w:tcPr>
             <w:tcW w:w="564" w:type="dxa"/>
             <w:vMerge/>
           </w:tcPr>
-          <w:p ns2:paraId="6102120F" ns2:textId="77777777">
+          <w:p>
             <w:pPr>
               <w:rPr>
                 <w:rFonts w:asciiTheme="majorHAnsi" w:hAnsiTheme="majorHAnsi" w:cstheme="majorHAnsi"/>
@@ -3327,7 +3321,7 @@
             <w:tcW w:w="1528" w:type="dxa"/>
             <w:vMerge/>
           </w:tcPr>
-          <w:p ns2:paraId="277BA324" ns2:textId="64A7CE99">
+          <w:p>
             <w:pPr>
               <w:rPr>
                 <w:rFonts w:asciiTheme="majorHAnsi" w:hAnsiTheme="majorHAnsi" w:cstheme="majorHAnsi"/>
@@ -3341,7 +3335,7 @@
           <w:tcPr>
             <w:tcW w:w="2442" w:type="dxa"/>
           </w:tcPr>
-          <w:p ns2:paraId="4D2E5FD0" ns2:textId="77777777">
+          <w:p>
             <w:pPr>
               <w:rPr>
                 <w:rFonts w:asciiTheme="majorHAnsi" w:hAnsiTheme="majorHAnsi" w:cstheme="majorHAnsi"/>
@@ -3355,7 +3349,7 @@
           <w:tcPr>
             <w:tcW w:w="6237" w:type="dxa"/>
           </w:tcPr>
-          <w:p ns2:paraId="071E9033" ns2:textId="77777777">
+          <w:p>
             <w:pPr>
               <w:rPr>
                 <w:rFonts w:asciiTheme="majorHAnsi" w:hAnsiTheme="majorHAnsi" w:cstheme="majorHAnsi"/>
@@ -3366,13 +3360,13 @@
           </w:p>
         </w:tc>
       </w:tr>
-      <w:tr ns2:paraId="170D6DB5" ns2:textId="77777777">
+      <w:tr>
         <w:tc>
           <w:tcPr>
             <w:tcW w:w="564" w:type="dxa"/>
             <w:vMerge/>
           </w:tcPr>
-          <w:p ns2:paraId="1E95FA3E" ns2:textId="77777777">
+          <w:p>
             <w:pPr>
               <w:rPr>
                 <w:rFonts w:asciiTheme="majorHAnsi" w:hAnsiTheme="majorHAnsi" w:cstheme="majorHAnsi"/>
@@ -3387,7 +3381,7 @@
             <w:tcW w:w="1528" w:type="dxa"/>
             <w:vMerge/>
           </w:tcPr>
-          <w:p ns2:paraId="7AADD0BF" ns2:textId="66966636">
+          <w:p>
             <w:pPr>
               <w:rPr>
                 <w:rFonts w:asciiTheme="majorHAnsi" w:hAnsiTheme="majorHAnsi" w:cstheme="majorHAnsi"/>
@@ -3401,7 +3395,7 @@
           <w:tcPr>
             <w:tcW w:w="2442" w:type="dxa"/>
           </w:tcPr>
-          <w:p ns2:paraId="792E2060" ns2:textId="77777777">
+          <w:p>
             <w:pPr>
               <w:rPr>
                 <w:rFonts w:asciiTheme="majorHAnsi" w:hAnsiTheme="majorHAnsi" w:cstheme="majorHAnsi"/>
@@ -3415,7 +3409,7 @@
           <w:tcPr>
             <w:tcW w:w="6237" w:type="dxa"/>
           </w:tcPr>
-          <w:p ns2:paraId="799CFFC7" ns2:textId="77777777">
+          <w:p>
             <w:pPr>
               <w:rPr>
                 <w:rFonts w:asciiTheme="majorHAnsi" w:hAnsiTheme="majorHAnsi" w:cstheme="majorHAnsi"/>
@@ -3426,13 +3420,13 @@
           </w:p>
         </w:tc>
       </w:tr>
-      <w:tr ns2:paraId="5EDF04AE" ns2:textId="77777777">
+      <w:tr>
         <w:tc>
           <w:tcPr>
             <w:tcW w:w="564" w:type="dxa"/>
             <w:vMerge/>
           </w:tcPr>
-          <w:p ns2:paraId="5D64705A" ns2:textId="77777777">
+          <w:p>
             <w:pPr>
               <w:rPr>
                 <w:rFonts w:asciiTheme="majorHAnsi" w:hAnsiTheme="majorHAnsi" w:cstheme="majorHAnsi"/>
@@ -3447,7 +3441,7 @@
             <w:tcW w:w="1528" w:type="dxa"/>
             <w:vMerge/>
           </w:tcPr>
-          <w:p ns2:paraId="713706AE" ns2:textId="3ED826AC">
+          <w:p>
             <w:pPr>
               <w:rPr>
                 <w:rFonts w:asciiTheme="majorHAnsi" w:hAnsiTheme="majorHAnsi" w:cstheme="majorHAnsi"/>
@@ -3461,7 +3455,7 @@
           <w:tcPr>
             <w:tcW w:w="2442" w:type="dxa"/>
           </w:tcPr>
-          <w:p ns2:paraId="6708472E" ns2:textId="77777777">
+          <w:p>
             <w:pPr>
               <w:rPr>
                 <w:rFonts w:asciiTheme="majorHAnsi" w:hAnsiTheme="majorHAnsi" w:cstheme="majorHAnsi"/>
@@ -3475,7 +3469,7 @@
           <w:tcPr>
             <w:tcW w:w="6237" w:type="dxa"/>
           </w:tcPr>
-          <w:p ns2:paraId="439FA739" ns2:textId="77777777">
+          <w:p>
             <w:pPr>
               <w:rPr>
                 <w:rFonts w:asciiTheme="majorHAnsi" w:hAnsiTheme="majorHAnsi" w:cstheme="majorHAnsi"/>
@@ -3486,13 +3480,13 @@
           </w:p>
         </w:tc>
       </w:tr>
-      <w:tr ns2:paraId="1C844455" ns2:textId="77777777">
+      <w:tr>
         <w:tc>
           <w:tcPr>
             <w:tcW w:w="564" w:type="dxa"/>
             <w:vMerge/>
           </w:tcPr>
-          <w:p ns2:paraId="2CC37249" ns2:textId="77777777">
+          <w:p>
             <w:pPr>
               <w:rPr>
                 <w:rFonts w:asciiTheme="majorHAnsi" w:hAnsiTheme="majorHAnsi" w:cstheme="majorHAnsi"/>
@@ -3507,7 +3501,7 @@
             <w:tcW w:w="1528" w:type="dxa"/>
             <w:vMerge/>
           </w:tcPr>
-          <w:p ns2:paraId="610423A6" ns2:textId="7B5A242A">
+          <w:p>
             <w:pPr>
               <w:rPr>
                 <w:rFonts w:asciiTheme="majorHAnsi" w:hAnsiTheme="majorHAnsi" w:cstheme="majorHAnsi"/>
@@ -3521,7 +3515,7 @@
           <w:tcPr>
             <w:tcW w:w="2442" w:type="dxa"/>
           </w:tcPr>
-          <w:p ns2:paraId="76D87BEE" ns2:textId="77777777">
+          <w:p>
             <w:pPr>
               <w:rPr>
                 <w:rFonts w:asciiTheme="majorHAnsi" w:hAnsiTheme="majorHAnsi" w:cstheme="majorHAnsi"/>
@@ -3535,7 +3529,7 @@
           <w:tcPr>
             <w:tcW w:w="6237" w:type="dxa"/>
           </w:tcPr>
-          <w:p ns2:paraId="6A17577D" ns2:textId="77777777">
+          <w:p>
             <w:pPr>
               <w:rPr>
                 <w:rFonts w:asciiTheme="majorHAnsi" w:hAnsiTheme="majorHAnsi" w:cstheme="majorHAnsi"/>
@@ -3546,13 +3540,13 @@
           </w:p>
         </w:tc>
       </w:tr>
-      <w:tr ns2:paraId="2DB9C22F" ns2:textId="77777777">
+      <w:tr>
         <w:tc>
           <w:tcPr>
             <w:tcW w:w="564" w:type="dxa"/>
             <w:vMerge/>
           </w:tcPr>
-          <w:p ns2:paraId="193E3644" ns2:textId="77777777">
+          <w:p>
             <w:pPr>
               <w:rPr>
                 <w:rFonts w:asciiTheme="majorHAnsi" w:hAnsiTheme="majorHAnsi" w:cstheme="majorHAnsi"/>
@@ -3567,7 +3561,7 @@
             <w:tcW w:w="1528" w:type="dxa"/>
             <w:vMerge/>
           </w:tcPr>
-          <w:p ns2:paraId="02B489D3" ns2:textId="0EA8DA1F">
+          <w:p>
             <w:pPr>
               <w:rPr>
                 <w:rFonts w:asciiTheme="majorHAnsi" w:hAnsiTheme="majorHAnsi" w:cstheme="majorHAnsi"/>
@@ -3581,7 +3575,7 @@
           <w:tcPr>
             <w:tcW w:w="2442" w:type="dxa"/>
           </w:tcPr>
-          <w:p ns2:paraId="63182331" ns2:textId="77777777">
+          <w:p>
             <w:pPr>
               <w:rPr>
                 <w:rFonts w:asciiTheme="majorHAnsi" w:hAnsiTheme="majorHAnsi" w:cstheme="majorHAnsi"/>
@@ -3595,7 +3589,7 @@
           <w:tcPr>
             <w:tcW w:w="6237" w:type="dxa"/>
           </w:tcPr>
-          <w:p ns2:paraId="300AE9D8" ns2:textId="77777777">
+          <w:p>
             <w:pPr>
               <w:rPr>
                 <w:rFonts w:asciiTheme="majorHAnsi" w:hAnsiTheme="majorHAnsi" w:cstheme="majorHAnsi"/>
@@ -3606,13 +3600,13 @@
           </w:p>
         </w:tc>
       </w:tr>
-      <w:tr ns2:paraId="7497150C" ns2:textId="77777777">
+      <w:tr>
         <w:tc>
           <w:tcPr>
             <w:tcW w:w="564" w:type="dxa"/>
             <w:vMerge/>
           </w:tcPr>
-          <w:p ns2:paraId="3D1C2827" ns2:textId="77777777">
+          <w:p>
             <w:pPr>
               <w:rPr>
                 <w:rFonts w:asciiTheme="majorHAnsi" w:hAnsiTheme="majorHAnsi" w:cstheme="majorHAnsi"/>
@@ -3627,7 +3621,7 @@
             <w:tcW w:w="1528" w:type="dxa"/>
             <w:vMerge/>
           </w:tcPr>
-          <w:p ns2:paraId="7C3D3103" ns2:textId="543F2F83">
+          <w:p>
             <w:pPr>
               <w:rPr>
                 <w:rFonts w:asciiTheme="majorHAnsi" w:hAnsiTheme="majorHAnsi" w:cstheme="majorHAnsi"/>
@@ -3641,7 +3635,7 @@
           <w:tcPr>
             <w:tcW w:w="2442" w:type="dxa"/>
           </w:tcPr>
-          <w:p ns2:paraId="528E3FEB" ns2:textId="77777777">
+          <w:p>
             <w:pPr>
               <w:rPr>
                 <w:rFonts w:asciiTheme="majorHAnsi" w:hAnsiTheme="majorHAnsi" w:cstheme="majorHAnsi"/>
@@ -3655,7 +3649,7 @@
           <w:tcPr>
             <w:tcW w:w="6237" w:type="dxa"/>
           </w:tcPr>
-          <w:p ns2:paraId="3636EFB7" ns2:textId="77777777">
+          <w:p>
             <w:pPr>
               <w:rPr>
                 <w:rFonts w:asciiTheme="majorHAnsi" w:hAnsiTheme="majorHAnsi" w:cstheme="majorHAnsi"/>
@@ -3666,13 +3660,13 @@
           </w:p>
         </w:tc>
       </w:tr>
-      <w:tr ns2:paraId="301A0875" ns2:textId="77777777">
+      <w:tr>
         <w:tc>
           <w:tcPr>
             <w:tcW w:w="564" w:type="dxa"/>
             <w:vMerge/>
           </w:tcPr>
-          <w:p ns2:paraId="630F57D5" ns2:textId="77777777">
+          <w:p>
             <w:pPr>
               <w:rPr>
                 <w:rFonts w:asciiTheme="majorHAnsi" w:hAnsiTheme="majorHAnsi" w:cstheme="majorHAnsi"/>
@@ -3687,7 +3681,7 @@
             <w:tcW w:w="1528" w:type="dxa"/>
             <w:vMerge/>
           </w:tcPr>
-          <w:p ns2:paraId="5EA96490" ns2:textId="28073AC5">
+          <w:p>
             <w:pPr>
               <w:rPr>
                 <w:rFonts w:asciiTheme="majorHAnsi" w:hAnsiTheme="majorHAnsi" w:cstheme="majorHAnsi"/>
@@ -3701,97 +3695,97 @@
           <w:tcPr>
             <w:tcW w:w="2442" w:type="dxa"/>
           </w:tcPr>
-          <w:p ns2:paraId="61B86961" ns2:textId="77777777">
-            <w:pPr>
-              <w:rPr>
-                <w:rFonts w:asciiTheme="majorHAnsi" w:hAnsiTheme="majorHAnsi" w:cstheme="majorHAnsi"/>
-                <w:sz w:val="20"/>
-                <w:szCs w:val="22"/>
-              </w:rPr>
-            </w:pPr>
-          </w:p>
-          <w:p ns2:paraId="3C040D6E" ns2:textId="77777777">
-            <w:pPr>
-              <w:rPr>
-                <w:rFonts w:asciiTheme="majorHAnsi" w:hAnsiTheme="majorHAnsi" w:cstheme="majorHAnsi"/>
-                <w:sz w:val="20"/>
-                <w:szCs w:val="22"/>
-              </w:rPr>
-            </w:pPr>
-          </w:p>
-          <w:p ns2:paraId="1BF145E9" ns2:textId="77777777">
-            <w:pPr>
-              <w:rPr>
-                <w:rFonts w:asciiTheme="majorHAnsi" w:hAnsiTheme="majorHAnsi" w:cstheme="majorHAnsi"/>
-                <w:sz w:val="20"/>
-                <w:szCs w:val="22"/>
-              </w:rPr>
-            </w:pPr>
-          </w:p>
-          <w:p ns2:paraId="1A3D4967" ns2:textId="7473CABD">
-            <w:pPr>
-              <w:rPr>
-                <w:rFonts w:asciiTheme="majorHAnsi" w:hAnsiTheme="majorHAnsi" w:cstheme="majorHAnsi"/>
-                <w:sz w:val="20"/>
-                <w:szCs w:val="22"/>
-              </w:rPr>
-            </w:pPr>
-          </w:p>
-          <w:p ns2:paraId="1935A581" ns2:textId="3A1B0E9F">
-            <w:pPr>
-              <w:rPr>
-                <w:rFonts w:asciiTheme="majorHAnsi" w:hAnsiTheme="majorHAnsi" w:cstheme="majorHAnsi"/>
-                <w:sz w:val="20"/>
-                <w:szCs w:val="22"/>
-              </w:rPr>
-            </w:pPr>
-          </w:p>
-          <w:p ns2:paraId="3B0CAB8D" ns2:textId="77777777">
-            <w:pPr>
-              <w:rPr>
-                <w:rFonts w:asciiTheme="majorHAnsi" w:hAnsiTheme="majorHAnsi" w:cstheme="majorHAnsi"/>
-                <w:sz w:val="20"/>
-                <w:szCs w:val="22"/>
-              </w:rPr>
-            </w:pPr>
-          </w:p>
-          <w:p ns2:paraId="729EE08A" ns2:textId="77777777">
-            <w:pPr>
-              <w:rPr>
-                <w:rFonts w:asciiTheme="majorHAnsi" w:hAnsiTheme="majorHAnsi" w:cstheme="majorHAnsi"/>
-                <w:sz w:val="20"/>
-                <w:szCs w:val="22"/>
-              </w:rPr>
-            </w:pPr>
-          </w:p>
-          <w:p ns2:paraId="5FD7AFF5" ns2:textId="77777777">
-            <w:pPr>
-              <w:rPr>
-                <w:rFonts w:asciiTheme="majorHAnsi" w:hAnsiTheme="majorHAnsi" w:cstheme="majorHAnsi"/>
-                <w:sz w:val="20"/>
-                <w:szCs w:val="22"/>
-              </w:rPr>
-            </w:pPr>
-          </w:p>
-          <w:p ns2:paraId="661F7B5F" ns2:textId="77777777">
-            <w:pPr>
-              <w:rPr>
-                <w:rFonts w:asciiTheme="majorHAnsi" w:hAnsiTheme="majorHAnsi" w:cstheme="majorHAnsi"/>
-                <w:sz w:val="20"/>
-                <w:szCs w:val="22"/>
-              </w:rPr>
-            </w:pPr>
-          </w:p>
-          <w:p ns2:paraId="2BF81125" ns2:textId="77777777">
-            <w:pPr>
-              <w:rPr>
-                <w:rFonts w:asciiTheme="majorHAnsi" w:hAnsiTheme="majorHAnsi" w:cstheme="majorHAnsi"/>
-                <w:sz w:val="20"/>
-                <w:szCs w:val="22"/>
-              </w:rPr>
-            </w:pPr>
-          </w:p>
-          <w:p ns2:paraId="2383CE84" ns2:textId="60CCCD97">
+          <w:p>
+            <w:pPr>
+              <w:rPr>
+                <w:rFonts w:asciiTheme="majorHAnsi" w:hAnsiTheme="majorHAnsi" w:cstheme="majorHAnsi"/>
+                <w:sz w:val="20"/>
+                <w:szCs w:val="22"/>
+              </w:rPr>
+            </w:pPr>
+          </w:p>
+          <w:p>
+            <w:pPr>
+              <w:rPr>
+                <w:rFonts w:asciiTheme="majorHAnsi" w:hAnsiTheme="majorHAnsi" w:cstheme="majorHAnsi"/>
+                <w:sz w:val="20"/>
+                <w:szCs w:val="22"/>
+              </w:rPr>
+            </w:pPr>
+          </w:p>
+          <w:p>
+            <w:pPr>
+              <w:rPr>
+                <w:rFonts w:asciiTheme="majorHAnsi" w:hAnsiTheme="majorHAnsi" w:cstheme="majorHAnsi"/>
+                <w:sz w:val="20"/>
+                <w:szCs w:val="22"/>
+              </w:rPr>
+            </w:pPr>
+          </w:p>
+          <w:p>
+            <w:pPr>
+              <w:rPr>
+                <w:rFonts w:asciiTheme="majorHAnsi" w:hAnsiTheme="majorHAnsi" w:cstheme="majorHAnsi"/>
+                <w:sz w:val="20"/>
+                <w:szCs w:val="22"/>
+              </w:rPr>
+            </w:pPr>
+          </w:p>
+          <w:p>
+            <w:pPr>
+              <w:rPr>
+                <w:rFonts w:asciiTheme="majorHAnsi" w:hAnsiTheme="majorHAnsi" w:cstheme="majorHAnsi"/>
+                <w:sz w:val="20"/>
+                <w:szCs w:val="22"/>
+              </w:rPr>
+            </w:pPr>
+          </w:p>
+          <w:p>
+            <w:pPr>
+              <w:rPr>
+                <w:rFonts w:asciiTheme="majorHAnsi" w:hAnsiTheme="majorHAnsi" w:cstheme="majorHAnsi"/>
+                <w:sz w:val="20"/>
+                <w:szCs w:val="22"/>
+              </w:rPr>
+            </w:pPr>
+          </w:p>
+          <w:p>
+            <w:pPr>
+              <w:rPr>
+                <w:rFonts w:asciiTheme="majorHAnsi" w:hAnsiTheme="majorHAnsi" w:cstheme="majorHAnsi"/>
+                <w:sz w:val="20"/>
+                <w:szCs w:val="22"/>
+              </w:rPr>
+            </w:pPr>
+          </w:p>
+          <w:p>
+            <w:pPr>
+              <w:rPr>
+                <w:rFonts w:asciiTheme="majorHAnsi" w:hAnsiTheme="majorHAnsi" w:cstheme="majorHAnsi"/>
+                <w:sz w:val="20"/>
+                <w:szCs w:val="22"/>
+              </w:rPr>
+            </w:pPr>
+          </w:p>
+          <w:p>
+            <w:pPr>
+              <w:rPr>
+                <w:rFonts w:asciiTheme="majorHAnsi" w:hAnsiTheme="majorHAnsi" w:cstheme="majorHAnsi"/>
+                <w:sz w:val="20"/>
+                <w:szCs w:val="22"/>
+              </w:rPr>
+            </w:pPr>
+          </w:p>
+          <w:p>
+            <w:pPr>
+              <w:rPr>
+                <w:rFonts w:asciiTheme="majorHAnsi" w:hAnsiTheme="majorHAnsi" w:cstheme="majorHAnsi"/>
+                <w:sz w:val="20"/>
+                <w:szCs w:val="22"/>
+              </w:rPr>
+            </w:pPr>
+          </w:p>
+          <w:p>
             <w:pPr>
               <w:rPr>
                 <w:rFonts w:asciiTheme="majorHAnsi" w:hAnsiTheme="majorHAnsi" w:cstheme="majorHAnsi"/>
@@ -3805,7 +3799,7 @@
           <w:tcPr>
             <w:tcW w:w="6237" w:type="dxa"/>
           </w:tcPr>
-          <w:p ns2:paraId="12966E81" ns2:textId="77777777">
+          <w:p>
             <w:pPr>
               <w:rPr>
                 <w:rFonts w:asciiTheme="majorHAnsi" w:hAnsiTheme="majorHAnsi" w:cstheme="majorHAnsi"/>
@@ -3816,14 +3810,14 @@
           </w:p>
         </w:tc>
       </w:tr>
-      <w:tr ns2:paraId="528D5326" ns2:textId="77777777">
+      <w:tr>
         <w:tc>
           <w:tcPr>
             <w:tcW w:w="10771" w:type="dxa"/>
             <w:gridSpan w:val="4"/>
             <w:shd w:val="clear" w:color="auto" w:fill="000000" w:themeFill="text1"/>
           </w:tcPr>
-          <w:p ns2:paraId="6D50DF24" ns2:textId="3A18F9EA">
+          <w:p>
             <w:pPr>
               <w:rPr>
                 <w:rFonts w:asciiTheme="majorHAnsi" w:hAnsiTheme="majorHAnsi" w:cstheme="majorHAnsi"/>
@@ -3843,6 +3837,7 @@
                 <w:szCs w:val="22"/>
                 <w:lang w:eastAsia="ja"/>
               </w:rPr>
+              <w:lastRenderedPageBreak/>
               <w:t xml:space="preserve">　　　　　　　　　　　　　　　　　　　　　　　申告対象</w:t>
             </w:r>
             <w:r>
@@ -3884,13 +3879,13 @@
           </w:p>
         </w:tc>
       </w:tr>
-      <w:tr ns2:paraId="63238299" ns2:textId="77777777">
+      <w:tr>
         <w:tc>
           <w:tcPr>
             <w:tcW w:w="564" w:type="dxa"/>
             <w:vMerge w:val="restart"/>
           </w:tcPr>
-          <w:p ns2:paraId="7FAC07DD" ns2:textId="636017B5">
+          <w:p>
             <w:pPr>
               <w:rPr>
                 <w:rFonts w:asciiTheme="majorHAnsi" w:hAnsiTheme="majorHAnsi" w:cstheme="majorHAnsi"/>
@@ -3913,7 +3908,7 @@
             <w:tcW w:w="1528" w:type="dxa"/>
             <w:vMerge w:val="restart"/>
           </w:tcPr>
-          <w:p ns2:paraId="05B6A392" ns2:textId="64D079FB">
+          <w:p>
             <w:pPr>
               <w:rPr>
                 <w:rFonts w:asciiTheme="majorHAnsi" w:hAnsiTheme="majorHAnsi" w:cstheme="majorHAnsi"/>
@@ -3995,7 +3990,7 @@
           <w:tcPr>
             <w:tcW w:w="2442" w:type="dxa"/>
           </w:tcPr>
-          <w:p ns2:paraId="0AE93BA9" ns2:textId="4DEA6AF6">
+          <w:p>
             <w:pPr>
               <w:rPr>
                 <w:rFonts w:asciiTheme="majorHAnsi" w:hAnsiTheme="majorHAnsi" w:cstheme="majorHAnsi"/>
@@ -4059,7 +4054,7 @@
           <w:tcPr>
             <w:tcW w:w="6237" w:type="dxa"/>
           </w:tcPr>
-          <w:p ns2:paraId="30A27306" ns2:textId="77777777">
+          <w:p>
             <w:pPr>
               <w:rPr>
                 <w:rFonts w:asciiTheme="majorHAnsi" w:hAnsiTheme="majorHAnsi" w:cstheme="majorHAnsi"/>
@@ -4070,13 +4065,13 @@
           </w:p>
         </w:tc>
       </w:tr>
-      <w:tr ns2:paraId="614F4EA0" ns2:textId="77777777">
+      <w:tr>
         <w:tc>
           <w:tcPr>
             <w:tcW w:w="564" w:type="dxa"/>
             <w:vMerge/>
           </w:tcPr>
-          <w:p ns2:paraId="12BBC860" ns2:textId="77777777">
+          <w:p>
             <w:pPr>
               <w:rPr>
                 <w:rFonts w:asciiTheme="majorHAnsi" w:hAnsiTheme="majorHAnsi" w:cstheme="majorHAnsi"/>
@@ -4091,7 +4086,7 @@
             <w:tcW w:w="1528" w:type="dxa"/>
             <w:vMerge/>
           </w:tcPr>
-          <w:p ns2:paraId="4902D01C" ns2:textId="386F4222">
+          <w:p>
             <w:pPr>
               <w:rPr>
                 <w:rFonts w:asciiTheme="majorHAnsi" w:hAnsiTheme="majorHAnsi" w:cstheme="majorHAnsi"/>
@@ -4105,7 +4100,7 @@
           <w:tcPr>
             <w:tcW w:w="2442" w:type="dxa"/>
           </w:tcPr>
-          <w:p ns2:paraId="0DDA7BA1" ns2:textId="77777777">
+          <w:p>
             <w:pPr>
               <w:rPr>
                 <w:rFonts w:asciiTheme="majorHAnsi" w:hAnsiTheme="majorHAnsi" w:cstheme="majorHAnsi"/>
@@ -4119,7 +4114,7 @@
           <w:tcPr>
             <w:tcW w:w="6237" w:type="dxa"/>
           </w:tcPr>
-          <w:p ns2:paraId="11C5836B" ns2:textId="77777777">
+          <w:p>
             <w:pPr>
               <w:rPr>
                 <w:rFonts w:asciiTheme="majorHAnsi" w:hAnsiTheme="majorHAnsi" w:cstheme="majorHAnsi"/>
@@ -4130,13 +4125,13 @@
           </w:p>
         </w:tc>
       </w:tr>
-      <w:tr ns2:paraId="6798EDC7" ns2:textId="77777777">
+      <w:tr>
         <w:tc>
           <w:tcPr>
             <w:tcW w:w="564" w:type="dxa"/>
             <w:vMerge/>
           </w:tcPr>
-          <w:p ns2:paraId="2E681548" ns2:textId="77777777">
+          <w:p>
             <w:pPr>
               <w:rPr>
                 <w:rFonts w:asciiTheme="majorHAnsi" w:hAnsiTheme="majorHAnsi" w:cstheme="majorHAnsi"/>
@@ -4151,7 +4146,7 @@
             <w:tcW w:w="1528" w:type="dxa"/>
             <w:vMerge/>
           </w:tcPr>
-          <w:p ns2:paraId="6A053F86" ns2:textId="490D62D4">
+          <w:p>
             <w:pPr>
               <w:rPr>
                 <w:rFonts w:asciiTheme="majorHAnsi" w:hAnsiTheme="majorHAnsi" w:cstheme="majorHAnsi"/>
@@ -4165,7 +4160,7 @@
           <w:tcPr>
             <w:tcW w:w="2442" w:type="dxa"/>
           </w:tcPr>
-          <w:p ns2:paraId="6662E5BF" ns2:textId="77777777">
+          <w:p>
             <w:pPr>
               <w:rPr>
                 <w:rFonts w:asciiTheme="majorHAnsi" w:hAnsiTheme="majorHAnsi" w:cstheme="majorHAnsi"/>
@@ -4179,7 +4174,7 @@
           <w:tcPr>
             <w:tcW w:w="6237" w:type="dxa"/>
           </w:tcPr>
-          <w:p ns2:paraId="7B14CA11" ns2:textId="77777777">
+          <w:p>
             <w:pPr>
               <w:rPr>
                 <w:rFonts w:asciiTheme="majorHAnsi" w:hAnsiTheme="majorHAnsi" w:cstheme="majorHAnsi"/>
@@ -4190,14 +4185,14 @@
           </w:p>
         </w:tc>
       </w:tr>
-      <w:tr ns2:paraId="63E8A24F" ns2:textId="77777777">
+      <w:tr>
         <w:tc>
           <w:tcPr>
             <w:tcW w:w="564" w:type="dxa"/>
             <w:vMerge w:val="restart"/>
             <w:shd w:val="clear" w:color="auto" w:fill="EEECE1" w:themeFill="background2"/>
           </w:tcPr>
-          <w:p ns2:paraId="761F9B69" ns2:textId="56C30FC1">
+          <w:p>
             <w:pPr>
               <w:rPr>
                 <w:rFonts w:asciiTheme="majorHAnsi" w:hAnsiTheme="majorHAnsi" w:cstheme="majorHAnsi"/>
@@ -4222,7 +4217,7 @@
             <w:vMerge w:val="restart"/>
             <w:shd w:val="clear" w:color="auto" w:fill="EEECE1" w:themeFill="background2"/>
           </w:tcPr>
-          <w:p ns2:paraId="1C82E698" ns2:textId="76D80287">
+          <w:p>
             <w:pPr>
               <w:rPr>
                 <w:rFonts w:asciiTheme="majorHAnsi" w:hAnsiTheme="majorHAnsi" w:cstheme="majorHAnsi"/>
@@ -4248,7 +4243,7 @@
               <w:t xml:space="preserve"> </w:t>
             </w:r>
           </w:p>
-          <w:p ns2:paraId="64D50EB0" ns2:textId="2C599D2D">
+          <w:p>
             <w:pPr>
               <w:jc w:val="center"/>
               <w:rPr>
@@ -4265,7 +4260,7 @@
             <w:tcW w:w="2442" w:type="dxa"/>
             <w:shd w:val="clear" w:color="auto" w:fill="EEECE1" w:themeFill="background2"/>
           </w:tcPr>
-          <w:p ns2:paraId="5CA15BFD" ns2:textId="35164379">
+          <w:p>
             <w:pPr>
               <w:rPr>
                 <w:rFonts w:asciiTheme="majorHAnsi" w:hAnsiTheme="majorHAnsi" w:cstheme="majorHAnsi"/>
@@ -4330,7 +4325,7 @@
             <w:tcW w:w="6237" w:type="dxa"/>
             <w:shd w:val="clear" w:color="auto" w:fill="EEECE1" w:themeFill="background2"/>
           </w:tcPr>
-          <w:p ns2:paraId="5A435389" ns2:textId="77777777">
+          <w:p>
             <w:pPr>
               <w:rPr>
                 <w:rFonts w:asciiTheme="majorHAnsi" w:hAnsiTheme="majorHAnsi" w:cstheme="majorHAnsi"/>
@@ -4341,14 +4336,14 @@
           </w:p>
         </w:tc>
       </w:tr>
-      <w:tr ns2:paraId="0E609476" ns2:textId="77777777">
+      <w:tr>
         <w:tc>
           <w:tcPr>
             <w:tcW w:w="564" w:type="dxa"/>
             <w:vMerge/>
             <w:shd w:val="clear" w:color="auto" w:fill="EEECE1" w:themeFill="background2"/>
           </w:tcPr>
-          <w:p ns2:paraId="71C9260B" ns2:textId="77777777">
+          <w:p>
             <w:pPr>
               <w:rPr>
                 <w:rFonts w:asciiTheme="majorHAnsi" w:hAnsiTheme="majorHAnsi" w:cstheme="majorHAnsi"/>
@@ -4364,7 +4359,7 @@
             <w:vMerge/>
             <w:shd w:val="clear" w:color="auto" w:fill="EEECE1" w:themeFill="background2"/>
           </w:tcPr>
-          <w:p ns2:paraId="6EA78DFB" ns2:textId="28F3469C">
+          <w:p>
             <w:pPr>
               <w:rPr>
                 <w:rFonts w:asciiTheme="majorHAnsi" w:hAnsiTheme="majorHAnsi" w:cstheme="majorHAnsi"/>
@@ -4379,7 +4374,7 @@
             <w:tcW w:w="2442" w:type="dxa"/>
             <w:shd w:val="clear" w:color="auto" w:fill="EEECE1" w:themeFill="background2"/>
           </w:tcPr>
-          <w:p ns2:paraId="2CFEDBDB" ns2:textId="5A4005F8">
+          <w:p>
             <w:pPr>
               <w:rPr>
                 <w:rFonts w:asciiTheme="majorHAnsi" w:hAnsiTheme="majorHAnsi" w:cstheme="majorHAnsi"/>
@@ -4394,7 +4389,7 @@
             <w:tcW w:w="6237" w:type="dxa"/>
             <w:shd w:val="clear" w:color="auto" w:fill="EEECE1" w:themeFill="background2"/>
           </w:tcPr>
-          <w:p ns2:paraId="1700A257" ns2:textId="77777777">
+          <w:p>
             <w:pPr>
               <w:rPr>
                 <w:rFonts w:asciiTheme="majorHAnsi" w:hAnsiTheme="majorHAnsi" w:cstheme="majorHAnsi"/>
@@ -4405,14 +4400,14 @@
           </w:p>
         </w:tc>
       </w:tr>
-      <w:tr ns2:paraId="625BFDC7" ns2:textId="77777777">
+      <w:tr>
         <w:tc>
           <w:tcPr>
             <w:tcW w:w="564" w:type="dxa"/>
             <w:vMerge/>
             <w:shd w:val="clear" w:color="auto" w:fill="EEECE1" w:themeFill="background2"/>
           </w:tcPr>
-          <w:p ns2:paraId="4A10E800" ns2:textId="77777777">
+          <w:p>
             <w:pPr>
               <w:rPr>
                 <w:rFonts w:asciiTheme="majorHAnsi" w:hAnsiTheme="majorHAnsi" w:cstheme="majorHAnsi"/>
@@ -4428,7 +4423,7 @@
             <w:vMerge/>
             <w:shd w:val="clear" w:color="auto" w:fill="EEECE1" w:themeFill="background2"/>
           </w:tcPr>
-          <w:p ns2:paraId="2A2C36D4" ns2:textId="4E6856E1">
+          <w:p>
             <w:pPr>
               <w:rPr>
                 <w:rFonts w:asciiTheme="majorHAnsi" w:hAnsiTheme="majorHAnsi" w:cstheme="majorHAnsi"/>
@@ -4443,7 +4438,7 @@
             <w:tcW w:w="2442" w:type="dxa"/>
             <w:shd w:val="clear" w:color="auto" w:fill="EEECE1" w:themeFill="background2"/>
           </w:tcPr>
-          <w:p ns2:paraId="7D40332F" ns2:textId="462CAAB1">
+          <w:p>
             <w:pPr>
               <w:rPr>
                 <w:rFonts w:asciiTheme="majorHAnsi" w:hAnsiTheme="majorHAnsi" w:cstheme="majorHAnsi"/>
@@ -4458,7 +4453,7 @@
             <w:tcW w:w="6237" w:type="dxa"/>
             <w:shd w:val="clear" w:color="auto" w:fill="EEECE1" w:themeFill="background2"/>
           </w:tcPr>
-          <w:p ns2:paraId="3B08F998" ns2:textId="77777777">
+          <w:p>
             <w:pPr>
               <w:rPr>
                 <w:rFonts w:asciiTheme="majorHAnsi" w:hAnsiTheme="majorHAnsi" w:cstheme="majorHAnsi"/>
@@ -4470,14 +4465,14 @@
         </w:tc>
       </w:tr>
       <w:bookmarkEnd w:id="2"/>
-      <w:tr ns2:paraId="4B9699EB" ns2:textId="77777777">
+      <w:tr>
         <w:tc>
           <w:tcPr>
             <w:tcW w:w="564" w:type="dxa"/>
             <w:vMerge w:val="restart"/>
             <w:shd w:val="clear" w:color="auto" w:fill="FFFFFF" w:themeFill="background1"/>
           </w:tcPr>
-          <w:p ns2:paraId="132B94CE" ns2:textId="4244A987">
+          <w:p>
             <w:pPr>
               <w:rPr>
                 <w:rFonts w:asciiTheme="majorHAnsi" w:hAnsiTheme="majorHAnsi" w:cstheme="majorHAnsi"/>
@@ -4501,7 +4496,7 @@
             <w:vMerge w:val="restart"/>
             <w:shd w:val="clear" w:color="auto" w:fill="FFFFFF" w:themeFill="background1"/>
           </w:tcPr>
-          <w:p ns2:paraId="7E23B905" ns2:textId="28EB70AF">
+          <w:p>
             <w:pPr>
               <w:rPr>
                 <w:rFonts w:asciiTheme="majorHAnsi" w:hAnsiTheme="majorHAnsi" w:cstheme="majorHAnsi"/>
@@ -4518,7 +4513,7 @@
               <w:t>コンサルティング料</w:t>
             </w:r>
           </w:p>
-          <w:p ns2:paraId="3B7DED14" ns2:textId="04EF9341">
+          <w:p>
             <w:pPr>
               <w:jc w:val="center"/>
               <w:rPr>
@@ -4534,7 +4529,7 @@
             <w:tcW w:w="2442" w:type="dxa"/>
             <w:shd w:val="clear" w:color="auto" w:fill="FFFFFF" w:themeFill="background1"/>
           </w:tcPr>
-          <w:p ns2:paraId="68FCE045" ns2:textId="32274636">
+          <w:p>
             <w:pPr>
               <w:rPr>
                 <w:rFonts w:asciiTheme="majorHAnsi" w:hAnsiTheme="majorHAnsi" w:cstheme="majorHAnsi"/>
@@ -4581,7 +4576,7 @@
             <w:tcW w:w="6237" w:type="dxa"/>
             <w:shd w:val="clear" w:color="auto" w:fill="FFFFFF" w:themeFill="background1"/>
           </w:tcPr>
-          <w:p ns2:paraId="3F917DDF" ns2:textId="77777777">
+          <w:p>
             <w:pPr>
               <w:rPr>
                 <w:rFonts w:asciiTheme="majorHAnsi" w:hAnsiTheme="majorHAnsi" w:cstheme="majorHAnsi"/>
@@ -4592,14 +4587,14 @@
           </w:p>
         </w:tc>
       </w:tr>
-      <w:tr ns2:paraId="24C9C9A7" ns2:textId="77777777">
+      <w:tr>
         <w:tc>
           <w:tcPr>
             <w:tcW w:w="564" w:type="dxa"/>
             <w:vMerge/>
             <w:shd w:val="clear" w:color="auto" w:fill="FFFFFF" w:themeFill="background1"/>
           </w:tcPr>
-          <w:p ns2:paraId="176768FD" ns2:textId="77777777">
+          <w:p>
             <w:pPr>
               <w:rPr>
                 <w:rFonts w:asciiTheme="majorHAnsi" w:hAnsiTheme="majorHAnsi" w:cstheme="majorHAnsi"/>
@@ -4615,7 +4610,7 @@
             <w:vMerge/>
             <w:shd w:val="clear" w:color="auto" w:fill="FFFFFF" w:themeFill="background1"/>
           </w:tcPr>
-          <w:p ns2:paraId="6B9BB844" ns2:textId="4763AE6A">
+          <w:p>
             <w:pPr>
               <w:rPr>
                 <w:rFonts w:asciiTheme="majorHAnsi" w:hAnsiTheme="majorHAnsi" w:cstheme="majorHAnsi"/>
@@ -4630,7 +4625,7 @@
             <w:tcW w:w="2442" w:type="dxa"/>
             <w:shd w:val="clear" w:color="auto" w:fill="FFFFFF" w:themeFill="background1"/>
           </w:tcPr>
-          <w:p ns2:paraId="4FF8F81F" ns2:textId="5C31CB26">
+          <w:p>
             <w:pPr>
               <w:rPr>
                 <w:rFonts w:asciiTheme="majorHAnsi" w:hAnsiTheme="majorHAnsi" w:cstheme="majorHAnsi"/>
@@ -4645,7 +4640,7 @@
             <w:tcW w:w="6237" w:type="dxa"/>
             <w:shd w:val="clear" w:color="auto" w:fill="FFFFFF" w:themeFill="background1"/>
           </w:tcPr>
-          <w:p ns2:paraId="37B7E49A" ns2:textId="77777777">
+          <w:p>
             <w:pPr>
               <w:rPr>
                 <w:rFonts w:asciiTheme="majorHAnsi" w:hAnsiTheme="majorHAnsi" w:cstheme="majorHAnsi"/>
@@ -4656,14 +4651,14 @@
           </w:p>
         </w:tc>
       </w:tr>
-      <w:tr ns2:paraId="0C82B580" ns2:textId="77777777">
+      <w:tr>
         <w:tc>
           <w:tcPr>
             <w:tcW w:w="564" w:type="dxa"/>
             <w:vMerge/>
             <w:shd w:val="clear" w:color="auto" w:fill="FFFFFF" w:themeFill="background1"/>
           </w:tcPr>
-          <w:p ns2:paraId="4F0A810B" ns2:textId="77777777">
+          <w:p>
             <w:pPr>
               <w:rPr>
                 <w:rFonts w:asciiTheme="majorHAnsi" w:hAnsiTheme="majorHAnsi" w:cstheme="majorHAnsi"/>
@@ -4679,7 +4674,7 @@
             <w:vMerge/>
             <w:shd w:val="clear" w:color="auto" w:fill="FFFFFF" w:themeFill="background1"/>
           </w:tcPr>
-          <w:p ns2:paraId="6C49E01C" ns2:textId="2D4EE779">
+          <w:p>
             <w:pPr>
               <w:rPr>
                 <w:rFonts w:asciiTheme="majorHAnsi" w:hAnsiTheme="majorHAnsi" w:cstheme="majorHAnsi"/>
@@ -4694,7 +4689,7 @@
             <w:tcW w:w="2442" w:type="dxa"/>
             <w:shd w:val="clear" w:color="auto" w:fill="FFFFFF" w:themeFill="background1"/>
           </w:tcPr>
-          <w:p ns2:paraId="69278735" ns2:textId="5066A07A">
+          <w:p>
             <w:pPr>
               <w:rPr>
                 <w:rFonts w:asciiTheme="majorHAnsi" w:hAnsiTheme="majorHAnsi" w:cstheme="majorHAnsi"/>
@@ -4709,7 +4704,7 @@
             <w:tcW w:w="6237" w:type="dxa"/>
             <w:shd w:val="clear" w:color="auto" w:fill="FFFFFF" w:themeFill="background1"/>
           </w:tcPr>
-          <w:p ns2:paraId="64903D0B" ns2:textId="77777777">
+          <w:p>
             <w:pPr>
               <w:rPr>
                 <w:rFonts w:asciiTheme="majorHAnsi" w:hAnsiTheme="majorHAnsi" w:cstheme="majorHAnsi"/>
@@ -4720,14 +4715,14 @@
           </w:p>
         </w:tc>
       </w:tr>
-      <w:tr ns2:paraId="711B38F6" ns2:textId="77777777">
+      <w:tr>
         <w:tc>
           <w:tcPr>
             <w:tcW w:w="564" w:type="dxa"/>
             <w:vMerge w:val="restart"/>
             <w:shd w:val="clear" w:color="auto" w:fill="EEECE1" w:themeFill="background2"/>
           </w:tcPr>
-          <w:p ns2:paraId="259F113A" ns2:textId="5F28808D">
+          <w:p>
             <w:pPr>
               <w:rPr>
                 <w:rFonts w:asciiTheme="majorHAnsi" w:hAnsiTheme="majorHAnsi" w:cstheme="majorHAnsi"/>
@@ -4751,7 +4746,7 @@
             <w:vMerge w:val="restart"/>
             <w:shd w:val="clear" w:color="auto" w:fill="EEECE1" w:themeFill="background2"/>
           </w:tcPr>
-          <w:p ns2:paraId="1137026C" ns2:textId="3A247DAE">
+          <w:p>
             <w:pPr>
               <w:rPr>
                 <w:rFonts w:asciiTheme="majorHAnsi" w:hAnsiTheme="majorHAnsi" w:cstheme="majorHAnsi"/>
@@ -4793,7 +4788,7 @@
             <w:tcW w:w="2442" w:type="dxa"/>
             <w:shd w:val="clear" w:color="auto" w:fill="EEECE1" w:themeFill="background2"/>
           </w:tcPr>
-          <w:p ns2:paraId="0664AA0D" ns2:textId="27BD4383">
+          <w:p>
             <w:pPr>
               <w:rPr>
                 <w:rFonts w:asciiTheme="majorHAnsi" w:hAnsiTheme="majorHAnsi" w:cstheme="majorHAnsi"/>
@@ -4840,7 +4835,7 @@
             <w:tcW w:w="6237" w:type="dxa"/>
             <w:shd w:val="clear" w:color="auto" w:fill="EEECE1" w:themeFill="background2"/>
           </w:tcPr>
-          <w:p ns2:paraId="0DA43F40" ns2:textId="77777777">
+          <w:p>
             <w:pPr>
               <w:rPr>
                 <w:rFonts w:asciiTheme="majorHAnsi" w:hAnsiTheme="majorHAnsi" w:cstheme="majorHAnsi"/>
@@ -4851,14 +4846,14 @@
           </w:p>
         </w:tc>
       </w:tr>
-      <w:tr ns2:paraId="646C3694" ns2:textId="77777777">
+      <w:tr>
         <w:tc>
           <w:tcPr>
             <w:tcW w:w="564" w:type="dxa"/>
             <w:vMerge/>
             <w:shd w:val="clear" w:color="auto" w:fill="EEECE1" w:themeFill="background2"/>
           </w:tcPr>
-          <w:p ns2:paraId="4A04D8F1" ns2:textId="77777777">
+          <w:p>
             <w:pPr>
               <w:rPr>
                 <w:rFonts w:asciiTheme="majorHAnsi" w:hAnsiTheme="majorHAnsi" w:cstheme="majorHAnsi"/>
@@ -4874,7 +4869,7 @@
             <w:vMerge/>
             <w:shd w:val="clear" w:color="auto" w:fill="EEECE1" w:themeFill="background2"/>
           </w:tcPr>
-          <w:p ns2:paraId="3C6536D8" ns2:textId="18924AEF">
+          <w:p>
             <w:pPr>
               <w:rPr>
                 <w:rFonts w:asciiTheme="majorHAnsi" w:hAnsiTheme="majorHAnsi" w:cstheme="majorHAnsi"/>
@@ -4889,7 +4884,7 @@
             <w:tcW w:w="2442" w:type="dxa"/>
             <w:shd w:val="clear" w:color="auto" w:fill="EEECE1" w:themeFill="background2"/>
           </w:tcPr>
-          <w:p ns2:paraId="11F5D184" ns2:textId="7EBCC24E">
+          <w:p>
             <w:pPr>
               <w:rPr>
                 <w:rFonts w:asciiTheme="majorHAnsi" w:hAnsiTheme="majorHAnsi" w:cstheme="majorHAnsi"/>
@@ -4904,7 +4899,7 @@
             <w:tcW w:w="6237" w:type="dxa"/>
             <w:shd w:val="clear" w:color="auto" w:fill="EEECE1" w:themeFill="background2"/>
           </w:tcPr>
-          <w:p ns2:paraId="4371162B" ns2:textId="77777777">
+          <w:p>
             <w:pPr>
               <w:rPr>
                 <w:rFonts w:asciiTheme="majorHAnsi" w:hAnsiTheme="majorHAnsi" w:cstheme="majorHAnsi"/>
@@ -4915,14 +4910,14 @@
           </w:p>
         </w:tc>
       </w:tr>
-      <w:tr ns2:paraId="7FF6EDD8" ns2:textId="77777777">
+      <w:tr>
         <w:tc>
           <w:tcPr>
             <w:tcW w:w="564" w:type="dxa"/>
             <w:vMerge/>
             <w:shd w:val="clear" w:color="auto" w:fill="EEECE1" w:themeFill="background2"/>
           </w:tcPr>
-          <w:p ns2:paraId="195C666F" ns2:textId="77777777">
+          <w:p>
             <w:pPr>
               <w:rPr>
                 <w:rFonts w:asciiTheme="majorHAnsi" w:hAnsiTheme="majorHAnsi" w:cstheme="majorHAnsi"/>
@@ -4938,7 +4933,7 @@
             <w:vMerge/>
             <w:shd w:val="clear" w:color="auto" w:fill="EEECE1" w:themeFill="background2"/>
           </w:tcPr>
-          <w:p ns2:paraId="2676A622" ns2:textId="31416479">
+          <w:p>
             <w:pPr>
               <w:rPr>
                 <w:rFonts w:asciiTheme="majorHAnsi" w:hAnsiTheme="majorHAnsi" w:cstheme="majorHAnsi"/>
@@ -4953,7 +4948,7 @@
             <w:tcW w:w="2442" w:type="dxa"/>
             <w:shd w:val="clear" w:color="auto" w:fill="EEECE1" w:themeFill="background2"/>
           </w:tcPr>
-          <w:p ns2:paraId="30D01C14" ns2:textId="396B3916">
+          <w:p>
             <w:pPr>
               <w:rPr>
                 <w:rFonts w:asciiTheme="majorHAnsi" w:hAnsiTheme="majorHAnsi" w:cstheme="majorHAnsi"/>
@@ -4968,7 +4963,7 @@
             <w:tcW w:w="6237" w:type="dxa"/>
             <w:shd w:val="clear" w:color="auto" w:fill="EEECE1" w:themeFill="background2"/>
           </w:tcPr>
-          <w:p ns2:paraId="7B18C2D2" ns2:textId="77777777">
+          <w:p>
             <w:pPr>
               <w:rPr>
                 <w:rFonts w:asciiTheme="majorHAnsi" w:hAnsiTheme="majorHAnsi" w:cstheme="majorHAnsi"/>
@@ -4979,13 +4974,13 @@
           </w:p>
         </w:tc>
       </w:tr>
-      <w:tr ns2:paraId="10B615A6" ns2:textId="77777777">
+      <w:tr>
         <w:tc>
           <w:tcPr>
             <w:tcW w:w="564" w:type="dxa"/>
             <w:vMerge w:val="restart"/>
           </w:tcPr>
-          <w:p ns2:paraId="0D2B600A" ns2:textId="2FD89045">
+          <w:p>
             <w:pPr>
               <w:rPr>
                 <w:rFonts w:asciiTheme="majorHAnsi" w:hAnsiTheme="majorHAnsi" w:cstheme="majorHAnsi"/>
@@ -5008,7 +5003,7 @@
             <w:tcW w:w="1528" w:type="dxa"/>
             <w:vMerge w:val="restart"/>
           </w:tcPr>
-          <w:p ns2:paraId="3F0F658A" ns2:textId="1C13EB38">
+          <w:p>
             <w:pPr>
               <w:rPr>
                 <w:rFonts w:asciiTheme="majorHAnsi" w:hAnsiTheme="majorHAnsi" w:cstheme="majorHAnsi"/>
@@ -5043,7 +5038,7 @@
               <w:t>の支払い</w:t>
             </w:r>
           </w:p>
-          <w:p ns2:paraId="4CB73287" ns2:textId="7EF79C1F">
+          <w:p>
             <w:pPr>
               <w:rPr>
                 <w:rFonts w:asciiTheme="majorHAnsi" w:hAnsiTheme="majorHAnsi" w:cstheme="majorHAnsi"/>
@@ -5058,7 +5053,7 @@
           <w:tcPr>
             <w:tcW w:w="2442" w:type="dxa"/>
           </w:tcPr>
-          <w:p ns2:paraId="2B1A4541" ns2:textId="22D3AD6B">
+          <w:p>
             <w:pPr>
               <w:rPr>
                 <w:rFonts w:asciiTheme="majorHAnsi" w:hAnsiTheme="majorHAnsi" w:cstheme="majorHAnsi"/>
@@ -5104,7 +5099,7 @@
           <w:tcPr>
             <w:tcW w:w="6237" w:type="dxa"/>
           </w:tcPr>
-          <w:p ns2:paraId="336DA740" ns2:textId="77777777">
+          <w:p>
             <w:pPr>
               <w:rPr>
                 <w:rFonts w:asciiTheme="majorHAnsi" w:hAnsiTheme="majorHAnsi" w:cstheme="majorHAnsi"/>
@@ -5115,13 +5110,13 @@
           </w:p>
         </w:tc>
       </w:tr>
-      <w:tr ns2:paraId="5768E935" ns2:textId="77777777">
+      <w:tr>
         <w:tc>
           <w:tcPr>
             <w:tcW w:w="564" w:type="dxa"/>
             <w:vMerge/>
           </w:tcPr>
-          <w:p ns2:paraId="0A888A84" ns2:textId="77777777">
+          <w:p>
             <w:pPr>
               <w:rPr>
                 <w:rFonts w:asciiTheme="majorHAnsi" w:hAnsiTheme="majorHAnsi" w:cstheme="majorHAnsi"/>
@@ -5136,7 +5131,7 @@
             <w:tcW w:w="1528" w:type="dxa"/>
             <w:vMerge/>
           </w:tcPr>
-          <w:p ns2:paraId="34693B26" ns2:textId="2828AA8D">
+          <w:p>
             <w:pPr>
               <w:rPr>
                 <w:rFonts w:asciiTheme="majorHAnsi" w:hAnsiTheme="majorHAnsi" w:cstheme="majorHAnsi"/>
@@ -5150,7 +5145,7 @@
           <w:tcPr>
             <w:tcW w:w="2442" w:type="dxa"/>
           </w:tcPr>
-          <w:p ns2:paraId="440F0356" ns2:textId="66824BC4">
+          <w:p>
             <w:pPr>
               <w:rPr>
                 <w:rFonts w:asciiTheme="majorHAnsi" w:hAnsiTheme="majorHAnsi" w:cstheme="majorHAnsi"/>
@@ -5164,7 +5159,7 @@
           <w:tcPr>
             <w:tcW w:w="6237" w:type="dxa"/>
           </w:tcPr>
-          <w:p ns2:paraId="2EDC6058" ns2:textId="77777777">
+          <w:p>
             <w:pPr>
               <w:rPr>
                 <w:rFonts w:asciiTheme="majorHAnsi" w:hAnsiTheme="majorHAnsi" w:cstheme="majorHAnsi"/>
@@ -5175,13 +5170,13 @@
           </w:p>
         </w:tc>
       </w:tr>
-      <w:tr ns2:paraId="7881C651" ns2:textId="77777777">
+      <w:tr>
         <w:tc>
           <w:tcPr>
             <w:tcW w:w="564" w:type="dxa"/>
             <w:vMerge/>
           </w:tcPr>
-          <w:p ns2:paraId="5205CDD6" ns2:textId="77777777">
+          <w:p>
             <w:pPr>
               <w:rPr>
                 <w:rFonts w:asciiTheme="majorHAnsi" w:hAnsiTheme="majorHAnsi" w:cstheme="majorHAnsi"/>
@@ -5196,7 +5191,7 @@
             <w:tcW w:w="1528" w:type="dxa"/>
             <w:vMerge/>
           </w:tcPr>
-          <w:p ns2:paraId="6EC77CE7" ns2:textId="602259A5">
+          <w:p>
             <w:pPr>
               <w:rPr>
                 <w:rFonts w:asciiTheme="majorHAnsi" w:hAnsiTheme="majorHAnsi" w:cstheme="majorHAnsi"/>
@@ -5210,7 +5205,7 @@
           <w:tcPr>
             <w:tcW w:w="2442" w:type="dxa"/>
           </w:tcPr>
-          <w:p ns2:paraId="760FA446" ns2:textId="6615EFA6">
+          <w:p>
             <w:pPr>
               <w:rPr>
                 <w:rFonts w:asciiTheme="majorHAnsi" w:hAnsiTheme="majorHAnsi" w:cstheme="majorHAnsi"/>
@@ -5224,7 +5219,7 @@
           <w:tcPr>
             <w:tcW w:w="6237" w:type="dxa"/>
           </w:tcPr>
-          <w:p ns2:paraId="79F9A026" ns2:textId="77777777">
+          <w:p>
             <w:pPr>
               <w:rPr>
                 <w:rFonts w:asciiTheme="majorHAnsi" w:hAnsiTheme="majorHAnsi" w:cstheme="majorHAnsi"/>
@@ -5235,7 +5230,7 @@
           </w:p>
         </w:tc>
       </w:tr>
-      <w:tr ns2:paraId="2552A8B4" ns2:textId="77777777">
+      <w:tr>
         <w:trPr>
           <w:trHeight w:val="440"/>
         </w:trPr>
@@ -5245,7 +5240,7 @@
             <w:vMerge w:val="restart"/>
             <w:shd w:val="clear" w:color="auto" w:fill="EEECE1" w:themeFill="background2"/>
           </w:tcPr>
-          <w:p ns2:paraId="4B2B8C89" ns2:textId="222361E3">
+          <w:p>
             <w:pPr>
               <w:rPr>
                 <w:rFonts w:asciiTheme="majorHAnsi" w:hAnsiTheme="majorHAnsi" w:cstheme="majorHAnsi"/>
@@ -5269,7 +5264,7 @@
             <w:vMerge w:val="restart"/>
             <w:shd w:val="clear" w:color="auto" w:fill="EEECE1" w:themeFill="background2"/>
           </w:tcPr>
-          <w:p ns2:paraId="52664372" ns2:textId="4C01F34A">
+          <w:p>
             <w:pPr>
               <w:rPr>
                 <w:rFonts w:asciiTheme="majorHAnsi" w:hAnsiTheme="majorHAnsi" w:cstheme="majorHAnsi"/>
@@ -5310,7 +5305,7 @@
             <w:tcW w:w="2442" w:type="dxa"/>
             <w:shd w:val="clear" w:color="auto" w:fill="EEECE1" w:themeFill="background2"/>
           </w:tcPr>
-          <w:p ns2:paraId="38364FC5" ns2:textId="2DB09785">
+          <w:p>
             <w:pPr>
               <w:rPr>
                 <w:rFonts w:asciiTheme="majorHAnsi" w:hAnsiTheme="majorHAnsi" w:cstheme="majorHAnsi"/>
@@ -5357,7 +5352,7 @@
             <w:tcW w:w="6237" w:type="dxa"/>
             <w:shd w:val="clear" w:color="auto" w:fill="EEECE1" w:themeFill="background2"/>
           </w:tcPr>
-          <w:p ns2:paraId="6C8E2C9E" ns2:textId="77777777">
+          <w:p>
             <w:pPr>
               <w:rPr>
                 <w:rFonts w:asciiTheme="majorHAnsi" w:hAnsiTheme="majorHAnsi" w:cstheme="majorHAnsi"/>
@@ -5368,7 +5363,7 @@
           </w:p>
         </w:tc>
       </w:tr>
-      <w:tr ns2:paraId="59C0598F" ns2:textId="77777777">
+      <w:tr>
         <w:trPr>
           <w:trHeight w:val="440"/>
         </w:trPr>
@@ -5378,7 +5373,7 @@
             <w:vMerge/>
             <w:shd w:val="clear" w:color="auto" w:fill="EEECE1" w:themeFill="background2"/>
           </w:tcPr>
-          <w:p ns2:paraId="0C76417B" ns2:textId="77777777">
+          <w:p>
             <w:pPr>
               <w:rPr>
                 <w:rFonts w:asciiTheme="majorHAnsi" w:hAnsiTheme="majorHAnsi" w:cstheme="majorHAnsi"/>
@@ -5394,7 +5389,7 @@
             <w:vMerge/>
             <w:shd w:val="clear" w:color="auto" w:fill="EEECE1" w:themeFill="background2"/>
           </w:tcPr>
-          <w:p ns2:paraId="6F1ECC3E" ns2:textId="6C9A382B">
+          <w:p>
             <w:pPr>
               <w:rPr>
                 <w:rFonts w:asciiTheme="majorHAnsi" w:hAnsiTheme="majorHAnsi" w:cstheme="majorHAnsi"/>
@@ -5409,7 +5404,7 @@
             <w:tcW w:w="2442" w:type="dxa"/>
             <w:shd w:val="clear" w:color="auto" w:fill="EEECE1" w:themeFill="background2"/>
           </w:tcPr>
-          <w:p ns2:paraId="0B8E51F9" ns2:textId="6A3869BF">
+          <w:p>
             <w:pPr>
               <w:rPr>
                 <w:rFonts w:asciiTheme="majorHAnsi" w:hAnsiTheme="majorHAnsi" w:cstheme="majorHAnsi"/>
@@ -5424,7 +5419,7 @@
             <w:tcW w:w="6237" w:type="dxa"/>
             <w:shd w:val="clear" w:color="auto" w:fill="EEECE1" w:themeFill="background2"/>
           </w:tcPr>
-          <w:p ns2:paraId="7E7E98FF" ns2:textId="77777777">
+          <w:p>
             <w:pPr>
               <w:rPr>
                 <w:rFonts w:asciiTheme="majorHAnsi" w:hAnsiTheme="majorHAnsi" w:cstheme="majorHAnsi"/>
@@ -5435,7 +5430,7 @@
           </w:p>
         </w:tc>
       </w:tr>
-      <w:tr ns2:paraId="5F070C2C" ns2:textId="77777777">
+      <w:tr>
         <w:trPr>
           <w:trHeight w:val="440"/>
         </w:trPr>
@@ -5445,7 +5440,7 @@
             <w:vMerge/>
             <w:shd w:val="clear" w:color="auto" w:fill="EEECE1" w:themeFill="background2"/>
           </w:tcPr>
-          <w:p ns2:paraId="2D29F834" ns2:textId="77777777">
+          <w:p>
             <w:pPr>
               <w:rPr>
                 <w:rFonts w:asciiTheme="majorHAnsi" w:hAnsiTheme="majorHAnsi" w:cstheme="majorHAnsi"/>
@@ -5461,7 +5456,7 @@
             <w:vMerge/>
             <w:shd w:val="clear" w:color="auto" w:fill="EEECE1" w:themeFill="background2"/>
           </w:tcPr>
-          <w:p ns2:paraId="4338A495" ns2:textId="3A2626B6">
+          <w:p>
             <w:pPr>
               <w:rPr>
                 <w:rFonts w:asciiTheme="majorHAnsi" w:hAnsiTheme="majorHAnsi" w:cstheme="majorHAnsi"/>
@@ -5476,7 +5471,7 @@
             <w:tcW w:w="2442" w:type="dxa"/>
             <w:shd w:val="clear" w:color="auto" w:fill="EEECE1" w:themeFill="background2"/>
           </w:tcPr>
-          <w:p ns2:paraId="6F0EB59A" ns2:textId="05561873">
+          <w:p>
             <w:pPr>
               <w:rPr>
                 <w:rFonts w:asciiTheme="majorHAnsi" w:hAnsiTheme="majorHAnsi" w:cstheme="majorHAnsi"/>
@@ -5491,7 +5486,7 @@
             <w:tcW w:w="6237" w:type="dxa"/>
             <w:shd w:val="clear" w:color="auto" w:fill="EEECE1" w:themeFill="background2"/>
           </w:tcPr>
-          <w:p ns2:paraId="683BF3DB" ns2:textId="77777777">
+          <w:p>
             <w:pPr>
               <w:rPr>
                 <w:rFonts w:asciiTheme="majorHAnsi" w:hAnsiTheme="majorHAnsi" w:cstheme="majorHAnsi"/>
@@ -5502,14 +5497,14 @@
           </w:p>
         </w:tc>
       </w:tr>
-      <w:tr ns2:paraId="3065A710" ns2:textId="77777777">
+      <w:tr>
         <w:tc>
           <w:tcPr>
             <w:tcW w:w="564" w:type="dxa"/>
             <w:vMerge w:val="restart"/>
             <w:shd w:val="clear" w:color="auto" w:fill="FFFFFF" w:themeFill="background1"/>
           </w:tcPr>
-          <w:p ns2:paraId="77DED3B6" ns2:textId="426F0B7F">
+          <w:p>
             <w:pPr>
               <w:rPr>
                 <w:rFonts w:asciiTheme="majorHAnsi" w:hAnsiTheme="majorHAnsi" w:cstheme="majorHAnsi"/>
@@ -5533,7 +5528,7 @@
             <w:vMerge w:val="restart"/>
             <w:shd w:val="clear" w:color="auto" w:fill="FFFFFF" w:themeFill="background1"/>
           </w:tcPr>
-          <w:p ns2:paraId="19F6775A" ns2:textId="1777F7AA">
+          <w:p>
             <w:pPr>
               <w:rPr>
                 <w:rFonts w:asciiTheme="majorHAnsi" w:hAnsiTheme="majorHAnsi" w:cstheme="majorHAnsi"/>
@@ -5557,7 +5552,7 @@
             <w:tcW w:w="2442" w:type="dxa"/>
             <w:shd w:val="clear" w:color="auto" w:fill="FFFFFF" w:themeFill="background1"/>
           </w:tcPr>
-          <w:p ns2:paraId="1F4D6D59" ns2:textId="6AB1A540">
+          <w:p>
             <w:pPr>
               <w:rPr>
                 <w:rFonts w:asciiTheme="majorHAnsi" w:hAnsiTheme="majorHAnsi" w:cstheme="majorHAnsi"/>
@@ -5604,7 +5599,7 @@
             <w:tcW w:w="6237" w:type="dxa"/>
             <w:shd w:val="clear" w:color="auto" w:fill="FFFFFF" w:themeFill="background1"/>
           </w:tcPr>
-          <w:p ns2:paraId="3353C97E" ns2:textId="77777777">
+          <w:p>
             <w:pPr>
               <w:rPr>
                 <w:rFonts w:asciiTheme="majorHAnsi" w:hAnsiTheme="majorHAnsi" w:cstheme="majorHAnsi"/>
@@ -5615,14 +5610,14 @@
           </w:p>
         </w:tc>
       </w:tr>
-      <w:tr ns2:paraId="4D3532A6" ns2:textId="77777777">
+      <w:tr>
         <w:tc>
           <w:tcPr>
             <w:tcW w:w="564" w:type="dxa"/>
             <w:vMerge/>
             <w:shd w:val="clear" w:color="auto" w:fill="FFFFFF" w:themeFill="background1"/>
           </w:tcPr>
-          <w:p ns2:paraId="7F8E77E5" ns2:textId="77777777">
+          <w:p>
             <w:pPr>
               <w:rPr>
                 <w:rFonts w:asciiTheme="majorHAnsi" w:hAnsiTheme="majorHAnsi" w:cstheme="majorHAnsi"/>
@@ -5638,7 +5633,7 @@
             <w:vMerge/>
             <w:shd w:val="clear" w:color="auto" w:fill="FFFFFF" w:themeFill="background1"/>
           </w:tcPr>
-          <w:p ns2:paraId="46C6E4CF" ns2:textId="6B9E06EA">
+          <w:p>
             <w:pPr>
               <w:rPr>
                 <w:rFonts w:asciiTheme="majorHAnsi" w:hAnsiTheme="majorHAnsi" w:cstheme="majorHAnsi"/>
@@ -5653,7 +5648,7 @@
             <w:tcW w:w="2442" w:type="dxa"/>
             <w:shd w:val="clear" w:color="auto" w:fill="FFFFFF" w:themeFill="background1"/>
           </w:tcPr>
-          <w:p ns2:paraId="5744A46D" ns2:textId="7B5AF6E8">
+          <w:p>
             <w:pPr>
               <w:rPr>
                 <w:rFonts w:asciiTheme="majorHAnsi" w:hAnsiTheme="majorHAnsi" w:cstheme="majorHAnsi"/>
@@ -5668,7 +5663,7 @@
             <w:tcW w:w="6237" w:type="dxa"/>
             <w:shd w:val="clear" w:color="auto" w:fill="FFFFFF" w:themeFill="background1"/>
           </w:tcPr>
-          <w:p ns2:paraId="3C817368" ns2:textId="77777777">
+          <w:p>
             <w:pPr>
               <w:rPr>
                 <w:rFonts w:asciiTheme="majorHAnsi" w:hAnsiTheme="majorHAnsi" w:cstheme="majorHAnsi"/>
@@ -5679,14 +5674,14 @@
           </w:p>
         </w:tc>
       </w:tr>
-      <w:tr ns2:paraId="0BB5C597" ns2:textId="77777777">
+      <w:tr>
         <w:tc>
           <w:tcPr>
             <w:tcW w:w="564" w:type="dxa"/>
             <w:vMerge/>
             <w:shd w:val="clear" w:color="auto" w:fill="FFFFFF" w:themeFill="background1"/>
           </w:tcPr>
-          <w:p ns2:paraId="1ED232D3" ns2:textId="77777777">
+          <w:p>
             <w:pPr>
               <w:rPr>
                 <w:rFonts w:asciiTheme="majorHAnsi" w:hAnsiTheme="majorHAnsi" w:cstheme="majorHAnsi"/>
@@ -5702,7 +5697,7 @@
             <w:vMerge/>
             <w:shd w:val="clear" w:color="auto" w:fill="FFFFFF" w:themeFill="background1"/>
           </w:tcPr>
-          <w:p ns2:paraId="0CE4EA4B" ns2:textId="3D367E8B">
+          <w:p>
             <w:pPr>
               <w:rPr>
                 <w:rFonts w:asciiTheme="majorHAnsi" w:hAnsiTheme="majorHAnsi" w:cstheme="majorHAnsi"/>
@@ -5717,7 +5712,7 @@
             <w:tcW w:w="2442" w:type="dxa"/>
             <w:shd w:val="clear" w:color="auto" w:fill="FFFFFF" w:themeFill="background1"/>
           </w:tcPr>
-          <w:p ns2:paraId="44FCE682" ns2:textId="20892A8D">
+          <w:p>
             <w:pPr>
               <w:rPr>
                 <w:rFonts w:asciiTheme="majorHAnsi" w:hAnsiTheme="majorHAnsi" w:cstheme="majorHAnsi"/>
@@ -5732,7 +5727,7 @@
             <w:tcW w:w="6237" w:type="dxa"/>
             <w:shd w:val="clear" w:color="auto" w:fill="FFFFFF" w:themeFill="background1"/>
           </w:tcPr>
-          <w:p ns2:paraId="6DA27029" ns2:textId="77777777">
+          <w:p>
             <w:pPr>
               <w:rPr>
                 <w:rFonts w:asciiTheme="majorHAnsi" w:hAnsiTheme="majorHAnsi" w:cstheme="majorHAnsi"/>
@@ -5743,14 +5738,14 @@
           </w:p>
         </w:tc>
       </w:tr>
-      <w:tr ns2:paraId="48708C60" ns2:textId="77777777">
+      <w:tr>
         <w:tc>
           <w:tcPr>
             <w:tcW w:w="564" w:type="dxa"/>
             <w:vMerge w:val="restart"/>
             <w:shd w:val="clear" w:color="auto" w:fill="EEECE1" w:themeFill="background2"/>
           </w:tcPr>
-          <w:p ns2:paraId="3E75EDB8" ns2:textId="3918CC4C">
+          <w:p>
             <w:pPr>
               <w:rPr>
                 <w:rFonts w:asciiTheme="majorHAnsi" w:hAnsiTheme="majorHAnsi" w:cstheme="majorHAnsi"/>
@@ -5774,7 +5769,7 @@
             <w:vMerge w:val="restart"/>
             <w:shd w:val="clear" w:color="auto" w:fill="EEECE1" w:themeFill="background2"/>
           </w:tcPr>
-          <w:p ns2:paraId="15A3B323" ns2:textId="09AA931E">
+          <w:p>
             <w:pPr>
               <w:rPr>
                 <w:rFonts w:asciiTheme="majorHAnsi" w:hAnsiTheme="majorHAnsi" w:cstheme="majorHAnsi"/>
@@ -5830,7 +5825,7 @@
             <w:tcW w:w="2442" w:type="dxa"/>
             <w:shd w:val="clear" w:color="auto" w:fill="EEECE1" w:themeFill="background2"/>
           </w:tcPr>
-          <w:p ns2:paraId="441C131E" ns2:textId="3C1D8395">
+          <w:p>
             <w:pPr>
               <w:rPr>
                 <w:rFonts w:asciiTheme="majorHAnsi" w:hAnsiTheme="majorHAnsi" w:cstheme="majorHAnsi"/>
@@ -5877,7 +5872,7 @@
             <w:tcW w:w="6237" w:type="dxa"/>
             <w:shd w:val="clear" w:color="auto" w:fill="EEECE1" w:themeFill="background2"/>
           </w:tcPr>
-          <w:p ns2:paraId="29EEC7B7" ns2:textId="77777777">
+          <w:p>
             <w:pPr>
               <w:rPr>
                 <w:rFonts w:asciiTheme="majorHAnsi" w:hAnsiTheme="majorHAnsi" w:cstheme="majorHAnsi"/>
@@ -5888,14 +5883,14 @@
           </w:p>
         </w:tc>
       </w:tr>
-      <w:tr ns2:paraId="51272EEE" ns2:textId="77777777">
+      <w:tr>
         <w:tc>
           <w:tcPr>
             <w:tcW w:w="564" w:type="dxa"/>
             <w:vMerge/>
             <w:shd w:val="clear" w:color="auto" w:fill="EEECE1" w:themeFill="background2"/>
           </w:tcPr>
-          <w:p ns2:paraId="68992EBF" ns2:textId="77777777">
+          <w:p>
             <w:pPr>
               <w:rPr>
                 <w:rFonts w:asciiTheme="majorHAnsi" w:hAnsiTheme="majorHAnsi" w:cstheme="majorHAnsi"/>
@@ -5911,7 +5906,7 @@
             <w:vMerge/>
             <w:shd w:val="clear" w:color="auto" w:fill="EEECE1" w:themeFill="background2"/>
           </w:tcPr>
-          <w:p ns2:paraId="20C61100" ns2:textId="0F28718A">
+          <w:p>
             <w:pPr>
               <w:rPr>
                 <w:rFonts w:asciiTheme="majorHAnsi" w:hAnsiTheme="majorHAnsi" w:cstheme="majorHAnsi"/>
@@ -5926,7 +5921,7 @@
             <w:tcW w:w="2442" w:type="dxa"/>
             <w:shd w:val="clear" w:color="auto" w:fill="EEECE1" w:themeFill="background2"/>
           </w:tcPr>
-          <w:p ns2:paraId="6986E378" ns2:textId="158C0D49">
+          <w:p>
             <w:pPr>
               <w:rPr>
                 <w:rFonts w:asciiTheme="majorHAnsi" w:hAnsiTheme="majorHAnsi" w:cstheme="majorHAnsi"/>
@@ -5941,7 +5936,7 @@
             <w:tcW w:w="6237" w:type="dxa"/>
             <w:shd w:val="clear" w:color="auto" w:fill="EEECE1" w:themeFill="background2"/>
           </w:tcPr>
-          <w:p ns2:paraId="05A9762C" ns2:textId="77777777">
+          <w:p>
             <w:pPr>
               <w:rPr>
                 <w:rFonts w:asciiTheme="majorHAnsi" w:hAnsiTheme="majorHAnsi" w:cstheme="majorHAnsi"/>
@@ -5952,14 +5947,14 @@
           </w:p>
         </w:tc>
       </w:tr>
-      <w:tr ns2:paraId="158EC00C" ns2:textId="77777777">
+      <w:tr>
         <w:tc>
           <w:tcPr>
             <w:tcW w:w="564" w:type="dxa"/>
             <w:vMerge/>
             <w:shd w:val="clear" w:color="auto" w:fill="EEECE1" w:themeFill="background2"/>
           </w:tcPr>
-          <w:p ns2:paraId="305C506D" ns2:textId="77777777">
+          <w:p>
             <w:pPr>
               <w:rPr>
                 <w:rFonts w:asciiTheme="majorHAnsi" w:hAnsiTheme="majorHAnsi" w:cstheme="majorHAnsi"/>
@@ -5975,7 +5970,7 @@
             <w:vMerge/>
             <w:shd w:val="clear" w:color="auto" w:fill="EEECE1" w:themeFill="background2"/>
           </w:tcPr>
-          <w:p ns2:paraId="67403C19" ns2:textId="7F420106">
+          <w:p>
             <w:pPr>
               <w:rPr>
                 <w:rFonts w:asciiTheme="majorHAnsi" w:hAnsiTheme="majorHAnsi" w:cstheme="majorHAnsi"/>
@@ -5990,7 +5985,7 @@
             <w:tcW w:w="2442" w:type="dxa"/>
             <w:shd w:val="clear" w:color="auto" w:fill="EEECE1" w:themeFill="background2"/>
           </w:tcPr>
-          <w:p ns2:paraId="264E6A8B" ns2:textId="78457769">
+          <w:p>
             <w:pPr>
               <w:rPr>
                 <w:rFonts w:asciiTheme="majorHAnsi" w:hAnsiTheme="majorHAnsi" w:cstheme="majorHAnsi"/>
@@ -6005,7 +6000,7 @@
             <w:tcW w:w="6237" w:type="dxa"/>
             <w:shd w:val="clear" w:color="auto" w:fill="EEECE1" w:themeFill="background2"/>
           </w:tcPr>
-          <w:p ns2:paraId="0A6D136C" ns2:textId="77777777">
+          <w:p>
             <w:pPr>
               <w:rPr>
                 <w:rFonts w:asciiTheme="majorHAnsi" w:hAnsiTheme="majorHAnsi" w:cstheme="majorHAnsi"/>
@@ -6016,14 +6011,14 @@
           </w:p>
         </w:tc>
       </w:tr>
-      <w:tr ns2:paraId="3BD4FA7E" ns2:textId="77777777">
+      <w:tr>
         <w:tc>
           <w:tcPr>
             <w:tcW w:w="564" w:type="dxa"/>
             <w:vMerge w:val="restart"/>
             <w:shd w:val="clear" w:color="auto" w:fill="FFFFFF" w:themeFill="background1"/>
           </w:tcPr>
-          <w:p ns2:paraId="15D8646B" ns2:textId="07624C31">
+          <w:p>
             <w:pPr>
               <w:rPr>
                 <w:rFonts w:asciiTheme="majorHAnsi" w:hAnsiTheme="majorHAnsi" w:cstheme="majorHAnsi"/>
@@ -6047,7 +6042,7 @@
             <w:vMerge w:val="restart"/>
             <w:shd w:val="clear" w:color="auto" w:fill="FFFFFF" w:themeFill="background1"/>
           </w:tcPr>
-          <w:p ns2:paraId="78C46994" ns2:textId="0641D629">
+          <w:p>
             <w:pPr>
               <w:rPr>
                 <w:rFonts w:asciiTheme="majorHAnsi" w:hAnsiTheme="majorHAnsi" w:cstheme="majorHAnsi"/>
@@ -6097,7 +6092,7 @@
             <w:tcW w:w="2442" w:type="dxa"/>
             <w:shd w:val="clear" w:color="auto" w:fill="FFFFFF" w:themeFill="background1"/>
           </w:tcPr>
-          <w:p ns2:paraId="22134E53" ns2:textId="534DC438">
+          <w:p>
             <w:pPr>
               <w:rPr>
                 <w:rFonts w:asciiTheme="majorHAnsi" w:hAnsiTheme="majorHAnsi" w:cstheme="majorHAnsi"/>
@@ -6144,7 +6139,7 @@
             <w:tcW w:w="6237" w:type="dxa"/>
             <w:shd w:val="clear" w:color="auto" w:fill="FFFFFF" w:themeFill="background1"/>
           </w:tcPr>
-          <w:p ns2:paraId="3D9297C3" ns2:textId="77777777">
+          <w:p>
             <w:pPr>
               <w:rPr>
                 <w:rFonts w:asciiTheme="majorHAnsi" w:hAnsiTheme="majorHAnsi" w:cstheme="majorHAnsi"/>
@@ -6155,14 +6150,14 @@
           </w:p>
         </w:tc>
       </w:tr>
-      <w:tr ns2:paraId="5EFDF8B9" ns2:textId="77777777">
+      <w:tr>
         <w:tc>
           <w:tcPr>
             <w:tcW w:w="564" w:type="dxa"/>
             <w:vMerge/>
             <w:shd w:val="clear" w:color="auto" w:fill="FFFFFF" w:themeFill="background1"/>
           </w:tcPr>
-          <w:p ns2:paraId="3FA55B8D" ns2:textId="77777777">
+          <w:p>
             <w:pPr>
               <w:rPr>
                 <w:rFonts w:asciiTheme="majorHAnsi" w:hAnsiTheme="majorHAnsi" w:cstheme="majorHAnsi"/>
@@ -6178,7 +6173,7 @@
             <w:vMerge/>
             <w:shd w:val="clear" w:color="auto" w:fill="FFFFFF" w:themeFill="background1"/>
           </w:tcPr>
-          <w:p ns2:paraId="749A87C4" ns2:textId="6672C8E0">
+          <w:p>
             <w:pPr>
               <w:rPr>
                 <w:rFonts w:asciiTheme="majorHAnsi" w:hAnsiTheme="majorHAnsi" w:cstheme="majorHAnsi"/>
@@ -6193,7 +6188,7 @@
             <w:tcW w:w="2442" w:type="dxa"/>
             <w:shd w:val="clear" w:color="auto" w:fill="FFFFFF" w:themeFill="background1"/>
           </w:tcPr>
-          <w:p ns2:paraId="67575BCB" ns2:textId="4FED7537">
+          <w:p>
             <w:pPr>
               <w:rPr>
                 <w:rFonts w:asciiTheme="majorHAnsi" w:hAnsiTheme="majorHAnsi" w:cstheme="majorHAnsi"/>
@@ -6208,7 +6203,7 @@
             <w:tcW w:w="6237" w:type="dxa"/>
             <w:shd w:val="clear" w:color="auto" w:fill="FFFFFF" w:themeFill="background1"/>
           </w:tcPr>
-          <w:p ns2:paraId="369A7818" ns2:textId="77777777">
+          <w:p>
             <w:pPr>
               <w:rPr>
                 <w:rFonts w:asciiTheme="majorHAnsi" w:hAnsiTheme="majorHAnsi" w:cstheme="majorHAnsi"/>
@@ -6219,14 +6214,14 @@
           </w:p>
         </w:tc>
       </w:tr>
-      <w:tr ns2:paraId="5E36A9D6" ns2:textId="77777777">
+      <w:tr>
         <w:tc>
           <w:tcPr>
             <w:tcW w:w="564" w:type="dxa"/>
             <w:vMerge/>
             <w:shd w:val="clear" w:color="auto" w:fill="FFFFFF" w:themeFill="background1"/>
           </w:tcPr>
-          <w:p ns2:paraId="75B801F2" ns2:textId="77777777">
+          <w:p>
             <w:pPr>
               <w:rPr>
                 <w:rFonts w:asciiTheme="majorHAnsi" w:hAnsiTheme="majorHAnsi" w:cstheme="majorHAnsi"/>
@@ -6242,7 +6237,7 @@
             <w:vMerge/>
             <w:shd w:val="clear" w:color="auto" w:fill="FFFFFF" w:themeFill="background1"/>
           </w:tcPr>
-          <w:p ns2:paraId="503BC066" ns2:textId="44D19432">
+          <w:p>
             <w:pPr>
               <w:rPr>
                 <w:rFonts w:asciiTheme="majorHAnsi" w:hAnsiTheme="majorHAnsi" w:cstheme="majorHAnsi"/>
@@ -6257,88 +6252,88 @@
             <w:tcW w:w="2442" w:type="dxa"/>
             <w:shd w:val="clear" w:color="auto" w:fill="FFFFFF" w:themeFill="background1"/>
           </w:tcPr>
-          <w:p ns2:paraId="4F31FFEB" ns2:textId="77777777">
-            <w:pPr>
-              <w:rPr>
-                <w:rFonts w:asciiTheme="majorHAnsi" w:hAnsiTheme="majorHAnsi" w:cstheme="majorHAnsi"/>
-                <w:sz w:val="20"/>
-                <w:szCs w:val="22"/>
-              </w:rPr>
-            </w:pPr>
-          </w:p>
-          <w:p ns2:paraId="76E8A989" ns2:textId="77777777">
-            <w:pPr>
-              <w:rPr>
-                <w:rFonts w:asciiTheme="majorHAnsi" w:hAnsiTheme="majorHAnsi" w:cstheme="majorHAnsi"/>
-                <w:sz w:val="20"/>
-                <w:szCs w:val="22"/>
-              </w:rPr>
-            </w:pPr>
-          </w:p>
-          <w:p ns2:paraId="282106B0" ns2:textId="77777777">
-            <w:pPr>
-              <w:rPr>
-                <w:rFonts w:asciiTheme="majorHAnsi" w:hAnsiTheme="majorHAnsi" w:cstheme="majorHAnsi"/>
-                <w:sz w:val="20"/>
-                <w:szCs w:val="22"/>
-              </w:rPr>
-            </w:pPr>
-          </w:p>
-          <w:p ns2:paraId="2467DB11" ns2:textId="77777777">
-            <w:pPr>
-              <w:rPr>
-                <w:rFonts w:asciiTheme="majorHAnsi" w:hAnsiTheme="majorHAnsi" w:cstheme="majorHAnsi"/>
-                <w:sz w:val="20"/>
-                <w:szCs w:val="22"/>
-              </w:rPr>
-            </w:pPr>
-          </w:p>
-          <w:p ns2:paraId="5DD2E558" ns2:textId="77777777">
-            <w:pPr>
-              <w:rPr>
-                <w:rFonts w:asciiTheme="majorHAnsi" w:hAnsiTheme="majorHAnsi" w:cstheme="majorHAnsi"/>
-                <w:sz w:val="20"/>
-                <w:szCs w:val="22"/>
-              </w:rPr>
-            </w:pPr>
-          </w:p>
-          <w:p ns2:paraId="093F0D24" ns2:textId="77777777">
-            <w:pPr>
-              <w:rPr>
-                <w:rFonts w:asciiTheme="majorHAnsi" w:hAnsiTheme="majorHAnsi" w:cstheme="majorHAnsi"/>
-                <w:sz w:val="20"/>
-                <w:szCs w:val="22"/>
-              </w:rPr>
-            </w:pPr>
-          </w:p>
-          <w:p ns2:paraId="2572A2D3" ns2:textId="77777777">
-            <w:pPr>
-              <w:rPr>
-                <w:rFonts w:asciiTheme="majorHAnsi" w:hAnsiTheme="majorHAnsi" w:cstheme="majorHAnsi"/>
-                <w:sz w:val="20"/>
-                <w:szCs w:val="22"/>
-              </w:rPr>
-            </w:pPr>
-          </w:p>
-          <w:p ns2:paraId="0053DCAB" ns2:textId="77777777">
-            <w:pPr>
-              <w:rPr>
-                <w:rFonts w:asciiTheme="majorHAnsi" w:hAnsiTheme="majorHAnsi" w:cstheme="majorHAnsi"/>
-                <w:sz w:val="20"/>
-                <w:szCs w:val="22"/>
-              </w:rPr>
-            </w:pPr>
-          </w:p>
-          <w:p ns2:paraId="74F98108" ns2:textId="77777777">
-            <w:pPr>
-              <w:rPr>
-                <w:rFonts w:asciiTheme="majorHAnsi" w:hAnsiTheme="majorHAnsi" w:cstheme="majorHAnsi"/>
-                <w:sz w:val="20"/>
-                <w:szCs w:val="22"/>
-              </w:rPr>
-            </w:pPr>
-          </w:p>
-          <w:p ns2:paraId="1F50F82D" ns2:textId="2C452DC4">
+          <w:p>
+            <w:pPr>
+              <w:rPr>
+                <w:rFonts w:asciiTheme="majorHAnsi" w:hAnsiTheme="majorHAnsi" w:cstheme="majorHAnsi"/>
+                <w:sz w:val="20"/>
+                <w:szCs w:val="22"/>
+              </w:rPr>
+            </w:pPr>
+          </w:p>
+          <w:p>
+            <w:pPr>
+              <w:rPr>
+                <w:rFonts w:asciiTheme="majorHAnsi" w:hAnsiTheme="majorHAnsi" w:cstheme="majorHAnsi"/>
+                <w:sz w:val="20"/>
+                <w:szCs w:val="22"/>
+              </w:rPr>
+            </w:pPr>
+          </w:p>
+          <w:p>
+            <w:pPr>
+              <w:rPr>
+                <w:rFonts w:asciiTheme="majorHAnsi" w:hAnsiTheme="majorHAnsi" w:cstheme="majorHAnsi"/>
+                <w:sz w:val="20"/>
+                <w:szCs w:val="22"/>
+              </w:rPr>
+            </w:pPr>
+          </w:p>
+          <w:p>
+            <w:pPr>
+              <w:rPr>
+                <w:rFonts w:asciiTheme="majorHAnsi" w:hAnsiTheme="majorHAnsi" w:cstheme="majorHAnsi"/>
+                <w:sz w:val="20"/>
+                <w:szCs w:val="22"/>
+              </w:rPr>
+            </w:pPr>
+          </w:p>
+          <w:p>
+            <w:pPr>
+              <w:rPr>
+                <w:rFonts w:asciiTheme="majorHAnsi" w:hAnsiTheme="majorHAnsi" w:cstheme="majorHAnsi"/>
+                <w:sz w:val="20"/>
+                <w:szCs w:val="22"/>
+              </w:rPr>
+            </w:pPr>
+          </w:p>
+          <w:p>
+            <w:pPr>
+              <w:rPr>
+                <w:rFonts w:asciiTheme="majorHAnsi" w:hAnsiTheme="majorHAnsi" w:cstheme="majorHAnsi"/>
+                <w:sz w:val="20"/>
+                <w:szCs w:val="22"/>
+              </w:rPr>
+            </w:pPr>
+          </w:p>
+          <w:p>
+            <w:pPr>
+              <w:rPr>
+                <w:rFonts w:asciiTheme="majorHAnsi" w:hAnsiTheme="majorHAnsi" w:cstheme="majorHAnsi"/>
+                <w:sz w:val="20"/>
+                <w:szCs w:val="22"/>
+              </w:rPr>
+            </w:pPr>
+          </w:p>
+          <w:p>
+            <w:pPr>
+              <w:rPr>
+                <w:rFonts w:asciiTheme="majorHAnsi" w:hAnsiTheme="majorHAnsi" w:cstheme="majorHAnsi"/>
+                <w:sz w:val="20"/>
+                <w:szCs w:val="22"/>
+              </w:rPr>
+            </w:pPr>
+          </w:p>
+          <w:p>
+            <w:pPr>
+              <w:rPr>
+                <w:rFonts w:asciiTheme="majorHAnsi" w:hAnsiTheme="majorHAnsi" w:cstheme="majorHAnsi"/>
+                <w:sz w:val="20"/>
+                <w:szCs w:val="22"/>
+              </w:rPr>
+            </w:pPr>
+          </w:p>
+          <w:p>
             <w:pPr>
               <w:rPr>
                 <w:rFonts w:asciiTheme="majorHAnsi" w:hAnsiTheme="majorHAnsi" w:cstheme="majorHAnsi"/>
@@ -6353,7 +6348,7 @@
             <w:tcW w:w="6237" w:type="dxa"/>
             <w:shd w:val="clear" w:color="auto" w:fill="FFFFFF" w:themeFill="background1"/>
           </w:tcPr>
-          <w:p ns2:paraId="0B6C8BAA" ns2:textId="77777777">
+          <w:p>
             <w:pPr>
               <w:rPr>
                 <w:rFonts w:asciiTheme="majorHAnsi" w:hAnsiTheme="majorHAnsi" w:cstheme="majorHAnsi"/>
@@ -6364,14 +6359,14 @@
           </w:p>
         </w:tc>
       </w:tr>
-      <w:tr ns2:paraId="5240EC07" ns2:textId="77777777">
+      <w:tr>
         <w:tc>
           <w:tcPr>
             <w:tcW w:w="564" w:type="dxa"/>
             <w:vMerge w:val="restart"/>
             <w:shd w:val="clear" w:color="auto" w:fill="EEECE1" w:themeFill="background2"/>
           </w:tcPr>
-          <w:p ns2:paraId="4E08F2E4" ns2:textId="7B347884">
+          <w:p>
             <w:pPr>
               <w:rPr>
                 <w:rFonts w:asciiTheme="majorHAnsi" w:hAnsiTheme="majorHAnsi" w:cstheme="majorHAnsi"/>
@@ -6395,7 +6390,7 @@
             <w:vMerge w:val="restart"/>
             <w:shd w:val="clear" w:color="auto" w:fill="EEECE1" w:themeFill="background2"/>
           </w:tcPr>
-          <w:p ns2:paraId="0FE0D77C" ns2:textId="75CD08BB">
+          <w:p>
             <w:pPr>
               <w:rPr>
                 <w:rFonts w:asciiTheme="majorHAnsi" w:hAnsiTheme="majorHAnsi" w:cstheme="majorHAnsi"/>
@@ -6419,7 +6414,7 @@
             <w:tcW w:w="2442" w:type="dxa"/>
             <w:shd w:val="clear" w:color="auto" w:fill="EEECE1" w:themeFill="background2"/>
           </w:tcPr>
-          <w:p ns2:paraId="3FB7725C" ns2:textId="696D710F">
+          <w:p>
             <w:pPr>
               <w:rPr>
                 <w:rFonts w:asciiTheme="majorHAnsi" w:hAnsiTheme="majorHAnsi" w:cstheme="majorHAnsi"/>
@@ -6466,7 +6461,7 @@
             <w:tcW w:w="6237" w:type="dxa"/>
             <w:shd w:val="clear" w:color="auto" w:fill="EEECE1" w:themeFill="background2"/>
           </w:tcPr>
-          <w:p ns2:paraId="36FAE571" ns2:textId="77777777">
+          <w:p>
             <w:pPr>
               <w:rPr>
                 <w:rFonts w:asciiTheme="majorHAnsi" w:hAnsiTheme="majorHAnsi" w:cstheme="majorHAnsi"/>
@@ -6477,14 +6472,14 @@
           </w:p>
         </w:tc>
       </w:tr>
-      <w:tr ns2:paraId="10AF92AE" ns2:textId="77777777">
+      <w:tr>
         <w:tc>
           <w:tcPr>
             <w:tcW w:w="564" w:type="dxa"/>
             <w:vMerge/>
             <w:shd w:val="clear" w:color="auto" w:fill="EEECE1" w:themeFill="background2"/>
           </w:tcPr>
-          <w:p ns2:paraId="642100AE" ns2:textId="77777777">
+          <w:p>
             <w:pPr>
               <w:rPr>
                 <w:rFonts w:asciiTheme="majorHAnsi" w:hAnsiTheme="majorHAnsi" w:cstheme="majorHAnsi"/>
@@ -6500,7 +6495,7 @@
             <w:vMerge/>
             <w:shd w:val="clear" w:color="auto" w:fill="EEECE1" w:themeFill="background2"/>
           </w:tcPr>
-          <w:p ns2:paraId="1FABA96D" ns2:textId="7FC01A24">
+          <w:p>
             <w:pPr>
               <w:rPr>
                 <w:rFonts w:asciiTheme="majorHAnsi" w:hAnsiTheme="majorHAnsi" w:cstheme="majorHAnsi"/>
@@ -6515,7 +6510,7 @@
             <w:tcW w:w="2442" w:type="dxa"/>
             <w:shd w:val="clear" w:color="auto" w:fill="EEECE1" w:themeFill="background2"/>
           </w:tcPr>
-          <w:p ns2:paraId="178F8F1F" ns2:textId="12C28765">
+          <w:p>
             <w:pPr>
               <w:rPr>
                 <w:rFonts w:asciiTheme="majorHAnsi" w:hAnsiTheme="majorHAnsi" w:cstheme="majorHAnsi"/>
@@ -6530,7 +6525,7 @@
             <w:tcW w:w="6237" w:type="dxa"/>
             <w:shd w:val="clear" w:color="auto" w:fill="EEECE1" w:themeFill="background2"/>
           </w:tcPr>
-          <w:p ns2:paraId="2618638B" ns2:textId="77777777">
+          <w:p>
             <w:pPr>
               <w:rPr>
                 <w:rFonts w:asciiTheme="majorHAnsi" w:hAnsiTheme="majorHAnsi" w:cstheme="majorHAnsi"/>
@@ -6541,14 +6536,14 @@
           </w:p>
         </w:tc>
       </w:tr>
-      <w:tr ns2:paraId="39D4E6ED" ns2:textId="77777777">
+      <w:tr>
         <w:tc>
           <w:tcPr>
             <w:tcW w:w="564" w:type="dxa"/>
             <w:vMerge/>
             <w:shd w:val="clear" w:color="auto" w:fill="EEECE1" w:themeFill="background2"/>
           </w:tcPr>
-          <w:p ns2:paraId="3ABFB818" ns2:textId="77777777">
+          <w:p>
             <w:pPr>
               <w:rPr>
                 <w:rFonts w:asciiTheme="majorHAnsi" w:hAnsiTheme="majorHAnsi" w:cstheme="majorHAnsi"/>
@@ -6564,7 +6559,7 @@
             <w:vMerge/>
             <w:shd w:val="clear" w:color="auto" w:fill="EEECE1" w:themeFill="background2"/>
           </w:tcPr>
-          <w:p ns2:paraId="3A9AE61E" ns2:textId="336E8F75">
+          <w:p>
             <w:pPr>
               <w:rPr>
                 <w:rFonts w:asciiTheme="majorHAnsi" w:hAnsiTheme="majorHAnsi" w:cstheme="majorHAnsi"/>
@@ -6579,7 +6574,7 @@
             <w:tcW w:w="2442" w:type="dxa"/>
             <w:shd w:val="clear" w:color="auto" w:fill="EEECE1" w:themeFill="background2"/>
           </w:tcPr>
-          <w:p ns2:paraId="637ADC9F" ns2:textId="25C2D2A9">
+          <w:p>
             <w:pPr>
               <w:rPr>
                 <w:rFonts w:asciiTheme="majorHAnsi" w:hAnsiTheme="majorHAnsi" w:cstheme="majorHAnsi"/>
@@ -6594,7 +6589,7 @@
             <w:tcW w:w="6237" w:type="dxa"/>
             <w:shd w:val="clear" w:color="auto" w:fill="EEECE1" w:themeFill="background2"/>
           </w:tcPr>
-          <w:p ns2:paraId="18601A12" ns2:textId="77777777">
+          <w:p>
             <w:pPr>
               <w:rPr>
                 <w:rFonts w:asciiTheme="majorHAnsi" w:hAnsiTheme="majorHAnsi" w:cstheme="majorHAnsi"/>
@@ -6605,7 +6600,7 @@
           </w:p>
         </w:tc>
       </w:tr>
-      <w:tr ns2:paraId="463E8D6E" ns2:textId="77777777">
+      <w:tr>
         <w:trPr>
           <w:trHeight w:val="154"/>
         </w:trPr>
@@ -6615,7 +6610,7 @@
             <w:vMerge w:val="restart"/>
             <w:shd w:val="clear" w:color="auto" w:fill="FFFFFF" w:themeFill="background1"/>
           </w:tcPr>
-          <w:p ns2:paraId="5202DD2B" ns2:textId="27005EF5">
+          <w:p>
             <w:pPr>
               <w:ind w:left="-107"/>
               <w:jc w:val="center"/>
@@ -6641,7 +6636,7 @@
             <w:vMerge w:val="restart"/>
             <w:shd w:val="clear" w:color="auto" w:fill="FFFFFF" w:themeFill="background1"/>
           </w:tcPr>
-          <w:p ns2:paraId="59256C41" ns2:textId="13AD97FB">
+          <w:p>
             <w:pPr>
               <w:rPr>
                 <w:rFonts w:asciiTheme="majorHAnsi" w:hAnsiTheme="majorHAnsi" w:cstheme="majorHAnsi"/>
@@ -6737,7 +6732,7 @@
             <w:tcW w:w="2442" w:type="dxa"/>
             <w:shd w:val="clear" w:color="auto" w:fill="FFFFFF" w:themeFill="background1"/>
           </w:tcPr>
-          <w:p ns2:paraId="0BB6EC08" ns2:textId="269728B0">
+          <w:p>
             <w:pPr>
               <w:rPr>
                 <w:rFonts w:asciiTheme="majorHAnsi" w:hAnsiTheme="majorHAnsi" w:cstheme="majorHAnsi"/>
@@ -6784,7 +6779,7 @@
             <w:tcW w:w="6237" w:type="dxa"/>
             <w:shd w:val="clear" w:color="auto" w:fill="FFFFFF" w:themeFill="background1"/>
           </w:tcPr>
-          <w:p ns2:paraId="5854BF5F" ns2:textId="77777777">
+          <w:p>
             <w:pPr>
               <w:rPr>
                 <w:rFonts w:asciiTheme="majorHAnsi" w:hAnsiTheme="majorHAnsi" w:cstheme="majorHAnsi"/>
@@ -6795,7 +6790,7 @@
           </w:p>
         </w:tc>
       </w:tr>
-      <w:tr ns2:paraId="68012B6D" ns2:textId="77777777">
+      <w:tr>
         <w:trPr>
           <w:trHeight w:val="154"/>
         </w:trPr>
@@ -6805,7 +6800,7 @@
             <w:vMerge/>
             <w:shd w:val="clear" w:color="auto" w:fill="FFFFFF" w:themeFill="background1"/>
           </w:tcPr>
-          <w:p ns2:paraId="31EAAD34" ns2:textId="77777777">
+          <w:p>
             <w:pPr>
               <w:rPr>
                 <w:rFonts w:asciiTheme="majorHAnsi" w:hAnsiTheme="majorHAnsi" w:cstheme="majorHAnsi"/>
@@ -6821,7 +6816,7 @@
             <w:vMerge/>
             <w:shd w:val="clear" w:color="auto" w:fill="FFFFFF" w:themeFill="background1"/>
           </w:tcPr>
-          <w:p ns2:paraId="68C4A0B5" ns2:textId="3E5C0854">
+          <w:p>
             <w:pPr>
               <w:rPr>
                 <w:rFonts w:asciiTheme="majorHAnsi" w:hAnsiTheme="majorHAnsi" w:cstheme="majorHAnsi"/>
@@ -6836,7 +6831,7 @@
             <w:tcW w:w="2442" w:type="dxa"/>
             <w:shd w:val="clear" w:color="auto" w:fill="FFFFFF" w:themeFill="background1"/>
           </w:tcPr>
-          <w:p ns2:paraId="5A56213C" ns2:textId="4098E119">
+          <w:p>
             <w:pPr>
               <w:rPr>
                 <w:rFonts w:asciiTheme="majorHAnsi" w:hAnsiTheme="majorHAnsi" w:cstheme="majorHAnsi"/>
@@ -6851,7 +6846,7 @@
             <w:tcW w:w="6237" w:type="dxa"/>
             <w:shd w:val="clear" w:color="auto" w:fill="FFFFFF" w:themeFill="background1"/>
           </w:tcPr>
-          <w:p ns2:paraId="668A7040" ns2:textId="77777777">
+          <w:p>
             <w:pPr>
               <w:rPr>
                 <w:rFonts w:asciiTheme="majorHAnsi" w:hAnsiTheme="majorHAnsi" w:cstheme="majorHAnsi"/>
@@ -6862,7 +6857,7 @@
           </w:p>
         </w:tc>
       </w:tr>
-      <w:tr ns2:paraId="1CF488CF" ns2:textId="77777777">
+      <w:tr>
         <w:trPr>
           <w:trHeight w:val="390"/>
         </w:trPr>
@@ -6872,7 +6867,7 @@
             <w:vMerge/>
             <w:shd w:val="clear" w:color="auto" w:fill="FFFFFF" w:themeFill="background1"/>
           </w:tcPr>
-          <w:p ns2:paraId="090C5453" ns2:textId="77777777">
+          <w:p>
             <w:pPr>
               <w:rPr>
                 <w:rFonts w:asciiTheme="majorHAnsi" w:hAnsiTheme="majorHAnsi" w:cstheme="majorHAnsi"/>
@@ -6888,7 +6883,7 @@
             <w:vMerge/>
             <w:shd w:val="clear" w:color="auto" w:fill="FFFFFF" w:themeFill="background1"/>
           </w:tcPr>
-          <w:p ns2:paraId="0FEBEF2F" ns2:textId="19F18EEE">
+          <w:p>
             <w:pPr>
               <w:rPr>
                 <w:rFonts w:asciiTheme="majorHAnsi" w:hAnsiTheme="majorHAnsi" w:cstheme="majorHAnsi"/>
@@ -6903,7 +6898,7 @@
             <w:tcW w:w="2442" w:type="dxa"/>
             <w:shd w:val="clear" w:color="auto" w:fill="FFFFFF" w:themeFill="background1"/>
           </w:tcPr>
-          <w:p ns2:paraId="694397D7" ns2:textId="5D5CFFDA">
+          <w:p>
             <w:pPr>
               <w:rPr>
                 <w:rFonts w:asciiTheme="majorHAnsi" w:hAnsiTheme="majorHAnsi" w:cstheme="majorHAnsi"/>
@@ -6918,7 +6913,7 @@
             <w:tcW w:w="6237" w:type="dxa"/>
             <w:shd w:val="clear" w:color="auto" w:fill="FFFFFF" w:themeFill="background1"/>
           </w:tcPr>
-          <w:p ns2:paraId="56768C63" ns2:textId="77777777">
+          <w:p>
             <w:pPr>
               <w:rPr>
                 <w:rFonts w:asciiTheme="majorHAnsi" w:hAnsiTheme="majorHAnsi" w:cstheme="majorHAnsi"/>
@@ -6929,14 +6924,14 @@
           </w:p>
         </w:tc>
       </w:tr>
-      <w:tr ns2:paraId="625209BF" ns2:textId="77777777">
+      <w:tr>
         <w:tc>
           <w:tcPr>
             <w:tcW w:w="564" w:type="dxa"/>
             <w:vMerge w:val="restart"/>
             <w:shd w:val="clear" w:color="auto" w:fill="EEECE1" w:themeFill="background2"/>
           </w:tcPr>
-          <w:p ns2:paraId="0DEB8B85" ns2:textId="5447B259">
+          <w:p>
             <w:pPr>
               <w:rPr>
                 <w:rFonts w:asciiTheme="majorHAnsi" w:hAnsiTheme="majorHAnsi" w:cstheme="majorHAnsi"/>
@@ -6960,7 +6955,7 @@
             <w:vMerge w:val="restart"/>
             <w:shd w:val="clear" w:color="auto" w:fill="EEECE1" w:themeFill="background2"/>
           </w:tcPr>
-          <w:p ns2:paraId="36BEDBFE" ns2:textId="54C099CD">
+          <w:p>
             <w:pPr>
               <w:rPr>
                 <w:rFonts w:asciiTheme="majorHAnsi" w:hAnsiTheme="majorHAnsi" w:cstheme="majorHAnsi"/>
@@ -7035,7 +7030,7 @@
             <w:tcW w:w="2442" w:type="dxa"/>
             <w:shd w:val="clear" w:color="auto" w:fill="EEECE1" w:themeFill="background2"/>
           </w:tcPr>
-          <w:p ns2:paraId="530A5E96" ns2:textId="1000B26B">
+          <w:p>
             <w:pPr>
               <w:rPr>
                 <w:rFonts w:asciiTheme="majorHAnsi" w:hAnsiTheme="majorHAnsi" w:cstheme="majorHAnsi"/>
@@ -7082,7 +7077,7 @@
             <w:tcW w:w="6237" w:type="dxa"/>
             <w:shd w:val="clear" w:color="auto" w:fill="EEECE1" w:themeFill="background2"/>
           </w:tcPr>
-          <w:p ns2:paraId="43605963" ns2:textId="77777777">
+          <w:p>
             <w:pPr>
               <w:rPr>
                 <w:rFonts w:asciiTheme="majorHAnsi" w:hAnsiTheme="majorHAnsi" w:cstheme="majorHAnsi"/>
@@ -7093,14 +7088,14 @@
           </w:p>
         </w:tc>
       </w:tr>
-      <w:tr ns2:paraId="0DA037B5" ns2:textId="77777777">
+      <w:tr>
         <w:tc>
           <w:tcPr>
             <w:tcW w:w="564" w:type="dxa"/>
             <w:vMerge/>
             <w:shd w:val="clear" w:color="auto" w:fill="EEECE1" w:themeFill="background2"/>
           </w:tcPr>
-          <w:p ns2:paraId="55F9833D" ns2:textId="77777777">
+          <w:p>
             <w:pPr>
               <w:rPr>
                 <w:rFonts w:asciiTheme="majorHAnsi" w:hAnsiTheme="majorHAnsi" w:cstheme="majorHAnsi"/>
@@ -7116,7 +7111,7 @@
             <w:vMerge/>
             <w:shd w:val="clear" w:color="auto" w:fill="EEECE1" w:themeFill="background2"/>
           </w:tcPr>
-          <w:p ns2:paraId="15618E77" ns2:textId="5544740B">
+          <w:p>
             <w:pPr>
               <w:rPr>
                 <w:rFonts w:asciiTheme="majorHAnsi" w:hAnsiTheme="majorHAnsi" w:cstheme="majorHAnsi"/>
@@ -7131,7 +7126,7 @@
             <w:tcW w:w="2442" w:type="dxa"/>
             <w:shd w:val="clear" w:color="auto" w:fill="EEECE1" w:themeFill="background2"/>
           </w:tcPr>
-          <w:p ns2:paraId="5AA32200" ns2:textId="164E4497">
+          <w:p>
             <w:pPr>
               <w:rPr>
                 <w:rFonts w:asciiTheme="majorHAnsi" w:hAnsiTheme="majorHAnsi" w:cstheme="majorHAnsi"/>
@@ -7146,7 +7141,7 @@
             <w:tcW w:w="6237" w:type="dxa"/>
             <w:shd w:val="clear" w:color="auto" w:fill="EEECE1" w:themeFill="background2"/>
           </w:tcPr>
-          <w:p ns2:paraId="67A7060E" ns2:textId="77777777">
+          <w:p>
             <w:pPr>
               <w:rPr>
                 <w:rFonts w:asciiTheme="majorHAnsi" w:hAnsiTheme="majorHAnsi" w:cstheme="majorHAnsi"/>
@@ -7157,14 +7152,14 @@
           </w:p>
         </w:tc>
       </w:tr>
-      <w:tr ns2:paraId="602F56F1" ns2:textId="77777777">
+      <w:tr>
         <w:tc>
           <w:tcPr>
             <w:tcW w:w="564" w:type="dxa"/>
             <w:vMerge/>
             <w:shd w:val="clear" w:color="auto" w:fill="EEECE1" w:themeFill="background2"/>
           </w:tcPr>
-          <w:p ns2:paraId="28575E71" ns2:textId="77777777">
+          <w:p>
             <w:pPr>
               <w:rPr>
                 <w:rFonts w:asciiTheme="majorHAnsi" w:hAnsiTheme="majorHAnsi" w:cstheme="majorHAnsi"/>
@@ -7180,7 +7175,7 @@
             <w:vMerge/>
             <w:shd w:val="clear" w:color="auto" w:fill="EEECE1" w:themeFill="background2"/>
           </w:tcPr>
-          <w:p ns2:paraId="3AFBFE58" ns2:textId="203508D4">
+          <w:p>
             <w:pPr>
               <w:rPr>
                 <w:rFonts w:asciiTheme="majorHAnsi" w:hAnsiTheme="majorHAnsi" w:cstheme="majorHAnsi"/>
@@ -7195,7 +7190,7 @@
             <w:tcW w:w="2442" w:type="dxa"/>
             <w:shd w:val="clear" w:color="auto" w:fill="EEECE1" w:themeFill="background2"/>
           </w:tcPr>
-          <w:p ns2:paraId="70595C78" ns2:textId="409ACDAF">
+          <w:p>
             <w:pPr>
               <w:rPr>
                 <w:rFonts w:asciiTheme="majorHAnsi" w:hAnsiTheme="majorHAnsi" w:cstheme="majorHAnsi"/>
@@ -7210,7 +7205,7 @@
             <w:tcW w:w="6237" w:type="dxa"/>
             <w:shd w:val="clear" w:color="auto" w:fill="EEECE1" w:themeFill="background2"/>
           </w:tcPr>
-          <w:p ns2:paraId="774654C7" ns2:textId="77777777">
+          <w:p>
             <w:pPr>
               <w:rPr>
                 <w:rFonts w:asciiTheme="majorHAnsi" w:hAnsiTheme="majorHAnsi" w:cstheme="majorHAnsi"/>
@@ -7222,7 +7217,7 @@
         </w:tc>
       </w:tr>
     </w:tbl>
-    <w:p ns2:paraId="68719272" ns2:textId="77777777">
+    <w:p>
       <w:pPr>
         <w:ind w:right="-1440"/>
         <w:rPr>
@@ -7233,7 +7228,7 @@
         </w:rPr>
       </w:pPr>
     </w:p>
-    <w:p ns2:paraId="045D8980" ns2:textId="3BE740C7">
+    <w:p>
       <w:pPr>
         <w:ind w:left="-900" w:right="-1440"/>
         <w:rPr>
@@ -7321,7 +7316,7 @@
         <w:t>ください。</w:t>
       </w:r>
     </w:p>
-    <w:p ns2:paraId="13709D3D" ns2:textId="77777777">
+    <w:p>
       <w:pPr>
         <w:ind w:left="-900" w:right="-1440"/>
         <w:rPr>
@@ -7343,7 +7338,7 @@
         <w:t xml:space="preserve"> </w:t>
       </w:r>
     </w:p>
-    <w:p ns2:paraId="4E303B59" ns2:textId="2461E6B8">
+    <w:p>
       <w:pPr>
         <w:ind w:left="-900" w:right="-1440"/>
         <w:rPr>
@@ -7379,16 +7374,7 @@
           <w:szCs w:val="22"/>
           <w:lang w:eastAsia="ja"/>
         </w:rPr>
-        <w:t>X</w:t>
-      </w:r>
-      <w:r>
-        <w:rPr>
-          <w:b/>
-          <w:sz w:val="22"/>
-          <w:szCs w:val="22"/>
-          <w:lang w:eastAsia="ja"/>
-        </w:rPr>
-        <w:t xml:space="preserve"> </w:t>
+        <w:t xml:space="preserve">X </w:t>
       </w:r>
       <w:r>
         <w:rPr>
@@ -7515,7 +7501,7 @@
       </w:r>
       <w:proofErr w:type="gramEnd"/>
     </w:p>
-    <w:p ns2:paraId="39AD5256" ns2:textId="34DA748A">
+    <w:p>
       <w:pPr>
         <w:ind w:left="-900" w:right="-1440"/>
         <w:rPr>
@@ -7535,7 +7521,7 @@
         <w:t xml:space="preserve"> </w:t>
       </w:r>
     </w:p>
-    <w:p ns2:paraId="0E1FD068" ns2:textId="290B590F">
+    <w:p>
       <w:pPr>
         <w:ind w:left="-900" w:right="-1440"/>
         <w:rPr>
@@ -7587,7 +7573,7 @@
         <w:t>】</w:t>
       </w:r>
     </w:p>
-    <w:p ns2:paraId="704036BC" ns2:textId="54A42AF6">
+    <w:p>
       <w:pPr>
         <w:ind w:left="-900" w:right="-1440"/>
         <w:rPr>
@@ -7643,7 +7629,7 @@
         <w:t xml:space="preserve">行政機関、財団、企業スポンサー、学術研究機関等　　</w:t>
       </w:r>
     </w:p>
-    <w:p ns2:paraId="2E303A4B" ns2:textId="0451D134">
+    <w:p>
       <w:pPr>
         <w:ind w:left="-900" w:right="-1440"/>
         <w:rPr>
@@ -7735,7 +7721,7 @@
         <w:t>から著者の所属機関に支払われる</w:t>
       </w:r>
     </w:p>
-    <w:p ns2:paraId="674B8B49" ns2:textId="105B970D">
+    <w:p>
       <w:pPr>
         <w:ind w:left="-900" w:right="-1440"/>
         <w:rPr>
@@ -7845,7 +7831,7 @@
         <w:t>所属先</w:t>
       </w:r>
     </w:p>
-    <w:p ns2:paraId="0267CB22" ns2:textId="7271D015">
+    <w:p>
       <w:pPr>
         <w:ind w:left="-900" w:right="-1440"/>
         <w:rPr>
@@ -7901,7 +7887,7 @@
         <w:t>から提供される医薬品／医療機器、旅費、執筆補助、管理面での支援等</w:t>
       </w:r>
     </w:p>
-    <w:p ns2:paraId="06E2AB7B" ns2:textId="3531A18C">
+    <w:p>
       <w:pPr>
         <w:ind w:left="-900" w:right="-1440"/>
         <w:rPr>
@@ -7948,7 +7934,7 @@
         <w:t>つに含まれない何かがあれば記載</w:t>
       </w:r>
     </w:p>
-    <w:p ns2:paraId="4C0F353A" ns2:textId="05E9CC3A">
+    <w:p>
       <w:pPr>
         <w:ind w:left="-900" w:right="-1440"/>
         <w:rPr>
@@ -8004,7 +7990,7 @@
         <w:t>されていない</w:t>
       </w:r>
     </w:p>
-    <w:p ns2:paraId="5A166302" ns2:textId="6158299E">
+    <w:p>
       <w:pPr>
         <w:ind w:left="-900" w:right="-1440"/>
         <w:rPr>
@@ -8060,7 +8046,7 @@
         <w:t>されている。</w:t>
       </w:r>
     </w:p>
-    <w:p ns2:paraId="1AED1A08" ns2:textId="63D0E945">
+    <w:p>
       <w:pPr>
         <w:ind w:left="-900" w:right="-1440"/>
         <w:rPr>
@@ -8125,7 +8111,7 @@
         <w:t>にライセンスされているが、ロイヤルティ収入があるかどうか</w:t>
       </w:r>
     </w:p>
-    <w:p ns2:paraId="6AC12863" ns2:textId="3BB5AF92">
+    <w:p>
       <w:pPr>
         <w:ind w:left="-900" w:right="-1440"/>
         <w:rPr>
@@ -8163,7 +8149,7 @@
         <w:t xml:space="preserve">　著者のパテントによる資金が著者へ或いは所属機関に入っている。</w:t>
       </w:r>
     </w:p>
-    <w:p ns2:paraId="441D3AEC" ns2:textId="306A4321">
+    <w:p>
       <w:pPr>
         <w:ind w:left="-900" w:right="-1440"/>
         <w:rPr>
@@ -8174,7 +8160,7 @@
         </w:rPr>
       </w:pPr>
     </w:p>
-    <w:p ns2:paraId="779E2931" ns2:textId="6952D819">
+    <w:p>
       <w:pPr>
         <w:ind w:left="-900" w:right="-1440"/>
         <w:rPr>
@@ -8183,7 +8169,7 @@
           <w:bCs/>
           <w:sz w:val="20"/>
           <w:szCs w:val="22"/>
-          <w:lang w:eastAsia="ja-JP"/>
+          <w:lang w:eastAsia="zh-CN"/>
         </w:rPr>
       </w:pPr>
       <w:r>
@@ -8193,7 +8179,7 @@
           <w:bCs/>
           <w:sz w:val="20"/>
           <w:szCs w:val="22"/>
-          <w:lang w:eastAsia="ja-JP"/>
+          <w:lang w:eastAsia="zh-CN"/>
         </w:rPr>
         <w:t>（日本医学会利益相反委員会訳</w:t>
       </w:r>
@@ -8204,7 +8190,7 @@
           <w:bCs/>
           <w:sz w:val="20"/>
           <w:szCs w:val="22"/>
-          <w:lang w:eastAsia="ja-JP"/>
+          <w:lang w:eastAsia="zh-CN"/>
         </w:rPr>
         <w:t>2021</w:t>
       </w:r>
@@ -8215,7 +8201,7 @@
           <w:bCs/>
           <w:sz w:val="20"/>
           <w:szCs w:val="22"/>
-          <w:lang w:eastAsia="ja-JP"/>
+          <w:lang w:eastAsia="zh-CN"/>
         </w:rPr>
         <w:t>年</w:t>
       </w:r>
@@ -8226,7 +8212,7 @@
           <w:bCs/>
           <w:sz w:val="20"/>
           <w:szCs w:val="22"/>
-          <w:lang w:eastAsia="ja-JP"/>
+          <w:lang w:eastAsia="zh-CN"/>
         </w:rPr>
         <w:t>）</w:t>
       </w:r>
@@ -8668,6 +8654,7 @@
   <w:style w:type="character" w:default="1" w:styleId="a0">
     <w:name w:val="Default Paragraph Font"/>
     <w:uiPriority w:val="1"/>
+    <w:semiHidden/>
     <w:unhideWhenUsed/>
   </w:style>
   <w:style w:type="table" w:default="1" w:styleId="a1">
@@ -9178,10 +9165,21 @@
 </file>
 
 <file path=customXml/item1.xml><?xml version="1.0" encoding="utf-8"?>
-<b:Sources xmlns:b="http://schemas.openxmlformats.org/officeDocument/2006/bibliography" xmlns="http://schemas.openxmlformats.org/officeDocument/2006/bibliography" SelectedStyle="\APASixthEditionOfficeOnline.xsl" StyleName="APA" Version="6"/>
+<p:properties xmlns:p="http://schemas.microsoft.com/office/2006/metadata/properties" xmlns:xsi="http://www.w3.org/2001/XMLSchema-instance" xmlns:pc="http://schemas.microsoft.com/office/infopath/2007/PartnerControls">
+  <documentManagement/>
+</p:properties>
 </file>
 
 <file path=customXml/item2.xml><?xml version="1.0" encoding="utf-8"?>
+<?mso-contentType ?>
+<FormTemplates xmlns="http://schemas.microsoft.com/sharepoint/v3/contenttype/forms">
+  <Display>DocumentLibraryForm</Display>
+  <Edit>DocumentLibraryForm</Edit>
+  <New>DocumentLibraryForm</New>
+</FormTemplates>
+</file>
+
+<file path=customXml/item3.xml><?xml version="1.0" encoding="utf-8"?>
 <ct:contentTypeSchema xmlns:ct="http://schemas.microsoft.com/office/2006/metadata/contentType" xmlns:ma="http://schemas.microsoft.com/office/2006/metadata/properties/metaAttributes" ct:_="" ma:_="" ma:contentTypeName="Document" ma:contentTypeID="0x0101000B2E40D6D12E684AAB284EDBDF8FB993" ma:contentTypeVersion="9" ma:contentTypeDescription="Create a new document." ma:contentTypeScope="" ma:versionID="91481243710a00996caf3f85af58b1cf">
   <xsd:schema xmlns:xsd="http://www.w3.org/2001/XMLSchema" xmlns:xs="http://www.w3.org/2001/XMLSchema" xmlns:p="http://schemas.microsoft.com/office/2006/metadata/properties" xmlns:ns3="8732763e-9c11-4a14-9a54-358c2df91035" targetNamespace="http://schemas.microsoft.com/office/2006/metadata/properties" ma:root="true" ma:fieldsID="07580c9a8b83f35508e506ec5f230b78" ns3:_="">
     <xsd:import namespace="8732763e-9c11-4a14-9a54-358c2df91035"/>
@@ -9359,30 +9357,28 @@
 </ct:contentTypeSchema>
 </file>
 
-<file path=customXml/item3.xml><?xml version="1.0" encoding="utf-8"?>
-<?mso-contentType ?>
-<FormTemplates xmlns="http://schemas.microsoft.com/sharepoint/v3/contenttype/forms">
-  <Display>DocumentLibraryForm</Display>
-  <Edit>DocumentLibraryForm</Edit>
-  <New>DocumentLibraryForm</New>
-</FormTemplates>
-</file>
-
 <file path=customXml/item4.xml><?xml version="1.0" encoding="utf-8"?>
-<p:properties xmlns:p="http://schemas.microsoft.com/office/2006/metadata/properties" xmlns:xsi="http://www.w3.org/2001/XMLSchema-instance" xmlns:pc="http://schemas.microsoft.com/office/infopath/2007/PartnerControls">
-  <documentManagement/>
-</p:properties>
+<b:Sources xmlns:b="http://schemas.openxmlformats.org/officeDocument/2006/bibliography" xmlns="http://schemas.openxmlformats.org/officeDocument/2006/bibliography" SelectedStyle="\APASixthEditionOfficeOnline.xsl" StyleName="APA" Version="6"/>
 </file>
 
 <file path=customXml/itemProps1.xml><?xml version="1.0" encoding="utf-8"?>
-<ds:datastoreItem xmlns:ds="http://schemas.openxmlformats.org/officeDocument/2006/customXml" ds:itemID="{17465754-4874-4284-B81F-C2D72E3018D2}">
+<ds:datastoreItem xmlns:ds="http://schemas.openxmlformats.org/officeDocument/2006/customXml" ds:itemID="{DE00B2D2-B784-4877-B824-FEC9D2837E99}">
   <ds:schemaRefs>
-    <ds:schemaRef ds:uri="http://schemas.openxmlformats.org/officeDocument/2006/bibliography"/>
+    <ds:schemaRef ds:uri="http://schemas.microsoft.com/office/2006/metadata/properties"/>
+    <ds:schemaRef ds:uri="http://schemas.microsoft.com/office/infopath/2007/PartnerControls"/>
   </ds:schemaRefs>
 </ds:datastoreItem>
 </file>
 
 <file path=customXml/itemProps2.xml><?xml version="1.0" encoding="utf-8"?>
+<ds:datastoreItem xmlns:ds="http://schemas.openxmlformats.org/officeDocument/2006/customXml" ds:itemID="{175EFA6E-4395-4929-AE48-9AD329A27F11}">
+  <ds:schemaRefs>
+    <ds:schemaRef ds:uri="http://schemas.microsoft.com/sharepoint/v3/contenttype/forms"/>
+  </ds:schemaRefs>
+</ds:datastoreItem>
+</file>
+
+<file path=customXml/itemProps3.xml><?xml version="1.0" encoding="utf-8"?>
 <ds:datastoreItem xmlns:ds="http://schemas.openxmlformats.org/officeDocument/2006/customXml" ds:itemID="{84CBB787-5317-4119-AE9E-E9A4BC6E0490}">
   <ds:schemaRefs>
     <ds:schemaRef ds:uri="http://schemas.microsoft.com/office/2006/metadata/contentType"/>
@@ -9400,19 +9396,10 @@
 </ds:datastoreItem>
 </file>
 
-<file path=customXml/itemProps3.xml><?xml version="1.0" encoding="utf-8"?>
-<ds:datastoreItem xmlns:ds="http://schemas.openxmlformats.org/officeDocument/2006/customXml" ds:itemID="{175EFA6E-4395-4929-AE48-9AD329A27F11}">
+<file path=customXml/itemProps4.xml><?xml version="1.0" encoding="utf-8"?>
+<ds:datastoreItem xmlns:ds="http://schemas.openxmlformats.org/officeDocument/2006/customXml" ds:itemID="{17465754-4874-4284-B81F-C2D72E3018D2}">
   <ds:schemaRefs>
-    <ds:schemaRef ds:uri="http://schemas.microsoft.com/sharepoint/v3/contenttype/forms"/>
-  </ds:schemaRefs>
-</ds:datastoreItem>
-</file>
-
-<file path=customXml/itemProps4.xml><?xml version="1.0" encoding="utf-8"?>
-<ds:datastoreItem xmlns:ds="http://schemas.openxmlformats.org/officeDocument/2006/customXml" ds:itemID="{DE00B2D2-B784-4877-B824-FEC9D2837E99}">
-  <ds:schemaRefs>
-    <ds:schemaRef ds:uri="http://schemas.microsoft.com/office/2006/metadata/properties"/>
-    <ds:schemaRef ds:uri="http://schemas.microsoft.com/office/infopath/2007/PartnerControls"/>
+    <ds:schemaRef ds:uri="http://schemas.openxmlformats.org/officeDocument/2006/bibliography"/>
   </ds:schemaRefs>
 </ds:datastoreItem>
 </file>